--- a/fukuda-contract-appendix/別紙1-4_ブリスオーディオ_R8.5-R9.4.docx
+++ b/fukuda-contract-appendix/別紙1-4_ブリスオーディオ_R8.5-R9.4.docx
@@ -4145,7 +4145,7 @@
                 <w:sz w:val="16"/>
                 <w:szCs w:val="16"/>
               </w:rPr>
-              <w:t xml:space="preserve"/>
+              <w:t xml:space="preserve">下記お値引き欄にて調整</w:t>
             </w:r>
           </w:p>
         </w:tc>
@@ -4886,7 +4886,7 @@
                 <w:sz w:val="17"/>
                 <w:szCs w:val="17"/>
               </w:rPr>
-              <w:t xml:space="preserve">お値引き（税込）　　</w:t>
+              <w:t xml:space="preserve">お値引き（税込）　※3　　</w:t>
             </w:r>
           </w:p>
         </w:tc>
@@ -4921,7 +4921,7 @@
                 <w:sz w:val="17"/>
                 <w:szCs w:val="17"/>
               </w:rPr>
-              <w:t xml:space="preserve">0</w:t>
+              <w:t xml:space="preserve">△682,275</w:t>
             </w:r>
           </w:p>
         </w:tc>
@@ -5029,7 +5029,7 @@
                 <w:sz w:val="17"/>
                 <w:szCs w:val="17"/>
               </w:rPr>
-              <w:t xml:space="preserve">1,315,875</w:t>
+              <w:t xml:space="preserve">633,600</w:t>
             </w:r>
           </w:p>
         </w:tc>
@@ -5130,7 +5130,7 @@
           <w:sz w:val="16"/>
           <w:szCs w:val="16"/>
         </w:rPr>
-        <w:t xml:space="preserve">※3　本別紙は本契約の一部を構成する。本別紙の変更は、甲乙双方の書面又は電磁的方法による合意によらなければ、その効力を生じない。</w:t>
+        <w:t xml:space="preserve">※3　お値引きは、従前の顧問契約書（令和6年1月改定。税務顧問報酬 月額 金52,800円（税込））に基づく年額報酬 金633,600円（税込）に本別紙の合計額を据え置くための調整である。お値引き額は税抜 金620,250円（消費税額 金62,025円）に相当する。適用期間は別紙4第11条による。</w:t>
       </w:r>
     </w:p>
     <w:p>
@@ -5146,7 +5146,7 @@
           <w:sz w:val="16"/>
           <w:szCs w:val="16"/>
         </w:rPr>
-        <w:t xml:space="preserve">※4　契約期間の中途において消費税率が改正された場合、消費税額は改正後の税率による。</w:t>
+        <w:t xml:space="preserve">※4　本別紙は本契約の一部を構成する。本別紙の変更は、甲乙双方の書面又は電磁的方法による合意によらなければ、その効力を生じない。</w:t>
       </w:r>
     </w:p>
     <w:p>
@@ -5162,7 +5162,23 @@
           <w:sz w:val="16"/>
           <w:szCs w:val="16"/>
         </w:rPr>
-        <w:t xml:space="preserve">※5　本別紙に係る但し書き及び特約は、別紙4のとおりとする。</w:t>
+        <w:t xml:space="preserve">※5　契約期間の中途において消費税率が改正された場合、消費税額は改正後の税率による。</w:t>
+      </w:r>
+    </w:p>
+    <w:p>
+      <w:pPr>
+        <w:spacing w:after="20" w:before="20" w:line="215"/>
+        <w:jc w:val="left"/>
+      </w:pPr>
+      <w:r>
+        <w:rPr>
+          <w:rFonts w:ascii="MS Mincho" w:cs="MS Mincho" w:eastAsia="MS Mincho" w:hAnsi="MS Mincho"/>
+          <w:b w:val="false"/>
+          <w:bCs w:val="false"/>
+          <w:sz w:val="16"/>
+          <w:szCs w:val="16"/>
+        </w:rPr>
+        <w:t xml:space="preserve">※6　本別紙に係る但し書き及び特約は、別紙4のとおりとする。</w:t>
       </w:r>
     </w:p>
     <w:p>
@@ -10649,6 +10665,114 @@
               <w:bottom w:val="single" w:color="000000" w:sz="4"/>
               <w:right w:val="single" w:color="000000" w:sz="4"/>
             </w:tcBorders>
+            <w:shd w:fill="F2F2F2" w:color="auto" w:val="clear"/>
+            <w:tcMar>
+              <w:top w:type="dxa" w:w="35"/>
+              <w:left w:type="dxa" w:w="60"/>
+              <w:bottom w:type="dxa" w:w="35"/>
+              <w:right w:type="dxa" w:w="60"/>
+            </w:tcMar>
+            <w:vAlign w:val="center"/>
+          </w:tcPr>
+          <w:p>
+            <w:pPr>
+              <w:spacing w:after="20" w:before="20" w:line="215"/>
+              <w:jc w:val="right"/>
+            </w:pPr>
+            <w:r>
+              <w:rPr>
+                <w:rFonts w:ascii="MS Mincho" w:cs="MS Mincho" w:eastAsia="MS Mincho" w:hAnsi="MS Mincho"/>
+                <w:b w:val="false"/>
+                <w:bCs w:val="false"/>
+                <w:sz w:val="17"/>
+                <w:szCs w:val="17"/>
+              </w:rPr>
+              <w:t xml:space="preserve">お値引き（税込）　※3　　</w:t>
+            </w:r>
+          </w:p>
+        </w:tc>
+        <w:tc>
+          <w:tcPr>
+            <w:tcW w:type="dxa" w:w="1300"/>
+            <w:tcBorders>
+              <w:top w:val="single" w:color="000000" w:sz="4"/>
+              <w:left w:val="single" w:color="000000" w:sz="4"/>
+              <w:bottom w:val="single" w:color="000000" w:sz="4"/>
+              <w:right w:val="single" w:color="000000" w:sz="4"/>
+            </w:tcBorders>
+            <w:shd w:fill="F2F2F2" w:color="auto" w:val="clear"/>
+            <w:tcMar>
+              <w:top w:type="dxa" w:w="35"/>
+              <w:left w:type="dxa" w:w="60"/>
+              <w:bottom w:type="dxa" w:w="35"/>
+              <w:right w:type="dxa" w:w="60"/>
+            </w:tcMar>
+            <w:vAlign w:val="center"/>
+          </w:tcPr>
+          <w:p>
+            <w:pPr>
+              <w:spacing w:after="20" w:before="20" w:line="215"/>
+              <w:jc w:val="right"/>
+            </w:pPr>
+            <w:r>
+              <w:rPr>
+                <w:rFonts w:ascii="MS Mincho" w:cs="MS Mincho" w:eastAsia="MS Mincho" w:hAnsi="MS Mincho"/>
+                <w:b w:val="false"/>
+                <w:bCs w:val="false"/>
+                <w:sz w:val="17"/>
+                <w:szCs w:val="17"/>
+              </w:rPr>
+              <w:t xml:space="preserve">△268,620</w:t>
+            </w:r>
+          </w:p>
+        </w:tc>
+        <w:tc>
+          <w:tcPr>
+            <w:tcW w:type="dxa" w:w="1859"/>
+            <w:tcBorders>
+              <w:top w:val="single" w:color="000000" w:sz="4"/>
+              <w:left w:val="single" w:color="000000" w:sz="4"/>
+              <w:bottom w:val="single" w:color="000000" w:sz="4"/>
+              <w:right w:val="single" w:color="000000" w:sz="4"/>
+            </w:tcBorders>
+            <w:shd w:fill="F2F2F2" w:color="auto" w:val="clear"/>
+            <w:tcMar>
+              <w:top w:type="dxa" w:w="35"/>
+              <w:left w:type="dxa" w:w="60"/>
+              <w:bottom w:type="dxa" w:w="35"/>
+              <w:right w:type="dxa" w:w="60"/>
+            </w:tcMar>
+            <w:vAlign w:val="center"/>
+          </w:tcPr>
+          <w:p>
+            <w:pPr>
+              <w:spacing w:after="20" w:before="20" w:line="215"/>
+              <w:jc w:val="left"/>
+            </w:pPr>
+            <w:r>
+              <w:rPr>
+                <w:rFonts w:ascii="MS Mincho" w:cs="MS Mincho" w:eastAsia="MS Mincho" w:hAnsi="MS Mincho"/>
+                <w:b w:val="false"/>
+                <w:bCs w:val="false"/>
+                <w:sz w:val="17"/>
+                <w:szCs w:val="17"/>
+              </w:rPr>
+              <w:t xml:space="preserve"/>
+            </w:r>
+          </w:p>
+        </w:tc>
+      </w:tr>
+      <w:tr>
+        <w:tc>
+          <w:tcPr>
+            <w:tcW w:type="dxa" w:w="6480"/>
+            <w:gridSpan w:val="5"/>
+            <w:tcBorders>
+              <w:top w:val="single" w:color="000000" w:sz="4"/>
+              <w:left w:val="single" w:color="000000" w:sz="4"/>
+              <w:bottom w:val="single" w:color="000000" w:sz="4"/>
+              <w:right w:val="single" w:color="000000" w:sz="4"/>
+            </w:tcBorders>
             <w:shd w:fill="E6E6E6" w:color="auto" w:val="clear"/>
             <w:tcMar>
               <w:top w:type="dxa" w:w="35"/>
@@ -10706,7 +10830,7 @@
                 <w:sz w:val="17"/>
                 <w:szCs w:val="17"/>
               </w:rPr>
-              <w:t xml:space="preserve">408,540</w:t>
+              <w:t xml:space="preserve">139,920</w:t>
             </w:r>
           </w:p>
         </w:tc>
@@ -10807,7 +10931,7 @@
           <w:sz w:val="16"/>
           <w:szCs w:val="16"/>
         </w:rPr>
-        <w:t xml:space="preserve">※3　「含む」欄に☑を付していない業務は、本契約に含まれない。甲が当該業務を希望する場合は、その都度、事前に甲乙が業務内容及び報酬額を合意のうえ実施し、上表の単価により別途請求する。</w:t>
+        <w:t xml:space="preserve">※3　お値引きは、従前の顧問契約書（令和6年1月改定。給与計算代行 月額 金11,660円（税込））に基づく年額報酬 金139,920円（税込）に本別紙の合計額を据え置くための調整である。お値引き額は税抜 金244,200円（消費税額 金24,420円）に相当する。適用期間は別紙4第11条による。</w:t>
       </w:r>
     </w:p>
     <w:p>
@@ -10823,7 +10947,7 @@
           <w:sz w:val="16"/>
           <w:szCs w:val="16"/>
         </w:rPr>
-        <w:t xml:space="preserve">※4　上表に掲げのない業務のうち、年末調整代行、支払調書の作成代行、償却資産税申告書の作成代行その他の業務の報酬は、別紙2のとおりとする。</w:t>
+        <w:t xml:space="preserve">※4　「含む」欄に☑を付していない業務は、本契約に含まれない。甲が当該業務を希望する場合は、その都度、事前に甲乙が業務内容及び報酬額を合意のうえ実施し、上表の単価により別途請求する。</w:t>
       </w:r>
     </w:p>
     <w:p>
@@ -10839,7 +10963,7 @@
           <w:sz w:val="16"/>
           <w:szCs w:val="16"/>
         </w:rPr>
-        <w:t xml:space="preserve">※5　本別紙は本契約の一部を構成する。本別紙の変更は、甲乙双方の書面又は電磁的方法による合意によらなければ、その効力を生じない。</w:t>
+        <w:t xml:space="preserve">※5　上表に掲げのない業務のうち、年末調整代行、支払調書の作成代行、償却資産税申告書の作成代行その他の業務の報酬は、別紙2のとおりとする。</w:t>
       </w:r>
     </w:p>
     <w:p>
@@ -10855,7 +10979,7 @@
           <w:sz w:val="16"/>
           <w:szCs w:val="16"/>
         </w:rPr>
-        <w:t xml:space="preserve">※6　契約期間の中途において消費税率が改正された場合、消費税額は改正後の税率による。</w:t>
+        <w:t xml:space="preserve">※6　本別紙は本契約の一部を構成する。本別紙の変更は、甲乙双方の書面又は電磁的方法による合意によらなければ、その効力を生じない。</w:t>
       </w:r>
     </w:p>
     <w:p>
@@ -10871,7 +10995,23 @@
           <w:sz w:val="16"/>
           <w:szCs w:val="16"/>
         </w:rPr>
-        <w:t xml:space="preserve">※7　本別紙に係る但し書き及び特約は、別紙4のとおりとする。</w:t>
+        <w:t xml:space="preserve">※7　契約期間の中途において消費税率が改正された場合、消費税額は改正後の税率による。</w:t>
+      </w:r>
+    </w:p>
+    <w:p>
+      <w:pPr>
+        <w:spacing w:after="20" w:before="20" w:line="215"/>
+        <w:jc w:val="left"/>
+      </w:pPr>
+      <w:r>
+        <w:rPr>
+          <w:rFonts w:ascii="MS Mincho" w:cs="MS Mincho" w:eastAsia="MS Mincho" w:hAnsi="MS Mincho"/>
+          <w:b w:val="false"/>
+          <w:bCs w:val="false"/>
+          <w:sz w:val="16"/>
+          <w:szCs w:val="16"/>
+        </w:rPr>
+        <w:t xml:space="preserve">※8　本別紙に係る但し書き及び特約は、別紙4のとおりとする。</w:t>
       </w:r>
     </w:p>
     <w:p>
@@ -11604,6 +11744,69 @@
     </w:p>
     <w:p>
       <w:pPr>
+        <w:spacing w:after="30" w:before="140" w:line="215"/>
+      </w:pPr>
+      <w:r>
+        <w:rPr>
+          <w:rFonts w:ascii="MS Mincho" w:cs="MS Mincho" w:eastAsia="MS Mincho" w:hAnsi="MS Mincho"/>
+          <w:b/>
+          <w:bCs/>
+          <w:sz w:val="18"/>
+          <w:szCs w:val="18"/>
+        </w:rPr>
+        <w:t xml:space="preserve">第11条（お値引き）</w:t>
+      </w:r>
+    </w:p>
+    <w:p>
+      <w:pPr>
+        <w:spacing w:after="10" w:before="10" w:line="215"/>
+        <w:ind w:left="240" w:hanging="240"/>
+      </w:pPr>
+      <w:r>
+        <w:rPr>
+          <w:rFonts w:ascii="MS Mincho" w:cs="MS Mincho" w:eastAsia="MS Mincho" w:hAnsi="MS Mincho"/>
+          <w:b w:val="false"/>
+          <w:bCs w:val="false"/>
+          <w:sz w:val="16"/>
+          <w:szCs w:val="16"/>
+        </w:rPr>
+        <w:t xml:space="preserve">1　別紙1及び別紙3のお値引きは、従前の顧問契約書（令和6年1月改定）に基づく年額報酬（税務顧問報酬 金633,600円（税込）及び給与計算代行 金139,920円（税込）。合計 金773,520円（税込））に、本別紙の合計額を据え置くための調整である。</w:t>
+      </w:r>
+    </w:p>
+    <w:p>
+      <w:pPr>
+        <w:spacing w:after="10" w:before="10" w:line="215"/>
+        <w:ind w:left="240" w:hanging="240"/>
+      </w:pPr>
+      <w:r>
+        <w:rPr>
+          <w:rFonts w:ascii="MS Mincho" w:cs="MS Mincho" w:eastAsia="MS Mincho" w:hAnsi="MS Mincho"/>
+          <w:b w:val="false"/>
+          <w:bCs w:val="false"/>
+          <w:sz w:val="16"/>
+          <w:szCs w:val="16"/>
+        </w:rPr>
+        <w:t xml:space="preserve">2　前項のお値引きは、本契約の期間（令和8年5月1日から令和9年4月30日まで）に限り適用する。次期以降の取扱いは、甲乙協議のうえ決定する。</w:t>
+      </w:r>
+    </w:p>
+    <w:p>
+      <w:pPr>
+        <w:spacing w:after="10" w:before="10" w:line="215"/>
+        <w:ind w:left="240" w:hanging="240"/>
+      </w:pPr>
+      <w:r>
+        <w:rPr>
+          <w:rFonts w:ascii="MS Mincho" w:cs="MS Mincho" w:eastAsia="MS Mincho" w:hAnsi="MS Mincho"/>
+          <w:b w:val="false"/>
+          <w:bCs w:val="false"/>
+          <w:sz w:val="16"/>
+          <w:szCs w:val="16"/>
+        </w:rPr>
+        <w:t xml:space="preserve">3　本契約期間の中途において委任業務の範囲又は数量に変更が生じた場合のお値引き額の取扱いは、甲乙協議のうえ決定する。</w:t>
+      </w:r>
+    </w:p>
+    <w:p>
+      <w:pPr>
         <w:spacing w:after="60" w:before="160"/>
       </w:pPr>
       <w:r>

--- a/fukuda-contract-appendix/別紙1-4_ブリスオーディオ_R8.5-R9.4.docx
+++ b/fukuda-contract-appendix/別紙1-4_ブリスオーディオ_R8.5-R9.4.docx
@@ -1060,7 +1060,7 @@
                 <w:sz w:val="16"/>
                 <w:szCs w:val="16"/>
               </w:rPr>
-              <w:t xml:space="preserve">4,325　件</w:t>
+              <w:t xml:space="preserve"/>
             </w:r>
           </w:p>
         </w:tc>
@@ -1094,7 +1094,7 @@
                 <w:sz w:val="16"/>
                 <w:szCs w:val="16"/>
               </w:rPr>
-              <w:t xml:space="preserve">50</w:t>
+              <w:t xml:space="preserve"/>
             </w:r>
           </w:p>
         </w:tc>
@@ -1128,7 +1128,7 @@
                 <w:sz w:val="17"/>
                 <w:szCs w:val="17"/>
               </w:rPr>
-              <w:t xml:space="preserve">216,250</w:t>
+              <w:t xml:space="preserve"/>
             </w:r>
           </w:p>
         </w:tc>
@@ -1162,7 +1162,7 @@
                 <w:sz w:val="16"/>
                 <w:szCs w:val="16"/>
               </w:rPr>
-              <w:t xml:space="preserve">R8.4月期　年間仕訳数 5,525件</w:t>
+              <w:t xml:space="preserve"/>
             </w:r>
           </w:p>
         </w:tc>
@@ -2379,7 +2379,7 @@
                 <w:sz w:val="15"/>
                 <w:szCs w:val="15"/>
               </w:rPr>
-              <w:t xml:space="preserve"/>
+              <w:t xml:space="preserve">65,000</w:t>
             </w:r>
           </w:p>
         </w:tc>
@@ -2414,9 +2414,2160 @@
                 <w:sz w:val="16"/>
                 <w:szCs w:val="16"/>
               </w:rPr>
-              <w:t xml:space="preserve">月額　￥65,000</w:t>
-            </w:r>
-          </w:p>
+              <w:t xml:space="preserve">780,000</w:t>
+            </w:r>
+          </w:p>
+        </w:tc>
+        <w:tc>
+          <w:tcPr>
+            <w:tcW w:type="dxa" w:w="1859"/>
+            <w:tcBorders>
+              <w:top w:val="single" w:color="000000" w:sz="4"/>
+              <w:left w:val="single" w:color="000000" w:sz="4"/>
+              <w:bottom w:val="single" w:color="000000" w:sz="4"/>
+              <w:right w:val="single" w:color="000000" w:sz="4"/>
+            </w:tcBorders>
+            <w:shd w:fill="F2F2F2" w:color="auto" w:val="clear"/>
+            <w:tcMar>
+              <w:top w:type="dxa" w:w="35"/>
+              <w:left w:type="dxa" w:w="60"/>
+              <w:bottom w:type="dxa" w:w="35"/>
+              <w:right w:type="dxa" w:w="60"/>
+            </w:tcMar>
+            <w:vAlign w:val="center"/>
+          </w:tcPr>
+          <w:p>
+            <w:pPr>
+              <w:spacing w:after="20" w:before="20" w:line="215"/>
+              <w:jc w:val="left"/>
+            </w:pPr>
+            <w:r>
+              <w:rPr>
+                <w:rFonts w:ascii="MS Mincho" w:cs="MS Mincho" w:eastAsia="MS Mincho" w:hAnsi="MS Mincho"/>
+                <w:b w:val="false"/>
+                <w:bCs w:val="false"/>
+                <w:sz w:val="17"/>
+                <w:szCs w:val="17"/>
+              </w:rPr>
+              <w:t xml:space="preserve"/>
+            </w:r>
+          </w:p>
+        </w:tc>
+      </w:tr>
+      <w:tr>
+        <w:tc>
+          <w:tcPr>
+            <w:tcW w:type="dxa" w:w="480"/>
+            <w:tcBorders>
+              <w:top w:val="single" w:color="000000" w:sz="4"/>
+              <w:left w:val="single" w:color="000000" w:sz="4"/>
+              <w:bottom w:val="single" w:color="000000" w:sz="4"/>
+              <w:right w:val="single" w:color="000000" w:sz="4"/>
+            </w:tcBorders>
+            <w:tcMar>
+              <w:top w:type="dxa" w:w="35"/>
+              <w:left w:type="dxa" w:w="60"/>
+              <w:bottom w:type="dxa" w:w="35"/>
+              <w:right w:type="dxa" w:w="60"/>
+            </w:tcMar>
+            <w:vAlign w:val="center"/>
+          </w:tcPr>
+          <w:p>
+            <w:pPr>
+              <w:spacing w:after="20" w:before="20" w:line="215"/>
+              <w:jc w:val="center"/>
+            </w:pPr>
+            <w:r>
+              <w:rPr>
+                <w:rFonts w:ascii="MS Mincho" w:cs="MS Mincho" w:eastAsia="MS Mincho" w:hAnsi="MS Mincho"/>
+                <w:b w:val="false"/>
+                <w:bCs w:val="false"/>
+                <w:sz w:val="17"/>
+                <w:szCs w:val="17"/>
+              </w:rPr>
+              <w:t xml:space="preserve">7</w:t>
+            </w:r>
+          </w:p>
+        </w:tc>
+        <w:tc>
+          <w:tcPr>
+            <w:tcW w:type="dxa" w:w="3560"/>
+            <w:tcBorders>
+              <w:top w:val="single" w:color="000000" w:sz="4"/>
+              <w:left w:val="single" w:color="000000" w:sz="4"/>
+              <w:bottom w:val="single" w:color="000000" w:sz="4"/>
+              <w:right w:val="single" w:color="000000" w:sz="4"/>
+            </w:tcBorders>
+            <w:tcMar>
+              <w:top w:type="dxa" w:w="35"/>
+              <w:left w:type="dxa" w:w="60"/>
+              <w:bottom w:type="dxa" w:w="35"/>
+              <w:right w:type="dxa" w:w="60"/>
+            </w:tcMar>
+            <w:vAlign w:val="center"/>
+          </w:tcPr>
+          <w:p>
+            <w:pPr>
+              <w:spacing w:after="20" w:before="20" w:line="215"/>
+              <w:jc w:val="left"/>
+            </w:pPr>
+            <w:r>
+              <w:rPr>
+                <w:rFonts w:ascii="MS Mincho" w:cs="MS Mincho" w:eastAsia="MS Mincho" w:hAnsi="MS Mincho"/>
+                <w:b w:val="false"/>
+                <w:bCs w:val="false"/>
+                <w:sz w:val="17"/>
+                <w:szCs w:val="17"/>
+              </w:rPr>
+              <w:t xml:space="preserve">決算報酬：法人 ＠120,000　個人＆NPO ＠50,000</w:t>
+            </w:r>
+          </w:p>
+        </w:tc>
+        <w:tc>
+          <w:tcPr>
+            <w:tcW w:type="dxa" w:w="540"/>
+            <w:tcBorders>
+              <w:top w:val="single" w:color="000000" w:sz="4"/>
+              <w:left w:val="single" w:color="000000" w:sz="4"/>
+              <w:bottom w:val="single" w:color="000000" w:sz="4"/>
+              <w:right w:val="single" w:color="000000" w:sz="4"/>
+            </w:tcBorders>
+            <w:tcMar>
+              <w:top w:type="dxa" w:w="35"/>
+              <w:left w:type="dxa" w:w="60"/>
+              <w:bottom w:type="dxa" w:w="35"/>
+              <w:right w:type="dxa" w:w="60"/>
+            </w:tcMar>
+            <w:vAlign w:val="center"/>
+          </w:tcPr>
+          <w:p>
+            <w:pPr>
+              <w:spacing w:after="20" w:before="20" w:line="215"/>
+              <w:jc w:val="center"/>
+            </w:pPr>
+            <w:r>
+              <w:rPr>
+                <w:rFonts w:ascii="MS Mincho" w:cs="MS Mincho" w:eastAsia="MS Mincho" w:hAnsi="MS Mincho"/>
+                <w:b w:val="false"/>
+                <w:bCs w:val="false"/>
+                <w:sz w:val="17"/>
+                <w:szCs w:val="17"/>
+              </w:rPr>
+              <w:t xml:space="preserve">☑</w:t>
+            </w:r>
+          </w:p>
+        </w:tc>
+        <w:tc>
+          <w:tcPr>
+            <w:tcW w:type="dxa" w:w="1000"/>
+            <w:tcBorders>
+              <w:top w:val="single" w:color="000000" w:sz="4"/>
+              <w:left w:val="single" w:color="000000" w:sz="4"/>
+              <w:bottom w:val="single" w:color="000000" w:sz="4"/>
+              <w:right w:val="single" w:color="000000" w:sz="4"/>
+            </w:tcBorders>
+            <w:tcMar>
+              <w:top w:type="dxa" w:w="35"/>
+              <w:left w:type="dxa" w:w="60"/>
+              <w:bottom w:type="dxa" w:w="35"/>
+              <w:right w:type="dxa" w:w="60"/>
+            </w:tcMar>
+            <w:vAlign w:val="center"/>
+          </w:tcPr>
+          <w:p>
+            <w:pPr>
+              <w:spacing w:after="20" w:before="20" w:line="215"/>
+              <w:jc w:val="center"/>
+            </w:pPr>
+            <w:r>
+              <w:rPr>
+                <w:rFonts w:ascii="MS Mincho" w:cs="MS Mincho" w:eastAsia="MS Mincho" w:hAnsi="MS Mincho"/>
+                <w:b w:val="false"/>
+                <w:bCs w:val="false"/>
+                <w:sz w:val="16"/>
+                <w:szCs w:val="16"/>
+              </w:rPr>
+              <w:t xml:space="preserve">1　事業年度</w:t>
+            </w:r>
+          </w:p>
+        </w:tc>
+        <w:tc>
+          <w:tcPr>
+            <w:tcW w:type="dxa" w:w="900"/>
+            <w:tcBorders>
+              <w:top w:val="single" w:color="000000" w:sz="4"/>
+              <w:left w:val="single" w:color="000000" w:sz="4"/>
+              <w:bottom w:val="single" w:color="000000" w:sz="4"/>
+              <w:right w:val="single" w:color="000000" w:sz="4"/>
+            </w:tcBorders>
+            <w:tcMar>
+              <w:top w:type="dxa" w:w="35"/>
+              <w:left w:type="dxa" w:w="60"/>
+              <w:bottom w:type="dxa" w:w="35"/>
+              <w:right w:type="dxa" w:w="60"/>
+            </w:tcMar>
+            <w:vAlign w:val="center"/>
+          </w:tcPr>
+          <w:p>
+            <w:pPr>
+              <w:spacing w:after="20" w:before="20" w:line="215"/>
+              <w:jc w:val="right"/>
+            </w:pPr>
+            <w:r>
+              <w:rPr>
+                <w:rFonts w:ascii="MS Mincho" w:cs="MS Mincho" w:eastAsia="MS Mincho" w:hAnsi="MS Mincho"/>
+                <w:b w:val="false"/>
+                <w:bCs w:val="false"/>
+                <w:sz w:val="16"/>
+                <w:szCs w:val="16"/>
+              </w:rPr>
+              <w:t xml:space="preserve">120,000</w:t>
+            </w:r>
+          </w:p>
+        </w:tc>
+        <w:tc>
+          <w:tcPr>
+            <w:tcW w:type="dxa" w:w="1300"/>
+            <w:tcBorders>
+              <w:top w:val="single" w:color="000000" w:sz="4"/>
+              <w:left w:val="single" w:color="000000" w:sz="4"/>
+              <w:bottom w:val="single" w:color="000000" w:sz="4"/>
+              <w:right w:val="single" w:color="000000" w:sz="4"/>
+            </w:tcBorders>
+            <w:tcMar>
+              <w:top w:type="dxa" w:w="35"/>
+              <w:left w:type="dxa" w:w="60"/>
+              <w:bottom w:type="dxa" w:w="35"/>
+              <w:right w:type="dxa" w:w="60"/>
+            </w:tcMar>
+            <w:vAlign w:val="center"/>
+          </w:tcPr>
+          <w:p>
+            <w:pPr>
+              <w:spacing w:after="20" w:before="20" w:line="215"/>
+              <w:jc w:val="right"/>
+            </w:pPr>
+            <w:r>
+              <w:rPr>
+                <w:rFonts w:ascii="MS Mincho" w:cs="MS Mincho" w:eastAsia="MS Mincho" w:hAnsi="MS Mincho"/>
+                <w:b w:val="false"/>
+                <w:bCs w:val="false"/>
+                <w:sz w:val="17"/>
+                <w:szCs w:val="17"/>
+              </w:rPr>
+              <w:t xml:space="preserve">120,000</w:t>
+            </w:r>
+          </w:p>
+        </w:tc>
+        <w:tc>
+          <w:tcPr>
+            <w:tcW w:type="dxa" w:w="1859"/>
+            <w:tcBorders>
+              <w:top w:val="single" w:color="000000" w:sz="4"/>
+              <w:left w:val="single" w:color="000000" w:sz="4"/>
+              <w:bottom w:val="single" w:color="000000" w:sz="4"/>
+              <w:right w:val="single" w:color="000000" w:sz="4"/>
+            </w:tcBorders>
+            <w:tcMar>
+              <w:top w:type="dxa" w:w="35"/>
+              <w:left w:type="dxa" w:w="60"/>
+              <w:bottom w:type="dxa" w:w="35"/>
+              <w:right w:type="dxa" w:w="60"/>
+            </w:tcMar>
+            <w:vAlign w:val="center"/>
+          </w:tcPr>
+          <w:p>
+            <w:pPr>
+              <w:spacing w:after="20" w:before="20" w:line="215"/>
+              <w:jc w:val="left"/>
+            </w:pPr>
+            <w:r>
+              <w:rPr>
+                <w:rFonts w:ascii="MS Mincho" w:cs="MS Mincho" w:eastAsia="MS Mincho" w:hAnsi="MS Mincho"/>
+                <w:b w:val="false"/>
+                <w:bCs w:val="false"/>
+                <w:sz w:val="16"/>
+                <w:szCs w:val="16"/>
+              </w:rPr>
+              <w:t xml:space="preserve">法人</w:t>
+            </w:r>
+          </w:p>
+        </w:tc>
+      </w:tr>
+      <w:tr>
+        <w:tc>
+          <w:tcPr>
+            <w:tcW w:type="dxa" w:w="480"/>
+            <w:tcBorders>
+              <w:top w:val="single" w:color="000000" w:sz="4"/>
+              <w:left w:val="single" w:color="000000" w:sz="4"/>
+              <w:bottom w:val="single" w:color="000000" w:sz="4"/>
+              <w:right w:val="single" w:color="000000" w:sz="4"/>
+            </w:tcBorders>
+            <w:tcMar>
+              <w:top w:type="dxa" w:w="35"/>
+              <w:left w:type="dxa" w:w="60"/>
+              <w:bottom w:type="dxa" w:w="35"/>
+              <w:right w:type="dxa" w:w="60"/>
+            </w:tcMar>
+            <w:vAlign w:val="center"/>
+          </w:tcPr>
+          <w:p>
+            <w:pPr>
+              <w:spacing w:after="20" w:before="20" w:line="215"/>
+              <w:jc w:val="center"/>
+            </w:pPr>
+            <w:r>
+              <w:rPr>
+                <w:rFonts w:ascii="MS Mincho" w:cs="MS Mincho" w:eastAsia="MS Mincho" w:hAnsi="MS Mincho"/>
+                <w:b w:val="false"/>
+                <w:bCs w:val="false"/>
+                <w:sz w:val="17"/>
+                <w:szCs w:val="17"/>
+              </w:rPr>
+              <w:t xml:space="preserve">8</w:t>
+            </w:r>
+          </w:p>
+        </w:tc>
+        <w:tc>
+          <w:tcPr>
+            <w:tcW w:type="dxa" w:w="3560"/>
+            <w:tcBorders>
+              <w:top w:val="single" w:color="000000" w:sz="4"/>
+              <w:left w:val="single" w:color="000000" w:sz="4"/>
+              <w:bottom w:val="single" w:color="000000" w:sz="4"/>
+              <w:right w:val="single" w:color="000000" w:sz="4"/>
+            </w:tcBorders>
+            <w:tcMar>
+              <w:top w:type="dxa" w:w="35"/>
+              <w:left w:type="dxa" w:w="60"/>
+              <w:bottom w:type="dxa" w:w="35"/>
+              <w:right w:type="dxa" w:w="60"/>
+            </w:tcMar>
+            <w:vAlign w:val="center"/>
+          </w:tcPr>
+          <w:p>
+            <w:pPr>
+              <w:spacing w:after="20" w:before="20" w:line="215"/>
+              <w:jc w:val="left"/>
+            </w:pPr>
+            <w:r>
+              <w:rPr>
+                <w:rFonts w:ascii="MS Mincho" w:cs="MS Mincho" w:eastAsia="MS Mincho" w:hAnsi="MS Mincho"/>
+                <w:b w:val="false"/>
+                <w:bCs w:val="false"/>
+                <w:sz w:val="17"/>
+                <w:szCs w:val="17"/>
+              </w:rPr>
+              <w:t xml:space="preserve">消費税申告：＠50,000</w:t>
+            </w:r>
+          </w:p>
+        </w:tc>
+        <w:tc>
+          <w:tcPr>
+            <w:tcW w:type="dxa" w:w="540"/>
+            <w:tcBorders>
+              <w:top w:val="single" w:color="000000" w:sz="4"/>
+              <w:left w:val="single" w:color="000000" w:sz="4"/>
+              <w:bottom w:val="single" w:color="000000" w:sz="4"/>
+              <w:right w:val="single" w:color="000000" w:sz="4"/>
+            </w:tcBorders>
+            <w:tcMar>
+              <w:top w:type="dxa" w:w="35"/>
+              <w:left w:type="dxa" w:w="60"/>
+              <w:bottom w:type="dxa" w:w="35"/>
+              <w:right w:type="dxa" w:w="60"/>
+            </w:tcMar>
+            <w:vAlign w:val="center"/>
+          </w:tcPr>
+          <w:p>
+            <w:pPr>
+              <w:spacing w:after="20" w:before="20" w:line="215"/>
+              <w:jc w:val="center"/>
+            </w:pPr>
+            <w:r>
+              <w:rPr>
+                <w:rFonts w:ascii="MS Mincho" w:cs="MS Mincho" w:eastAsia="MS Mincho" w:hAnsi="MS Mincho"/>
+                <w:b w:val="false"/>
+                <w:bCs w:val="false"/>
+                <w:sz w:val="17"/>
+                <w:szCs w:val="17"/>
+              </w:rPr>
+              <w:t xml:space="preserve">☑</w:t>
+            </w:r>
+          </w:p>
+        </w:tc>
+        <w:tc>
+          <w:tcPr>
+            <w:tcW w:type="dxa" w:w="1000"/>
+            <w:tcBorders>
+              <w:top w:val="single" w:color="000000" w:sz="4"/>
+              <w:left w:val="single" w:color="000000" w:sz="4"/>
+              <w:bottom w:val="single" w:color="000000" w:sz="4"/>
+              <w:right w:val="single" w:color="000000" w:sz="4"/>
+            </w:tcBorders>
+            <w:tcMar>
+              <w:top w:type="dxa" w:w="35"/>
+              <w:left w:type="dxa" w:w="60"/>
+              <w:bottom w:type="dxa" w:w="35"/>
+              <w:right w:type="dxa" w:w="60"/>
+            </w:tcMar>
+            <w:vAlign w:val="center"/>
+          </w:tcPr>
+          <w:p>
+            <w:pPr>
+              <w:spacing w:after="20" w:before="20" w:line="215"/>
+              <w:jc w:val="center"/>
+            </w:pPr>
+            <w:r>
+              <w:rPr>
+                <w:rFonts w:ascii="MS Mincho" w:cs="MS Mincho" w:eastAsia="MS Mincho" w:hAnsi="MS Mincho"/>
+                <w:b w:val="false"/>
+                <w:bCs w:val="false"/>
+                <w:sz w:val="16"/>
+                <w:szCs w:val="16"/>
+              </w:rPr>
+              <w:t xml:space="preserve">1　事業年度</w:t>
+            </w:r>
+          </w:p>
+        </w:tc>
+        <w:tc>
+          <w:tcPr>
+            <w:tcW w:type="dxa" w:w="900"/>
+            <w:tcBorders>
+              <w:top w:val="single" w:color="000000" w:sz="4"/>
+              <w:left w:val="single" w:color="000000" w:sz="4"/>
+              <w:bottom w:val="single" w:color="000000" w:sz="4"/>
+              <w:right w:val="single" w:color="000000" w:sz="4"/>
+            </w:tcBorders>
+            <w:tcMar>
+              <w:top w:type="dxa" w:w="35"/>
+              <w:left w:type="dxa" w:w="60"/>
+              <w:bottom w:type="dxa" w:w="35"/>
+              <w:right w:type="dxa" w:w="60"/>
+            </w:tcMar>
+            <w:vAlign w:val="center"/>
+          </w:tcPr>
+          <w:p>
+            <w:pPr>
+              <w:spacing w:after="20" w:before="20" w:line="215"/>
+              <w:jc w:val="right"/>
+            </w:pPr>
+            <w:r>
+              <w:rPr>
+                <w:rFonts w:ascii="MS Mincho" w:cs="MS Mincho" w:eastAsia="MS Mincho" w:hAnsi="MS Mincho"/>
+                <w:b w:val="false"/>
+                <w:bCs w:val="false"/>
+                <w:sz w:val="16"/>
+                <w:szCs w:val="16"/>
+              </w:rPr>
+              <w:t xml:space="preserve">50,000</w:t>
+            </w:r>
+          </w:p>
+        </w:tc>
+        <w:tc>
+          <w:tcPr>
+            <w:tcW w:type="dxa" w:w="1300"/>
+            <w:tcBorders>
+              <w:top w:val="single" w:color="000000" w:sz="4"/>
+              <w:left w:val="single" w:color="000000" w:sz="4"/>
+              <w:bottom w:val="single" w:color="000000" w:sz="4"/>
+              <w:right w:val="single" w:color="000000" w:sz="4"/>
+            </w:tcBorders>
+            <w:tcMar>
+              <w:top w:type="dxa" w:w="35"/>
+              <w:left w:type="dxa" w:w="60"/>
+              <w:bottom w:type="dxa" w:w="35"/>
+              <w:right w:type="dxa" w:w="60"/>
+            </w:tcMar>
+            <w:vAlign w:val="center"/>
+          </w:tcPr>
+          <w:p>
+            <w:pPr>
+              <w:spacing w:after="20" w:before="20" w:line="215"/>
+              <w:jc w:val="right"/>
+            </w:pPr>
+            <w:r>
+              <w:rPr>
+                <w:rFonts w:ascii="MS Mincho" w:cs="MS Mincho" w:eastAsia="MS Mincho" w:hAnsi="MS Mincho"/>
+                <w:b w:val="false"/>
+                <w:bCs w:val="false"/>
+                <w:sz w:val="17"/>
+                <w:szCs w:val="17"/>
+              </w:rPr>
+              <w:t xml:space="preserve">50,000</w:t>
+            </w:r>
+          </w:p>
+        </w:tc>
+        <w:tc>
+          <w:tcPr>
+            <w:tcW w:type="dxa" w:w="1859"/>
+            <w:tcBorders>
+              <w:top w:val="single" w:color="000000" w:sz="4"/>
+              <w:left w:val="single" w:color="000000" w:sz="4"/>
+              <w:bottom w:val="single" w:color="000000" w:sz="4"/>
+              <w:right w:val="single" w:color="000000" w:sz="4"/>
+            </w:tcBorders>
+            <w:tcMar>
+              <w:top w:type="dxa" w:w="35"/>
+              <w:left w:type="dxa" w:w="60"/>
+              <w:bottom w:type="dxa" w:w="35"/>
+              <w:right w:type="dxa" w:w="60"/>
+            </w:tcMar>
+            <w:vAlign w:val="center"/>
+          </w:tcPr>
+          <w:p>
+            <w:pPr>
+              <w:spacing w:after="20" w:before="20" w:line="215"/>
+              <w:jc w:val="left"/>
+            </w:pPr>
+            <w:r>
+              <w:rPr>
+                <w:rFonts w:ascii="MS Mincho" w:cs="MS Mincho" w:eastAsia="MS Mincho" w:hAnsi="MS Mincho"/>
+                <w:b w:val="false"/>
+                <w:bCs w:val="false"/>
+                <w:sz w:val="16"/>
+                <w:szCs w:val="16"/>
+              </w:rPr>
+              <w:t xml:space="preserve"/>
+            </w:r>
+          </w:p>
+        </w:tc>
+      </w:tr>
+      <w:tr>
+        <w:tc>
+          <w:tcPr>
+            <w:tcW w:type="dxa" w:w="480"/>
+            <w:tcBorders>
+              <w:top w:val="single" w:color="000000" w:sz="4"/>
+              <w:left w:val="single" w:color="000000" w:sz="4"/>
+              <w:bottom w:val="single" w:color="000000" w:sz="4"/>
+              <w:right w:val="single" w:color="000000" w:sz="4"/>
+            </w:tcBorders>
+            <w:tcMar>
+              <w:top w:type="dxa" w:w="35"/>
+              <w:left w:type="dxa" w:w="60"/>
+              <w:bottom w:type="dxa" w:w="35"/>
+              <w:right w:type="dxa" w:w="60"/>
+            </w:tcMar>
+            <w:vAlign w:val="center"/>
+          </w:tcPr>
+          <w:p>
+            <w:pPr>
+              <w:spacing w:after="20" w:before="20" w:line="215"/>
+              <w:jc w:val="center"/>
+            </w:pPr>
+            <w:r>
+              <w:rPr>
+                <w:rFonts w:ascii="MS Mincho" w:cs="MS Mincho" w:eastAsia="MS Mincho" w:hAnsi="MS Mincho"/>
+                <w:b w:val="false"/>
+                <w:bCs w:val="false"/>
+                <w:sz w:val="17"/>
+                <w:szCs w:val="17"/>
+              </w:rPr>
+              <w:t xml:space="preserve">9</w:t>
+            </w:r>
+          </w:p>
+        </w:tc>
+        <w:tc>
+          <w:tcPr>
+            <w:tcW w:type="dxa" w:w="3560"/>
+            <w:tcBorders>
+              <w:top w:val="single" w:color="000000" w:sz="4"/>
+              <w:left w:val="single" w:color="000000" w:sz="4"/>
+              <w:bottom w:val="single" w:color="000000" w:sz="4"/>
+              <w:right w:val="single" w:color="000000" w:sz="4"/>
+            </w:tcBorders>
+            <w:tcMar>
+              <w:top w:type="dxa" w:w="35"/>
+              <w:left w:type="dxa" w:w="60"/>
+              <w:bottom w:type="dxa" w:w="35"/>
+              <w:right w:type="dxa" w:w="60"/>
+            </w:tcMar>
+            <w:vAlign w:val="center"/>
+          </w:tcPr>
+          <w:p>
+            <w:pPr>
+              <w:spacing w:after="20" w:before="20" w:line="215"/>
+              <w:jc w:val="left"/>
+            </w:pPr>
+            <w:r>
+              <w:rPr>
+                <w:rFonts w:ascii="MS Mincho" w:cs="MS Mincho" w:eastAsia="MS Mincho" w:hAnsi="MS Mincho"/>
+                <w:b w:val="false"/>
+                <w:bCs w:val="false"/>
+                <w:sz w:val="17"/>
+                <w:szCs w:val="17"/>
+              </w:rPr>
+              <w:t xml:space="preserve">申告書控印刷</w:t>
+            </w:r>
+          </w:p>
+        </w:tc>
+        <w:tc>
+          <w:tcPr>
+            <w:tcW w:type="dxa" w:w="540"/>
+            <w:tcBorders>
+              <w:top w:val="single" w:color="000000" w:sz="4"/>
+              <w:left w:val="single" w:color="000000" w:sz="4"/>
+              <w:bottom w:val="single" w:color="000000" w:sz="4"/>
+              <w:right w:val="single" w:color="000000" w:sz="4"/>
+            </w:tcBorders>
+            <w:tcMar>
+              <w:top w:type="dxa" w:w="35"/>
+              <w:left w:type="dxa" w:w="60"/>
+              <w:bottom w:type="dxa" w:w="35"/>
+              <w:right w:type="dxa" w:w="60"/>
+            </w:tcMar>
+            <w:vAlign w:val="center"/>
+          </w:tcPr>
+          <w:p>
+            <w:pPr>
+              <w:spacing w:after="20" w:before="20" w:line="215"/>
+              <w:jc w:val="center"/>
+            </w:pPr>
+            <w:r>
+              <w:rPr>
+                <w:rFonts w:ascii="MS Mincho" w:cs="MS Mincho" w:eastAsia="MS Mincho" w:hAnsi="MS Mincho"/>
+                <w:b w:val="false"/>
+                <w:bCs w:val="false"/>
+                <w:sz w:val="17"/>
+                <w:szCs w:val="17"/>
+              </w:rPr>
+              <w:t xml:space="preserve">☐</w:t>
+            </w:r>
+          </w:p>
+        </w:tc>
+        <w:tc>
+          <w:tcPr>
+            <w:tcW w:type="dxa" w:w="1000"/>
+            <w:tcBorders>
+              <w:top w:val="single" w:color="000000" w:sz="4"/>
+              <w:left w:val="single" w:color="000000" w:sz="4"/>
+              <w:bottom w:val="single" w:color="000000" w:sz="4"/>
+              <w:right w:val="single" w:color="000000" w:sz="4"/>
+            </w:tcBorders>
+            <w:tcMar>
+              <w:top w:type="dxa" w:w="35"/>
+              <w:left w:type="dxa" w:w="60"/>
+              <w:bottom w:type="dxa" w:w="35"/>
+              <w:right w:type="dxa" w:w="60"/>
+            </w:tcMar>
+            <w:vAlign w:val="center"/>
+          </w:tcPr>
+          <w:p>
+            <w:pPr>
+              <w:spacing w:after="20" w:before="20" w:line="215"/>
+              <w:jc w:val="center"/>
+            </w:pPr>
+            <w:r>
+              <w:rPr>
+                <w:rFonts w:ascii="MS Mincho" w:cs="MS Mincho" w:eastAsia="MS Mincho" w:hAnsi="MS Mincho"/>
+                <w:b w:val="false"/>
+                <w:bCs w:val="false"/>
+                <w:sz w:val="16"/>
+                <w:szCs w:val="16"/>
+              </w:rPr>
+              <w:t xml:space="preserve">―　部</w:t>
+            </w:r>
+          </w:p>
+        </w:tc>
+        <w:tc>
+          <w:tcPr>
+            <w:tcW w:type="dxa" w:w="900"/>
+            <w:tcBorders>
+              <w:top w:val="single" w:color="000000" w:sz="4"/>
+              <w:left w:val="single" w:color="000000" w:sz="4"/>
+              <w:bottom w:val="single" w:color="000000" w:sz="4"/>
+              <w:right w:val="single" w:color="000000" w:sz="4"/>
+            </w:tcBorders>
+            <w:tcMar>
+              <w:top w:type="dxa" w:w="35"/>
+              <w:left w:type="dxa" w:w="60"/>
+              <w:bottom w:type="dxa" w:w="35"/>
+              <w:right w:type="dxa" w:w="60"/>
+            </w:tcMar>
+            <w:vAlign w:val="center"/>
+          </w:tcPr>
+          <w:p>
+            <w:pPr>
+              <w:spacing w:after="20" w:before="20" w:line="215"/>
+              <w:jc w:val="right"/>
+            </w:pPr>
+            <w:r>
+              <w:rPr>
+                <w:rFonts w:ascii="MS Mincho" w:cs="MS Mincho" w:eastAsia="MS Mincho" w:hAnsi="MS Mincho"/>
+                <w:b w:val="false"/>
+                <w:bCs w:val="false"/>
+                <w:sz w:val="16"/>
+                <w:szCs w:val="16"/>
+              </w:rPr>
+              <w:t xml:space="preserve">30,000</w:t>
+            </w:r>
+          </w:p>
+        </w:tc>
+        <w:tc>
+          <w:tcPr>
+            <w:tcW w:type="dxa" w:w="1300"/>
+            <w:tcBorders>
+              <w:top w:val="single" w:color="000000" w:sz="4"/>
+              <w:left w:val="single" w:color="000000" w:sz="4"/>
+              <w:bottom w:val="single" w:color="000000" w:sz="4"/>
+              <w:right w:val="single" w:color="000000" w:sz="4"/>
+            </w:tcBorders>
+            <w:tcMar>
+              <w:top w:type="dxa" w:w="35"/>
+              <w:left w:type="dxa" w:w="60"/>
+              <w:bottom w:type="dxa" w:w="35"/>
+              <w:right w:type="dxa" w:w="60"/>
+            </w:tcMar>
+            <w:vAlign w:val="center"/>
+          </w:tcPr>
+          <w:p>
+            <w:pPr>
+              <w:spacing w:after="20" w:before="20" w:line="215"/>
+              <w:jc w:val="right"/>
+            </w:pPr>
+            <w:r>
+              <w:rPr>
+                <w:rFonts w:ascii="MS Mincho" w:cs="MS Mincho" w:eastAsia="MS Mincho" w:hAnsi="MS Mincho"/>
+                <w:b w:val="false"/>
+                <w:bCs w:val="false"/>
+                <w:sz w:val="17"/>
+                <w:szCs w:val="17"/>
+              </w:rPr>
+              <w:t xml:space="preserve">0</w:t>
+            </w:r>
+          </w:p>
+        </w:tc>
+        <w:tc>
+          <w:tcPr>
+            <w:tcW w:type="dxa" w:w="1859"/>
+            <w:tcBorders>
+              <w:top w:val="single" w:color="000000" w:sz="4"/>
+              <w:left w:val="single" w:color="000000" w:sz="4"/>
+              <w:bottom w:val="single" w:color="000000" w:sz="4"/>
+              <w:right w:val="single" w:color="000000" w:sz="4"/>
+            </w:tcBorders>
+            <w:tcMar>
+              <w:top w:type="dxa" w:w="35"/>
+              <w:left w:type="dxa" w:w="60"/>
+              <w:bottom w:type="dxa" w:w="35"/>
+              <w:right w:type="dxa" w:w="60"/>
+            </w:tcMar>
+            <w:vAlign w:val="center"/>
+          </w:tcPr>
+          <w:p>
+            <w:pPr>
+              <w:spacing w:after="20" w:before="20" w:line="215"/>
+              <w:jc w:val="left"/>
+            </w:pPr>
+            <w:r>
+              <w:rPr>
+                <w:rFonts w:ascii="MS Mincho" w:cs="MS Mincho" w:eastAsia="MS Mincho" w:hAnsi="MS Mincho"/>
+                <w:b w:val="false"/>
+                <w:bCs w:val="false"/>
+                <w:sz w:val="16"/>
+                <w:szCs w:val="16"/>
+              </w:rPr>
+              <w:t xml:space="preserve"/>
+            </w:r>
+          </w:p>
+        </w:tc>
+      </w:tr>
+      <w:tr>
+        <w:tc>
+          <w:tcPr>
+            <w:tcW w:type="dxa" w:w="480"/>
+            <w:tcBorders>
+              <w:top w:val="single" w:color="000000" w:sz="4"/>
+              <w:left w:val="single" w:color="000000" w:sz="4"/>
+              <w:bottom w:val="single" w:color="000000" w:sz="4"/>
+              <w:right w:val="single" w:color="000000" w:sz="4"/>
+            </w:tcBorders>
+            <w:tcMar>
+              <w:top w:type="dxa" w:w="35"/>
+              <w:left w:type="dxa" w:w="60"/>
+              <w:bottom w:type="dxa" w:w="35"/>
+              <w:right w:type="dxa" w:w="60"/>
+            </w:tcMar>
+            <w:vAlign w:val="center"/>
+          </w:tcPr>
+          <w:p>
+            <w:pPr>
+              <w:spacing w:after="20" w:before="20" w:line="215"/>
+              <w:jc w:val="center"/>
+            </w:pPr>
+            <w:r>
+              <w:rPr>
+                <w:rFonts w:ascii="MS Mincho" w:cs="MS Mincho" w:eastAsia="MS Mincho" w:hAnsi="MS Mincho"/>
+                <w:b w:val="false"/>
+                <w:bCs w:val="false"/>
+                <w:sz w:val="17"/>
+                <w:szCs w:val="17"/>
+              </w:rPr>
+              <w:t xml:space="preserve">10</w:t>
+            </w:r>
+          </w:p>
+        </w:tc>
+        <w:tc>
+          <w:tcPr>
+            <w:tcW w:type="dxa" w:w="3560"/>
+            <w:tcBorders>
+              <w:top w:val="single" w:color="000000" w:sz="4"/>
+              <w:left w:val="single" w:color="000000" w:sz="4"/>
+              <w:bottom w:val="single" w:color="000000" w:sz="4"/>
+              <w:right w:val="single" w:color="000000" w:sz="4"/>
+            </w:tcBorders>
+            <w:tcMar>
+              <w:top w:type="dxa" w:w="35"/>
+              <w:left w:type="dxa" w:w="60"/>
+              <w:bottom w:type="dxa" w:w="35"/>
+              <w:right w:type="dxa" w:w="60"/>
+            </w:tcMar>
+            <w:vAlign w:val="center"/>
+          </w:tcPr>
+          <w:p>
+            <w:pPr>
+              <w:spacing w:after="20" w:before="20" w:line="215"/>
+              <w:jc w:val="left"/>
+            </w:pPr>
+            <w:r>
+              <w:rPr>
+                <w:rFonts w:ascii="MS Mincho" w:cs="MS Mincho" w:eastAsia="MS Mincho" w:hAnsi="MS Mincho"/>
+                <w:b w:val="false"/>
+                <w:bCs w:val="false"/>
+                <w:sz w:val="17"/>
+                <w:szCs w:val="17"/>
+              </w:rPr>
+              <w:t xml:space="preserve">銀行用申告書印刷</w:t>
+            </w:r>
+          </w:p>
+        </w:tc>
+        <w:tc>
+          <w:tcPr>
+            <w:tcW w:type="dxa" w:w="540"/>
+            <w:tcBorders>
+              <w:top w:val="single" w:color="000000" w:sz="4"/>
+              <w:left w:val="single" w:color="000000" w:sz="4"/>
+              <w:bottom w:val="single" w:color="000000" w:sz="4"/>
+              <w:right w:val="single" w:color="000000" w:sz="4"/>
+            </w:tcBorders>
+            <w:tcMar>
+              <w:top w:type="dxa" w:w="35"/>
+              <w:left w:type="dxa" w:w="60"/>
+              <w:bottom w:type="dxa" w:w="35"/>
+              <w:right w:type="dxa" w:w="60"/>
+            </w:tcMar>
+            <w:vAlign w:val="center"/>
+          </w:tcPr>
+          <w:p>
+            <w:pPr>
+              <w:spacing w:after="20" w:before="20" w:line="215"/>
+              <w:jc w:val="center"/>
+            </w:pPr>
+            <w:r>
+              <w:rPr>
+                <w:rFonts w:ascii="MS Mincho" w:cs="MS Mincho" w:eastAsia="MS Mincho" w:hAnsi="MS Mincho"/>
+                <w:b w:val="false"/>
+                <w:bCs w:val="false"/>
+                <w:sz w:val="17"/>
+                <w:szCs w:val="17"/>
+              </w:rPr>
+              <w:t xml:space="preserve">☐</w:t>
+            </w:r>
+          </w:p>
+        </w:tc>
+        <w:tc>
+          <w:tcPr>
+            <w:tcW w:type="dxa" w:w="1000"/>
+            <w:tcBorders>
+              <w:top w:val="single" w:color="000000" w:sz="4"/>
+              <w:left w:val="single" w:color="000000" w:sz="4"/>
+              <w:bottom w:val="single" w:color="000000" w:sz="4"/>
+              <w:right w:val="single" w:color="000000" w:sz="4"/>
+            </w:tcBorders>
+            <w:tcMar>
+              <w:top w:type="dxa" w:w="35"/>
+              <w:left w:type="dxa" w:w="60"/>
+              <w:bottom w:type="dxa" w:w="35"/>
+              <w:right w:type="dxa" w:w="60"/>
+            </w:tcMar>
+            <w:vAlign w:val="center"/>
+          </w:tcPr>
+          <w:p>
+            <w:pPr>
+              <w:spacing w:after="20" w:before="20" w:line="215"/>
+              <w:jc w:val="center"/>
+            </w:pPr>
+            <w:r>
+              <w:rPr>
+                <w:rFonts w:ascii="MS Mincho" w:cs="MS Mincho" w:eastAsia="MS Mincho" w:hAnsi="MS Mincho"/>
+                <w:b w:val="false"/>
+                <w:bCs w:val="false"/>
+                <w:sz w:val="16"/>
+                <w:szCs w:val="16"/>
+              </w:rPr>
+              <w:t xml:space="preserve">―　部</w:t>
+            </w:r>
+          </w:p>
+        </w:tc>
+        <w:tc>
+          <w:tcPr>
+            <w:tcW w:type="dxa" w:w="900"/>
+            <w:tcBorders>
+              <w:top w:val="single" w:color="000000" w:sz="4"/>
+              <w:left w:val="single" w:color="000000" w:sz="4"/>
+              <w:bottom w:val="single" w:color="000000" w:sz="4"/>
+              <w:right w:val="single" w:color="000000" w:sz="4"/>
+            </w:tcBorders>
+            <w:tcMar>
+              <w:top w:type="dxa" w:w="35"/>
+              <w:left w:type="dxa" w:w="60"/>
+              <w:bottom w:type="dxa" w:w="35"/>
+              <w:right w:type="dxa" w:w="60"/>
+            </w:tcMar>
+            <w:vAlign w:val="center"/>
+          </w:tcPr>
+          <w:p>
+            <w:pPr>
+              <w:spacing w:after="20" w:before="20" w:line="215"/>
+              <w:jc w:val="right"/>
+            </w:pPr>
+            <w:r>
+              <w:rPr>
+                <w:rFonts w:ascii="MS Mincho" w:cs="MS Mincho" w:eastAsia="MS Mincho" w:hAnsi="MS Mincho"/>
+                <w:b w:val="false"/>
+                <w:bCs w:val="false"/>
+                <w:sz w:val="16"/>
+                <w:szCs w:val="16"/>
+              </w:rPr>
+              <w:t xml:space="preserve">5,000</w:t>
+            </w:r>
+          </w:p>
+        </w:tc>
+        <w:tc>
+          <w:tcPr>
+            <w:tcW w:type="dxa" w:w="1300"/>
+            <w:tcBorders>
+              <w:top w:val="single" w:color="000000" w:sz="4"/>
+              <w:left w:val="single" w:color="000000" w:sz="4"/>
+              <w:bottom w:val="single" w:color="000000" w:sz="4"/>
+              <w:right w:val="single" w:color="000000" w:sz="4"/>
+            </w:tcBorders>
+            <w:tcMar>
+              <w:top w:type="dxa" w:w="35"/>
+              <w:left w:type="dxa" w:w="60"/>
+              <w:bottom w:type="dxa" w:w="35"/>
+              <w:right w:type="dxa" w:w="60"/>
+            </w:tcMar>
+            <w:vAlign w:val="center"/>
+          </w:tcPr>
+          <w:p>
+            <w:pPr>
+              <w:spacing w:after="20" w:before="20" w:line="215"/>
+              <w:jc w:val="right"/>
+            </w:pPr>
+            <w:r>
+              <w:rPr>
+                <w:rFonts w:ascii="MS Mincho" w:cs="MS Mincho" w:eastAsia="MS Mincho" w:hAnsi="MS Mincho"/>
+                <w:b w:val="false"/>
+                <w:bCs w:val="false"/>
+                <w:sz w:val="17"/>
+                <w:szCs w:val="17"/>
+              </w:rPr>
+              <w:t xml:space="preserve">0</w:t>
+            </w:r>
+          </w:p>
+        </w:tc>
+        <w:tc>
+          <w:tcPr>
+            <w:tcW w:type="dxa" w:w="1859"/>
+            <w:tcBorders>
+              <w:top w:val="single" w:color="000000" w:sz="4"/>
+              <w:left w:val="single" w:color="000000" w:sz="4"/>
+              <w:bottom w:val="single" w:color="000000" w:sz="4"/>
+              <w:right w:val="single" w:color="000000" w:sz="4"/>
+            </w:tcBorders>
+            <w:tcMar>
+              <w:top w:type="dxa" w:w="35"/>
+              <w:left w:type="dxa" w:w="60"/>
+              <w:bottom w:type="dxa" w:w="35"/>
+              <w:right w:type="dxa" w:w="60"/>
+            </w:tcMar>
+            <w:vAlign w:val="center"/>
+          </w:tcPr>
+          <w:p>
+            <w:pPr>
+              <w:spacing w:after="20" w:before="20" w:line="215"/>
+              <w:jc w:val="left"/>
+            </w:pPr>
+            <w:r>
+              <w:rPr>
+                <w:rFonts w:ascii="MS Mincho" w:cs="MS Mincho" w:eastAsia="MS Mincho" w:hAnsi="MS Mincho"/>
+                <w:b w:val="false"/>
+                <w:bCs w:val="false"/>
+                <w:sz w:val="16"/>
+                <w:szCs w:val="16"/>
+              </w:rPr>
+              <w:t xml:space="preserve"/>
+            </w:r>
+          </w:p>
+        </w:tc>
+      </w:tr>
+      <w:tr>
+        <w:tc>
+          <w:tcPr>
+            <w:tcW w:type="dxa" w:w="480"/>
+            <w:tcBorders>
+              <w:top w:val="single" w:color="000000" w:sz="4"/>
+              <w:left w:val="single" w:color="000000" w:sz="4"/>
+              <w:bottom w:val="single" w:color="000000" w:sz="4"/>
+              <w:right w:val="single" w:color="000000" w:sz="4"/>
+            </w:tcBorders>
+            <w:tcMar>
+              <w:top w:type="dxa" w:w="35"/>
+              <w:left w:type="dxa" w:w="60"/>
+              <w:bottom w:type="dxa" w:w="35"/>
+              <w:right w:type="dxa" w:w="60"/>
+            </w:tcMar>
+            <w:vAlign w:val="center"/>
+          </w:tcPr>
+          <w:p>
+            <w:pPr>
+              <w:spacing w:after="20" w:before="20" w:line="215"/>
+              <w:jc w:val="center"/>
+            </w:pPr>
+            <w:r>
+              <w:rPr>
+                <w:rFonts w:ascii="MS Mincho" w:cs="MS Mincho" w:eastAsia="MS Mincho" w:hAnsi="MS Mincho"/>
+                <w:b w:val="false"/>
+                <w:bCs w:val="false"/>
+                <w:sz w:val="17"/>
+                <w:szCs w:val="17"/>
+              </w:rPr>
+              <w:t xml:space="preserve">11</w:t>
+            </w:r>
+          </w:p>
+        </w:tc>
+        <w:tc>
+          <w:tcPr>
+            <w:tcW w:type="dxa" w:w="3560"/>
+            <w:tcBorders>
+              <w:top w:val="single" w:color="000000" w:sz="4"/>
+              <w:left w:val="single" w:color="000000" w:sz="4"/>
+              <w:bottom w:val="single" w:color="000000" w:sz="4"/>
+              <w:right w:val="single" w:color="000000" w:sz="4"/>
+            </w:tcBorders>
+            <w:tcMar>
+              <w:top w:type="dxa" w:w="35"/>
+              <w:left w:type="dxa" w:w="60"/>
+              <w:bottom w:type="dxa" w:w="35"/>
+              <w:right w:type="dxa" w:w="60"/>
+            </w:tcMar>
+            <w:vAlign w:val="center"/>
+          </w:tcPr>
+          <w:p>
+            <w:pPr>
+              <w:spacing w:after="20" w:before="20" w:line="215"/>
+              <w:jc w:val="left"/>
+            </w:pPr>
+            <w:r>
+              <w:rPr>
+                <w:rFonts w:ascii="MS Mincho" w:cs="MS Mincho" w:eastAsia="MS Mincho" w:hAnsi="MS Mincho"/>
+                <w:b w:val="false"/>
+                <w:bCs w:val="false"/>
+                <w:sz w:val="17"/>
+                <w:szCs w:val="17"/>
+              </w:rPr>
+              <w:t xml:space="preserve">総勘定元帳印刷</w:t>
+            </w:r>
+          </w:p>
+        </w:tc>
+        <w:tc>
+          <w:tcPr>
+            <w:tcW w:type="dxa" w:w="540"/>
+            <w:tcBorders>
+              <w:top w:val="single" w:color="000000" w:sz="4"/>
+              <w:left w:val="single" w:color="000000" w:sz="4"/>
+              <w:bottom w:val="single" w:color="000000" w:sz="4"/>
+              <w:right w:val="single" w:color="000000" w:sz="4"/>
+            </w:tcBorders>
+            <w:tcMar>
+              <w:top w:type="dxa" w:w="35"/>
+              <w:left w:type="dxa" w:w="60"/>
+              <w:bottom w:type="dxa" w:w="35"/>
+              <w:right w:type="dxa" w:w="60"/>
+            </w:tcMar>
+            <w:vAlign w:val="center"/>
+          </w:tcPr>
+          <w:p>
+            <w:pPr>
+              <w:spacing w:after="20" w:before="20" w:line="215"/>
+              <w:jc w:val="center"/>
+            </w:pPr>
+            <w:r>
+              <w:rPr>
+                <w:rFonts w:ascii="MS Mincho" w:cs="MS Mincho" w:eastAsia="MS Mincho" w:hAnsi="MS Mincho"/>
+                <w:b w:val="false"/>
+                <w:bCs w:val="false"/>
+                <w:sz w:val="17"/>
+                <w:szCs w:val="17"/>
+              </w:rPr>
+              <w:t xml:space="preserve">☐</w:t>
+            </w:r>
+          </w:p>
+        </w:tc>
+        <w:tc>
+          <w:tcPr>
+            <w:tcW w:type="dxa" w:w="1000"/>
+            <w:tcBorders>
+              <w:top w:val="single" w:color="000000" w:sz="4"/>
+              <w:left w:val="single" w:color="000000" w:sz="4"/>
+              <w:bottom w:val="single" w:color="000000" w:sz="4"/>
+              <w:right w:val="single" w:color="000000" w:sz="4"/>
+            </w:tcBorders>
+            <w:tcMar>
+              <w:top w:type="dxa" w:w="35"/>
+              <w:left w:type="dxa" w:w="60"/>
+              <w:bottom w:type="dxa" w:w="35"/>
+              <w:right w:type="dxa" w:w="60"/>
+            </w:tcMar>
+            <w:vAlign w:val="center"/>
+          </w:tcPr>
+          <w:p>
+            <w:pPr>
+              <w:spacing w:after="20" w:before="20" w:line="215"/>
+              <w:jc w:val="center"/>
+            </w:pPr>
+            <w:r>
+              <w:rPr>
+                <w:rFonts w:ascii="MS Mincho" w:cs="MS Mincho" w:eastAsia="MS Mincho" w:hAnsi="MS Mincho"/>
+                <w:b w:val="false"/>
+                <w:bCs w:val="false"/>
+                <w:sz w:val="16"/>
+                <w:szCs w:val="16"/>
+              </w:rPr>
+              <w:t xml:space="preserve">―　部</w:t>
+            </w:r>
+          </w:p>
+        </w:tc>
+        <w:tc>
+          <w:tcPr>
+            <w:tcW w:type="dxa" w:w="900"/>
+            <w:tcBorders>
+              <w:top w:val="single" w:color="000000" w:sz="4"/>
+              <w:left w:val="single" w:color="000000" w:sz="4"/>
+              <w:bottom w:val="single" w:color="000000" w:sz="4"/>
+              <w:right w:val="single" w:color="000000" w:sz="4"/>
+            </w:tcBorders>
+            <w:tcMar>
+              <w:top w:type="dxa" w:w="35"/>
+              <w:left w:type="dxa" w:w="60"/>
+              <w:bottom w:type="dxa" w:w="35"/>
+              <w:right w:type="dxa" w:w="60"/>
+            </w:tcMar>
+            <w:vAlign w:val="center"/>
+          </w:tcPr>
+          <w:p>
+            <w:pPr>
+              <w:spacing w:after="20" w:before="20" w:line="215"/>
+              <w:jc w:val="right"/>
+            </w:pPr>
+            <w:r>
+              <w:rPr>
+                <w:rFonts w:ascii="MS Mincho" w:cs="MS Mincho" w:eastAsia="MS Mincho" w:hAnsi="MS Mincho"/>
+                <w:b w:val="false"/>
+                <w:bCs w:val="false"/>
+                <w:sz w:val="16"/>
+                <w:szCs w:val="16"/>
+              </w:rPr>
+              <w:t xml:space="preserve">30,000</w:t>
+            </w:r>
+          </w:p>
+        </w:tc>
+        <w:tc>
+          <w:tcPr>
+            <w:tcW w:type="dxa" w:w="1300"/>
+            <w:tcBorders>
+              <w:top w:val="single" w:color="000000" w:sz="4"/>
+              <w:left w:val="single" w:color="000000" w:sz="4"/>
+              <w:bottom w:val="single" w:color="000000" w:sz="4"/>
+              <w:right w:val="single" w:color="000000" w:sz="4"/>
+            </w:tcBorders>
+            <w:tcMar>
+              <w:top w:type="dxa" w:w="35"/>
+              <w:left w:type="dxa" w:w="60"/>
+              <w:bottom w:type="dxa" w:w="35"/>
+              <w:right w:type="dxa" w:w="60"/>
+            </w:tcMar>
+            <w:vAlign w:val="center"/>
+          </w:tcPr>
+          <w:p>
+            <w:pPr>
+              <w:spacing w:after="20" w:before="20" w:line="215"/>
+              <w:jc w:val="right"/>
+            </w:pPr>
+            <w:r>
+              <w:rPr>
+                <w:rFonts w:ascii="MS Mincho" w:cs="MS Mincho" w:eastAsia="MS Mincho" w:hAnsi="MS Mincho"/>
+                <w:b w:val="false"/>
+                <w:bCs w:val="false"/>
+                <w:sz w:val="17"/>
+                <w:szCs w:val="17"/>
+              </w:rPr>
+              <w:t xml:space="preserve">0</w:t>
+            </w:r>
+          </w:p>
+        </w:tc>
+        <w:tc>
+          <w:tcPr>
+            <w:tcW w:type="dxa" w:w="1859"/>
+            <w:tcBorders>
+              <w:top w:val="single" w:color="000000" w:sz="4"/>
+              <w:left w:val="single" w:color="000000" w:sz="4"/>
+              <w:bottom w:val="single" w:color="000000" w:sz="4"/>
+              <w:right w:val="single" w:color="000000" w:sz="4"/>
+            </w:tcBorders>
+            <w:tcMar>
+              <w:top w:type="dxa" w:w="35"/>
+              <w:left w:type="dxa" w:w="60"/>
+              <w:bottom w:type="dxa" w:w="35"/>
+              <w:right w:type="dxa" w:w="60"/>
+            </w:tcMar>
+            <w:vAlign w:val="center"/>
+          </w:tcPr>
+          <w:p>
+            <w:pPr>
+              <w:spacing w:after="20" w:before="20" w:line="215"/>
+              <w:jc w:val="left"/>
+            </w:pPr>
+            <w:r>
+              <w:rPr>
+                <w:rFonts w:ascii="MS Mincho" w:cs="MS Mincho" w:eastAsia="MS Mincho" w:hAnsi="MS Mincho"/>
+                <w:b w:val="false"/>
+                <w:bCs w:val="false"/>
+                <w:sz w:val="16"/>
+                <w:szCs w:val="16"/>
+              </w:rPr>
+              <w:t xml:space="preserve"/>
+            </w:r>
+          </w:p>
+        </w:tc>
+      </w:tr>
+      <w:tr>
+        <w:tc>
+          <w:tcPr>
+            <w:tcW w:type="dxa" w:w="480"/>
+            <w:tcBorders>
+              <w:top w:val="single" w:color="000000" w:sz="4"/>
+              <w:left w:val="single" w:color="000000" w:sz="4"/>
+              <w:bottom w:val="single" w:color="000000" w:sz="4"/>
+              <w:right w:val="single" w:color="000000" w:sz="4"/>
+            </w:tcBorders>
+            <w:tcMar>
+              <w:top w:type="dxa" w:w="35"/>
+              <w:left w:type="dxa" w:w="60"/>
+              <w:bottom w:type="dxa" w:w="35"/>
+              <w:right w:type="dxa" w:w="60"/>
+            </w:tcMar>
+            <w:vAlign w:val="center"/>
+          </w:tcPr>
+          <w:p>
+            <w:pPr>
+              <w:spacing w:after="20" w:before="20" w:line="215"/>
+              <w:jc w:val="center"/>
+            </w:pPr>
+            <w:r>
+              <w:rPr>
+                <w:rFonts w:ascii="MS Mincho" w:cs="MS Mincho" w:eastAsia="MS Mincho" w:hAnsi="MS Mincho"/>
+                <w:b w:val="false"/>
+                <w:bCs w:val="false"/>
+                <w:sz w:val="17"/>
+                <w:szCs w:val="17"/>
+              </w:rPr>
+              <w:t xml:space="preserve">12</w:t>
+            </w:r>
+          </w:p>
+        </w:tc>
+        <w:tc>
+          <w:tcPr>
+            <w:tcW w:type="dxa" w:w="3560"/>
+            <w:tcBorders>
+              <w:top w:val="single" w:color="000000" w:sz="4"/>
+              <w:left w:val="single" w:color="000000" w:sz="4"/>
+              <w:bottom w:val="single" w:color="000000" w:sz="4"/>
+              <w:right w:val="single" w:color="000000" w:sz="4"/>
+            </w:tcBorders>
+            <w:tcMar>
+              <w:top w:type="dxa" w:w="35"/>
+              <w:left w:type="dxa" w:w="60"/>
+              <w:bottom w:type="dxa" w:w="35"/>
+              <w:right w:type="dxa" w:w="60"/>
+            </w:tcMar>
+            <w:vAlign w:val="center"/>
+          </w:tcPr>
+          <w:p>
+            <w:pPr>
+              <w:spacing w:after="20" w:before="20" w:line="215"/>
+              <w:jc w:val="left"/>
+            </w:pPr>
+            <w:r>
+              <w:rPr>
+                <w:rFonts w:ascii="MS Mincho" w:cs="MS Mincho" w:eastAsia="MS Mincho" w:hAnsi="MS Mincho"/>
+                <w:b w:val="false"/>
+                <w:bCs w:val="false"/>
+                <w:sz w:val="17"/>
+                <w:szCs w:val="17"/>
+              </w:rPr>
+              <w:t xml:space="preserve">NXPRO使用　決算手数料：年間△50,000（ミロクのクラウドアプリを使用している場合）</w:t>
+            </w:r>
+          </w:p>
+        </w:tc>
+        <w:tc>
+          <w:tcPr>
+            <w:tcW w:type="dxa" w:w="540"/>
+            <w:tcBorders>
+              <w:top w:val="single" w:color="000000" w:sz="4"/>
+              <w:left w:val="single" w:color="000000" w:sz="4"/>
+              <w:bottom w:val="single" w:color="000000" w:sz="4"/>
+              <w:right w:val="single" w:color="000000" w:sz="4"/>
+            </w:tcBorders>
+            <w:tcMar>
+              <w:top w:type="dxa" w:w="35"/>
+              <w:left w:type="dxa" w:w="60"/>
+              <w:bottom w:type="dxa" w:w="35"/>
+              <w:right w:type="dxa" w:w="60"/>
+            </w:tcMar>
+            <w:vAlign w:val="center"/>
+          </w:tcPr>
+          <w:p>
+            <w:pPr>
+              <w:spacing w:after="20" w:before="20" w:line="215"/>
+              <w:jc w:val="center"/>
+            </w:pPr>
+            <w:r>
+              <w:rPr>
+                <w:rFonts w:ascii="MS Mincho" w:cs="MS Mincho" w:eastAsia="MS Mincho" w:hAnsi="MS Mincho"/>
+                <w:b w:val="false"/>
+                <w:bCs w:val="false"/>
+                <w:sz w:val="17"/>
+                <w:szCs w:val="17"/>
+              </w:rPr>
+              <w:t xml:space="preserve">☐</w:t>
+            </w:r>
+          </w:p>
+        </w:tc>
+        <w:tc>
+          <w:tcPr>
+            <w:tcW w:type="dxa" w:w="1000"/>
+            <w:tcBorders>
+              <w:top w:val="single" w:color="000000" w:sz="4"/>
+              <w:left w:val="single" w:color="000000" w:sz="4"/>
+              <w:bottom w:val="single" w:color="000000" w:sz="4"/>
+              <w:right w:val="single" w:color="000000" w:sz="4"/>
+            </w:tcBorders>
+            <w:tcMar>
+              <w:top w:type="dxa" w:w="35"/>
+              <w:left w:type="dxa" w:w="60"/>
+              <w:bottom w:type="dxa" w:w="35"/>
+              <w:right w:type="dxa" w:w="60"/>
+            </w:tcMar>
+            <w:vAlign w:val="center"/>
+          </w:tcPr>
+          <w:p>
+            <w:pPr>
+              <w:spacing w:after="20" w:before="20" w:line="215"/>
+              <w:jc w:val="center"/>
+            </w:pPr>
+            <w:r>
+              <w:rPr>
+                <w:rFonts w:ascii="MS Mincho" w:cs="MS Mincho" w:eastAsia="MS Mincho" w:hAnsi="MS Mincho"/>
+                <w:b w:val="false"/>
+                <w:bCs w:val="false"/>
+                <w:sz w:val="16"/>
+                <w:szCs w:val="16"/>
+              </w:rPr>
+              <w:t xml:space="preserve">―　事業年度</w:t>
+            </w:r>
+          </w:p>
+        </w:tc>
+        <w:tc>
+          <w:tcPr>
+            <w:tcW w:type="dxa" w:w="900"/>
+            <w:tcBorders>
+              <w:top w:val="single" w:color="000000" w:sz="4"/>
+              <w:left w:val="single" w:color="000000" w:sz="4"/>
+              <w:bottom w:val="single" w:color="000000" w:sz="4"/>
+              <w:right w:val="single" w:color="000000" w:sz="4"/>
+            </w:tcBorders>
+            <w:tcMar>
+              <w:top w:type="dxa" w:w="35"/>
+              <w:left w:type="dxa" w:w="60"/>
+              <w:bottom w:type="dxa" w:w="35"/>
+              <w:right w:type="dxa" w:w="60"/>
+            </w:tcMar>
+            <w:vAlign w:val="center"/>
+          </w:tcPr>
+          <w:p>
+            <w:pPr>
+              <w:spacing w:after="20" w:before="20" w:line="215"/>
+              <w:jc w:val="right"/>
+            </w:pPr>
+            <w:r>
+              <w:rPr>
+                <w:rFonts w:ascii="MS Mincho" w:cs="MS Mincho" w:eastAsia="MS Mincho" w:hAnsi="MS Mincho"/>
+                <w:b w:val="false"/>
+                <w:bCs w:val="false"/>
+                <w:sz w:val="16"/>
+                <w:szCs w:val="16"/>
+              </w:rPr>
+              <w:t xml:space="preserve">△50,000</w:t>
+            </w:r>
+          </w:p>
+        </w:tc>
+        <w:tc>
+          <w:tcPr>
+            <w:tcW w:type="dxa" w:w="1300"/>
+            <w:tcBorders>
+              <w:top w:val="single" w:color="000000" w:sz="4"/>
+              <w:left w:val="single" w:color="000000" w:sz="4"/>
+              <w:bottom w:val="single" w:color="000000" w:sz="4"/>
+              <w:right w:val="single" w:color="000000" w:sz="4"/>
+            </w:tcBorders>
+            <w:tcMar>
+              <w:top w:type="dxa" w:w="35"/>
+              <w:left w:type="dxa" w:w="60"/>
+              <w:bottom w:type="dxa" w:w="35"/>
+              <w:right w:type="dxa" w:w="60"/>
+            </w:tcMar>
+            <w:vAlign w:val="center"/>
+          </w:tcPr>
+          <w:p>
+            <w:pPr>
+              <w:spacing w:after="20" w:before="20" w:line="215"/>
+              <w:jc w:val="right"/>
+            </w:pPr>
+            <w:r>
+              <w:rPr>
+                <w:rFonts w:ascii="MS Mincho" w:cs="MS Mincho" w:eastAsia="MS Mincho" w:hAnsi="MS Mincho"/>
+                <w:b w:val="false"/>
+                <w:bCs w:val="false"/>
+                <w:sz w:val="17"/>
+                <w:szCs w:val="17"/>
+              </w:rPr>
+              <w:t xml:space="preserve">0</w:t>
+            </w:r>
+          </w:p>
+        </w:tc>
+        <w:tc>
+          <w:tcPr>
+            <w:tcW w:type="dxa" w:w="1859"/>
+            <w:tcBorders>
+              <w:top w:val="single" w:color="000000" w:sz="4"/>
+              <w:left w:val="single" w:color="000000" w:sz="4"/>
+              <w:bottom w:val="single" w:color="000000" w:sz="4"/>
+              <w:right w:val="single" w:color="000000" w:sz="4"/>
+            </w:tcBorders>
+            <w:tcMar>
+              <w:top w:type="dxa" w:w="35"/>
+              <w:left w:type="dxa" w:w="60"/>
+              <w:bottom w:type="dxa" w:w="35"/>
+              <w:right w:type="dxa" w:w="60"/>
+            </w:tcMar>
+            <w:vAlign w:val="center"/>
+          </w:tcPr>
+          <w:p>
+            <w:pPr>
+              <w:spacing w:after="20" w:before="20" w:line="215"/>
+              <w:jc w:val="left"/>
+            </w:pPr>
+            <w:r>
+              <w:rPr>
+                <w:rFonts w:ascii="MS Mincho" w:cs="MS Mincho" w:eastAsia="MS Mincho" w:hAnsi="MS Mincho"/>
+                <w:b w:val="false"/>
+                <w:bCs w:val="false"/>
+                <w:sz w:val="16"/>
+                <w:szCs w:val="16"/>
+              </w:rPr>
+              <w:t xml:space="preserve"/>
+            </w:r>
+          </w:p>
+        </w:tc>
+      </w:tr>
+      <w:tr>
+        <w:tc>
+          <w:tcPr>
+            <w:tcW w:type="dxa" w:w="480"/>
+            <w:tcBorders>
+              <w:top w:val="single" w:color="000000" w:sz="4"/>
+              <w:left w:val="single" w:color="000000" w:sz="4"/>
+              <w:bottom w:val="single" w:color="000000" w:sz="4"/>
+              <w:right w:val="single" w:color="000000" w:sz="4"/>
+            </w:tcBorders>
+            <w:tcMar>
+              <w:top w:type="dxa" w:w="35"/>
+              <w:left w:type="dxa" w:w="60"/>
+              <w:bottom w:type="dxa" w:w="35"/>
+              <w:right w:type="dxa" w:w="60"/>
+            </w:tcMar>
+            <w:vAlign w:val="center"/>
+          </w:tcPr>
+          <w:p>
+            <w:pPr>
+              <w:spacing w:after="20" w:before="20" w:line="215"/>
+              <w:jc w:val="center"/>
+            </w:pPr>
+            <w:r>
+              <w:rPr>
+                <w:rFonts w:ascii="MS Mincho" w:cs="MS Mincho" w:eastAsia="MS Mincho" w:hAnsi="MS Mincho"/>
+                <w:b w:val="false"/>
+                <w:bCs w:val="false"/>
+                <w:sz w:val="17"/>
+                <w:szCs w:val="17"/>
+              </w:rPr>
+              <w:t xml:space="preserve">13</w:t>
+            </w:r>
+          </w:p>
+        </w:tc>
+        <w:tc>
+          <w:tcPr>
+            <w:tcW w:type="dxa" w:w="3560"/>
+            <w:tcBorders>
+              <w:top w:val="single" w:color="000000" w:sz="4"/>
+              <w:left w:val="single" w:color="000000" w:sz="4"/>
+              <w:bottom w:val="single" w:color="000000" w:sz="4"/>
+              <w:right w:val="single" w:color="000000" w:sz="4"/>
+            </w:tcBorders>
+            <w:tcMar>
+              <w:top w:type="dxa" w:w="35"/>
+              <w:left w:type="dxa" w:w="60"/>
+              <w:bottom w:type="dxa" w:w="35"/>
+              <w:right w:type="dxa" w:w="60"/>
+            </w:tcMar>
+            <w:vAlign w:val="center"/>
+          </w:tcPr>
+          <w:p>
+            <w:pPr>
+              <w:spacing w:after="20" w:before="20" w:line="215"/>
+              <w:jc w:val="left"/>
+            </w:pPr>
+            <w:r>
+              <w:rPr>
+                <w:rFonts w:ascii="MS Mincho" w:cs="MS Mincho" w:eastAsia="MS Mincho" w:hAnsi="MS Mincho"/>
+                <w:b w:val="false"/>
+                <w:bCs w:val="false"/>
+                <w:sz w:val="17"/>
+                <w:szCs w:val="17"/>
+              </w:rPr>
+              <w:t xml:space="preserve">出精値引き</w:t>
+            </w:r>
+          </w:p>
+        </w:tc>
+        <w:tc>
+          <w:tcPr>
+            <w:tcW w:type="dxa" w:w="540"/>
+            <w:tcBorders>
+              <w:top w:val="single" w:color="000000" w:sz="4"/>
+              <w:left w:val="single" w:color="000000" w:sz="4"/>
+              <w:bottom w:val="single" w:color="000000" w:sz="4"/>
+              <w:right w:val="single" w:color="000000" w:sz="4"/>
+            </w:tcBorders>
+            <w:tcMar>
+              <w:top w:type="dxa" w:w="35"/>
+              <w:left w:type="dxa" w:w="60"/>
+              <w:bottom w:type="dxa" w:w="35"/>
+              <w:right w:type="dxa" w:w="60"/>
+            </w:tcMar>
+            <w:vAlign w:val="center"/>
+          </w:tcPr>
+          <w:p>
+            <w:pPr>
+              <w:spacing w:after="20" w:before="20" w:line="215"/>
+              <w:jc w:val="center"/>
+            </w:pPr>
+            <w:r>
+              <w:rPr>
+                <w:rFonts w:ascii="MS Mincho" w:cs="MS Mincho" w:eastAsia="MS Mincho" w:hAnsi="MS Mincho"/>
+                <w:b w:val="false"/>
+                <w:bCs w:val="false"/>
+                <w:sz w:val="17"/>
+                <w:szCs w:val="17"/>
+              </w:rPr>
+              <w:t xml:space="preserve">☐</w:t>
+            </w:r>
+          </w:p>
+        </w:tc>
+        <w:tc>
+          <w:tcPr>
+            <w:tcW w:type="dxa" w:w="1000"/>
+            <w:tcBorders>
+              <w:top w:val="single" w:color="000000" w:sz="4"/>
+              <w:left w:val="single" w:color="000000" w:sz="4"/>
+              <w:bottom w:val="single" w:color="000000" w:sz="4"/>
+              <w:right w:val="single" w:color="000000" w:sz="4"/>
+            </w:tcBorders>
+            <w:tcMar>
+              <w:top w:type="dxa" w:w="35"/>
+              <w:left w:type="dxa" w:w="60"/>
+              <w:bottom w:type="dxa" w:w="35"/>
+              <w:right w:type="dxa" w:w="60"/>
+            </w:tcMar>
+            <w:vAlign w:val="center"/>
+          </w:tcPr>
+          <w:p>
+            <w:pPr>
+              <w:spacing w:after="20" w:before="20" w:line="215"/>
+              <w:jc w:val="center"/>
+            </w:pPr>
+            <w:r>
+              <w:rPr>
+                <w:rFonts w:ascii="MS Mincho" w:cs="MS Mincho" w:eastAsia="MS Mincho" w:hAnsi="MS Mincho"/>
+                <w:b w:val="false"/>
+                <w:bCs w:val="false"/>
+                <w:sz w:val="16"/>
+                <w:szCs w:val="16"/>
+              </w:rPr>
+              <w:t xml:space="preserve">―　事業年度</w:t>
+            </w:r>
+          </w:p>
+        </w:tc>
+        <w:tc>
+          <w:tcPr>
+            <w:tcW w:type="dxa" w:w="900"/>
+            <w:tcBorders>
+              <w:top w:val="single" w:color="000000" w:sz="4"/>
+              <w:left w:val="single" w:color="000000" w:sz="4"/>
+              <w:bottom w:val="single" w:color="000000" w:sz="4"/>
+              <w:right w:val="single" w:color="000000" w:sz="4"/>
+            </w:tcBorders>
+            <w:tcMar>
+              <w:top w:type="dxa" w:w="35"/>
+              <w:left w:type="dxa" w:w="60"/>
+              <w:bottom w:type="dxa" w:w="35"/>
+              <w:right w:type="dxa" w:w="60"/>
+            </w:tcMar>
+            <w:vAlign w:val="center"/>
+          </w:tcPr>
+          <w:p>
+            <w:pPr>
+              <w:spacing w:after="20" w:before="20" w:line="215"/>
+              <w:jc w:val="right"/>
+            </w:pPr>
+            <w:r>
+              <w:rPr>
+                <w:rFonts w:ascii="MS Mincho" w:cs="MS Mincho" w:eastAsia="MS Mincho" w:hAnsi="MS Mincho"/>
+                <w:b w:val="false"/>
+                <w:bCs w:val="false"/>
+                <w:sz w:val="16"/>
+                <w:szCs w:val="16"/>
+              </w:rPr>
+              <w:t xml:space="preserve">△</w:t>
+            </w:r>
+          </w:p>
+        </w:tc>
+        <w:tc>
+          <w:tcPr>
+            <w:tcW w:type="dxa" w:w="1300"/>
+            <w:tcBorders>
+              <w:top w:val="single" w:color="000000" w:sz="4"/>
+              <w:left w:val="single" w:color="000000" w:sz="4"/>
+              <w:bottom w:val="single" w:color="000000" w:sz="4"/>
+              <w:right w:val="single" w:color="000000" w:sz="4"/>
+            </w:tcBorders>
+            <w:tcMar>
+              <w:top w:type="dxa" w:w="35"/>
+              <w:left w:type="dxa" w:w="60"/>
+              <w:bottom w:type="dxa" w:w="35"/>
+              <w:right w:type="dxa" w:w="60"/>
+            </w:tcMar>
+            <w:vAlign w:val="center"/>
+          </w:tcPr>
+          <w:p>
+            <w:pPr>
+              <w:spacing w:after="20" w:before="20" w:line="215"/>
+              <w:jc w:val="right"/>
+            </w:pPr>
+            <w:r>
+              <w:rPr>
+                <w:rFonts w:ascii="MS Mincho" w:cs="MS Mincho" w:eastAsia="MS Mincho" w:hAnsi="MS Mincho"/>
+                <w:b w:val="false"/>
+                <w:bCs w:val="false"/>
+                <w:sz w:val="17"/>
+                <w:szCs w:val="17"/>
+              </w:rPr>
+              <w:t xml:space="preserve">0</w:t>
+            </w:r>
+          </w:p>
+        </w:tc>
+        <w:tc>
+          <w:tcPr>
+            <w:tcW w:type="dxa" w:w="1859"/>
+            <w:tcBorders>
+              <w:top w:val="single" w:color="000000" w:sz="4"/>
+              <w:left w:val="single" w:color="000000" w:sz="4"/>
+              <w:bottom w:val="single" w:color="000000" w:sz="4"/>
+              <w:right w:val="single" w:color="000000" w:sz="4"/>
+            </w:tcBorders>
+            <w:tcMar>
+              <w:top w:type="dxa" w:w="35"/>
+              <w:left w:type="dxa" w:w="60"/>
+              <w:bottom w:type="dxa" w:w="35"/>
+              <w:right w:type="dxa" w:w="60"/>
+            </w:tcMar>
+            <w:vAlign w:val="center"/>
+          </w:tcPr>
+          <w:p>
+            <w:pPr>
+              <w:spacing w:after="20" w:before="20" w:line="215"/>
+              <w:jc w:val="left"/>
+            </w:pPr>
+            <w:r>
+              <w:rPr>
+                <w:rFonts w:ascii="MS Mincho" w:cs="MS Mincho" w:eastAsia="MS Mincho" w:hAnsi="MS Mincho"/>
+                <w:b w:val="false"/>
+                <w:bCs w:val="false"/>
+                <w:sz w:val="16"/>
+                <w:szCs w:val="16"/>
+              </w:rPr>
+              <w:t xml:space="preserve">下記お値引き欄にて調整</w:t>
+            </w:r>
+          </w:p>
+        </w:tc>
+      </w:tr>
+      <w:tr>
+        <w:tc>
+          <w:tcPr>
+            <w:tcW w:type="dxa" w:w="480"/>
+            <w:tcBorders>
+              <w:top w:val="single" w:color="000000" w:sz="4"/>
+              <w:left w:val="single" w:color="000000" w:sz="4"/>
+              <w:bottom w:val="single" w:color="000000" w:sz="4"/>
+              <w:right w:val="single" w:color="000000" w:sz="4"/>
+            </w:tcBorders>
+            <w:tcMar>
+              <w:top w:type="dxa" w:w="35"/>
+              <w:left w:type="dxa" w:w="60"/>
+              <w:bottom w:type="dxa" w:w="35"/>
+              <w:right w:type="dxa" w:w="60"/>
+            </w:tcMar>
+            <w:vAlign w:val="center"/>
+          </w:tcPr>
+          <w:p>
+            <w:pPr>
+              <w:spacing w:after="20" w:before="20" w:line="215"/>
+              <w:jc w:val="center"/>
+            </w:pPr>
+            <w:r>
+              <w:rPr>
+                <w:rFonts w:ascii="MS Mincho" w:cs="MS Mincho" w:eastAsia="MS Mincho" w:hAnsi="MS Mincho"/>
+                <w:b w:val="false"/>
+                <w:bCs w:val="false"/>
+                <w:sz w:val="17"/>
+                <w:szCs w:val="17"/>
+              </w:rPr>
+              <w:t xml:space="preserve">14</w:t>
+            </w:r>
+          </w:p>
+        </w:tc>
+        <w:tc>
+          <w:tcPr>
+            <w:tcW w:type="dxa" w:w="3560"/>
+            <w:tcBorders>
+              <w:top w:val="single" w:color="000000" w:sz="4"/>
+              <w:left w:val="single" w:color="000000" w:sz="4"/>
+              <w:bottom w:val="single" w:color="000000" w:sz="4"/>
+              <w:right w:val="single" w:color="000000" w:sz="4"/>
+            </w:tcBorders>
+            <w:tcMar>
+              <w:top w:type="dxa" w:w="35"/>
+              <w:left w:type="dxa" w:w="60"/>
+              <w:bottom w:type="dxa" w:w="35"/>
+              <w:right w:type="dxa" w:w="60"/>
+            </w:tcMar>
+            <w:vAlign w:val="center"/>
+          </w:tcPr>
+          <w:p>
+            <w:pPr>
+              <w:spacing w:after="20" w:before="20" w:line="215"/>
+              <w:jc w:val="left"/>
+            </w:pPr>
+            <w:r>
+              <w:rPr>
+                <w:rFonts w:ascii="MS Mincho" w:cs="MS Mincho" w:eastAsia="MS Mincho" w:hAnsi="MS Mincho"/>
+                <w:b w:val="false"/>
+                <w:bCs w:val="false"/>
+                <w:sz w:val="17"/>
+                <w:szCs w:val="17"/>
+              </w:rPr>
+              <w:t xml:space="preserve">税理士法第33条の2第1項に規定する書面添付</w:t>
+            </w:r>
+          </w:p>
+        </w:tc>
+        <w:tc>
+          <w:tcPr>
+            <w:tcW w:type="dxa" w:w="540"/>
+            <w:tcBorders>
+              <w:top w:val="single" w:color="000000" w:sz="4"/>
+              <w:left w:val="single" w:color="000000" w:sz="4"/>
+              <w:bottom w:val="single" w:color="000000" w:sz="4"/>
+              <w:right w:val="single" w:color="000000" w:sz="4"/>
+            </w:tcBorders>
+            <w:tcMar>
+              <w:top w:type="dxa" w:w="35"/>
+              <w:left w:type="dxa" w:w="60"/>
+              <w:bottom w:type="dxa" w:w="35"/>
+              <w:right w:type="dxa" w:w="60"/>
+            </w:tcMar>
+            <w:vAlign w:val="center"/>
+          </w:tcPr>
+          <w:p>
+            <w:pPr>
+              <w:spacing w:after="20" w:before="20" w:line="215"/>
+              <w:jc w:val="center"/>
+            </w:pPr>
+            <w:r>
+              <w:rPr>
+                <w:rFonts w:ascii="MS Mincho" w:cs="MS Mincho" w:eastAsia="MS Mincho" w:hAnsi="MS Mincho"/>
+                <w:b w:val="false"/>
+                <w:bCs w:val="false"/>
+                <w:sz w:val="17"/>
+                <w:szCs w:val="17"/>
+              </w:rPr>
+              <w:t xml:space="preserve">☑</w:t>
+            </w:r>
+          </w:p>
+        </w:tc>
+        <w:tc>
+          <w:tcPr>
+            <w:tcW w:type="dxa" w:w="1000"/>
+            <w:tcBorders>
+              <w:top w:val="single" w:color="000000" w:sz="4"/>
+              <w:left w:val="single" w:color="000000" w:sz="4"/>
+              <w:bottom w:val="single" w:color="000000" w:sz="4"/>
+              <w:right w:val="single" w:color="000000" w:sz="4"/>
+            </w:tcBorders>
+            <w:tcMar>
+              <w:top w:type="dxa" w:w="35"/>
+              <w:left w:type="dxa" w:w="60"/>
+              <w:bottom w:type="dxa" w:w="35"/>
+              <w:right w:type="dxa" w:w="60"/>
+            </w:tcMar>
+            <w:vAlign w:val="center"/>
+          </w:tcPr>
+          <w:p>
+            <w:pPr>
+              <w:spacing w:after="20" w:before="20" w:line="215"/>
+              <w:jc w:val="center"/>
+            </w:pPr>
+            <w:r>
+              <w:rPr>
+                <w:rFonts w:ascii="MS Mincho" w:cs="MS Mincho" w:eastAsia="MS Mincho" w:hAnsi="MS Mincho"/>
+                <w:b w:val="false"/>
+                <w:bCs w:val="false"/>
+                <w:sz w:val="16"/>
+                <w:szCs w:val="16"/>
+              </w:rPr>
+              <w:t xml:space="preserve">1　事業年度</w:t>
+            </w:r>
+          </w:p>
+        </w:tc>
+        <w:tc>
+          <w:tcPr>
+            <w:tcW w:type="dxa" w:w="900"/>
+            <w:tcBorders>
+              <w:top w:val="single" w:color="000000" w:sz="4"/>
+              <w:left w:val="single" w:color="000000" w:sz="4"/>
+              <w:bottom w:val="single" w:color="000000" w:sz="4"/>
+              <w:right w:val="single" w:color="000000" w:sz="4"/>
+            </w:tcBorders>
+            <w:tcMar>
+              <w:top w:type="dxa" w:w="35"/>
+              <w:left w:type="dxa" w:w="60"/>
+              <w:bottom w:type="dxa" w:w="35"/>
+              <w:right w:type="dxa" w:w="60"/>
+            </w:tcMar>
+            <w:vAlign w:val="center"/>
+          </w:tcPr>
+          <w:p>
+            <w:pPr>
+              <w:spacing w:after="20" w:before="20" w:line="215"/>
+              <w:jc w:val="right"/>
+            </w:pPr>
+            <w:r>
+              <w:rPr>
+                <w:rFonts w:ascii="MS Mincho" w:cs="MS Mincho" w:eastAsia="MS Mincho" w:hAnsi="MS Mincho"/>
+                <w:b w:val="false"/>
+                <w:bCs w:val="false"/>
+                <w:sz w:val="16"/>
+                <w:szCs w:val="16"/>
+              </w:rPr>
+              <w:t xml:space="preserve">30,000</w:t>
+            </w:r>
+          </w:p>
+        </w:tc>
+        <w:tc>
+          <w:tcPr>
+            <w:tcW w:type="dxa" w:w="1300"/>
+            <w:tcBorders>
+              <w:top w:val="single" w:color="000000" w:sz="4"/>
+              <w:left w:val="single" w:color="000000" w:sz="4"/>
+              <w:bottom w:val="single" w:color="000000" w:sz="4"/>
+              <w:right w:val="single" w:color="000000" w:sz="4"/>
+            </w:tcBorders>
+            <w:tcMar>
+              <w:top w:type="dxa" w:w="35"/>
+              <w:left w:type="dxa" w:w="60"/>
+              <w:bottom w:type="dxa" w:w="35"/>
+              <w:right w:type="dxa" w:w="60"/>
+            </w:tcMar>
+            <w:vAlign w:val="center"/>
+          </w:tcPr>
+          <w:p>
+            <w:pPr>
+              <w:spacing w:after="20" w:before="20" w:line="215"/>
+              <w:jc w:val="right"/>
+            </w:pPr>
+            <w:r>
+              <w:rPr>
+                <w:rFonts w:ascii="MS Mincho" w:cs="MS Mincho" w:eastAsia="MS Mincho" w:hAnsi="MS Mincho"/>
+                <w:b w:val="false"/>
+                <w:bCs w:val="false"/>
+                <w:sz w:val="17"/>
+                <w:szCs w:val="17"/>
+              </w:rPr>
+              <w:t xml:space="preserve">30,000</w:t>
+            </w:r>
+          </w:p>
+        </w:tc>
+        <w:tc>
+          <w:tcPr>
+            <w:tcW w:type="dxa" w:w="1859"/>
+            <w:tcBorders>
+              <w:top w:val="single" w:color="000000" w:sz="4"/>
+              <w:left w:val="single" w:color="000000" w:sz="4"/>
+              <w:bottom w:val="single" w:color="000000" w:sz="4"/>
+              <w:right w:val="single" w:color="000000" w:sz="4"/>
+            </w:tcBorders>
+            <w:tcMar>
+              <w:top w:type="dxa" w:w="35"/>
+              <w:left w:type="dxa" w:w="60"/>
+              <w:bottom w:type="dxa" w:w="35"/>
+              <w:right w:type="dxa" w:w="60"/>
+            </w:tcMar>
+            <w:vAlign w:val="center"/>
+          </w:tcPr>
+          <w:p>
+            <w:pPr>
+              <w:spacing w:after="20" w:before="20" w:line="215"/>
+              <w:jc w:val="left"/>
+            </w:pPr>
+            <w:r>
+              <w:rPr>
+                <w:rFonts w:ascii="MS Mincho" w:cs="MS Mincho" w:eastAsia="MS Mincho" w:hAnsi="MS Mincho"/>
+                <w:b w:val="false"/>
+                <w:bCs w:val="false"/>
+                <w:sz w:val="16"/>
+                <w:szCs w:val="16"/>
+              </w:rPr>
+              <w:t xml:space="preserve"/>
+            </w:r>
+          </w:p>
+        </w:tc>
+      </w:tr>
+      <w:tr>
+        <w:tc>
+          <w:tcPr>
+            <w:tcW w:type="dxa" w:w="480"/>
+            <w:tcBorders>
+              <w:top w:val="single" w:color="000000" w:sz="4"/>
+              <w:left w:val="single" w:color="000000" w:sz="4"/>
+              <w:bottom w:val="single" w:color="000000" w:sz="4"/>
+              <w:right w:val="single" w:color="000000" w:sz="4"/>
+            </w:tcBorders>
+            <w:shd w:fill="F2F2F2" w:color="auto" w:val="clear"/>
+            <w:tcMar>
+              <w:top w:type="dxa" w:w="35"/>
+              <w:left w:type="dxa" w:w="60"/>
+              <w:bottom w:type="dxa" w:w="35"/>
+              <w:right w:type="dxa" w:w="60"/>
+            </w:tcMar>
+            <w:vAlign w:val="center"/>
+          </w:tcPr>
+          <w:p>
+            <w:pPr>
+              <w:spacing w:after="20" w:before="20" w:line="215"/>
+              <w:jc w:val="left"/>
+            </w:pPr>
+            <w:r>
+              <w:rPr>
+                <w:rFonts w:ascii="MS Mincho" w:cs="MS Mincho" w:eastAsia="MS Mincho" w:hAnsi="MS Mincho"/>
+                <w:b w:val="false"/>
+                <w:bCs w:val="false"/>
+                <w:sz w:val="17"/>
+                <w:szCs w:val="17"/>
+              </w:rPr>
+              <w:t xml:space="preserve"/>
+            </w:r>
+          </w:p>
+        </w:tc>
+        <w:tc>
+          <w:tcPr>
+            <w:tcW w:type="dxa" w:w="3560"/>
+            <w:tcBorders>
+              <w:top w:val="single" w:color="000000" w:sz="4"/>
+              <w:left w:val="single" w:color="000000" w:sz="4"/>
+              <w:bottom w:val="single" w:color="000000" w:sz="4"/>
+              <w:right w:val="single" w:color="000000" w:sz="4"/>
+            </w:tcBorders>
+            <w:shd w:fill="F2F2F2" w:color="auto" w:val="clear"/>
+            <w:tcMar>
+              <w:top w:type="dxa" w:w="35"/>
+              <w:left w:type="dxa" w:w="60"/>
+              <w:bottom w:type="dxa" w:w="35"/>
+              <w:right w:type="dxa" w:w="60"/>
+            </w:tcMar>
+            <w:vAlign w:val="center"/>
+          </w:tcPr>
+          <w:p>
+            <w:pPr>
+              <w:spacing w:after="20" w:before="20" w:line="215"/>
+              <w:jc w:val="left"/>
+            </w:pPr>
+            <w:r>
+              <w:rPr>
+                <w:rFonts w:ascii="MS Mincho" w:cs="MS Mincho" w:eastAsia="MS Mincho" w:hAnsi="MS Mincho"/>
+                <w:b/>
+                <w:bCs/>
+                <w:sz w:val="17"/>
+                <w:szCs w:val="17"/>
+              </w:rPr>
+              <w:t xml:space="preserve">決算・申告代行業務　小計</w:t>
+            </w:r>
+          </w:p>
+        </w:tc>
+        <w:tc>
+          <w:tcPr>
+            <w:tcW w:type="dxa" w:w="540"/>
+            <w:tcBorders>
+              <w:top w:val="single" w:color="000000" w:sz="4"/>
+              <w:left w:val="single" w:color="000000" w:sz="4"/>
+              <w:bottom w:val="single" w:color="000000" w:sz="4"/>
+              <w:right w:val="single" w:color="000000" w:sz="4"/>
+            </w:tcBorders>
+            <w:shd w:fill="F2F2F2" w:color="auto" w:val="clear"/>
+            <w:tcMar>
+              <w:top w:type="dxa" w:w="35"/>
+              <w:left w:type="dxa" w:w="60"/>
+              <w:bottom w:type="dxa" w:w="35"/>
+              <w:right w:type="dxa" w:w="60"/>
+            </w:tcMar>
+            <w:vAlign w:val="center"/>
+          </w:tcPr>
+          <w:p>
+            <w:pPr>
+              <w:spacing w:after="20" w:before="20" w:line="215"/>
+              <w:jc w:val="left"/>
+            </w:pPr>
+            <w:r>
+              <w:rPr>
+                <w:rFonts w:ascii="MS Mincho" w:cs="MS Mincho" w:eastAsia="MS Mincho" w:hAnsi="MS Mincho"/>
+                <w:b w:val="false"/>
+                <w:bCs w:val="false"/>
+                <w:sz w:val="17"/>
+                <w:szCs w:val="17"/>
+              </w:rPr>
+              <w:t xml:space="preserve"/>
+            </w:r>
+          </w:p>
+        </w:tc>
+        <w:tc>
+          <w:tcPr>
+            <w:tcW w:type="dxa" w:w="1000"/>
+            <w:tcBorders>
+              <w:top w:val="single" w:color="000000" w:sz="4"/>
+              <w:left w:val="single" w:color="000000" w:sz="4"/>
+              <w:bottom w:val="single" w:color="000000" w:sz="4"/>
+              <w:right w:val="single" w:color="000000" w:sz="4"/>
+            </w:tcBorders>
+            <w:shd w:fill="F2F2F2" w:color="auto" w:val="clear"/>
+            <w:tcMar>
+              <w:top w:type="dxa" w:w="35"/>
+              <w:left w:type="dxa" w:w="60"/>
+              <w:bottom w:type="dxa" w:w="35"/>
+              <w:right w:type="dxa" w:w="60"/>
+            </w:tcMar>
+            <w:vAlign w:val="center"/>
+          </w:tcPr>
+          <w:p>
+            <w:pPr>
+              <w:spacing w:after="20" w:before="20" w:line="215"/>
+              <w:jc w:val="center"/>
+            </w:pPr>
+            <w:r>
+              <w:rPr>
+                <w:rFonts w:ascii="MS Mincho" w:cs="MS Mincho" w:eastAsia="MS Mincho" w:hAnsi="MS Mincho"/>
+                <w:b w:val="false"/>
+                <w:bCs w:val="false"/>
+                <w:sz w:val="15"/>
+                <w:szCs w:val="15"/>
+              </w:rPr>
+              <w:t xml:space="preserve">年額のみ</w:t>
+            </w:r>
+          </w:p>
+        </w:tc>
+        <w:tc>
+          <w:tcPr>
+            <w:tcW w:type="dxa" w:w="900"/>
+            <w:tcBorders>
+              <w:top w:val="single" w:color="000000" w:sz="4"/>
+              <w:left w:val="single" w:color="000000" w:sz="4"/>
+              <w:bottom w:val="single" w:color="000000" w:sz="4"/>
+              <w:right w:val="single" w:color="000000" w:sz="4"/>
+            </w:tcBorders>
+            <w:shd w:fill="F2F2F2" w:color="auto" w:val="clear"/>
+            <w:tcMar>
+              <w:top w:type="dxa" w:w="35"/>
+              <w:left w:type="dxa" w:w="60"/>
+              <w:bottom w:type="dxa" w:w="35"/>
+              <w:right w:type="dxa" w:w="60"/>
+            </w:tcMar>
+            <w:vAlign w:val="center"/>
+          </w:tcPr>
+          <w:p>
+            <w:pPr>
+              <w:spacing w:after="20" w:before="20" w:line="215"/>
+              <w:jc w:val="center"/>
+            </w:pPr>
+            <w:r>
+              <w:rPr>
+                <w:rFonts w:ascii="MS Mincho" w:cs="MS Mincho" w:eastAsia="MS Mincho" w:hAnsi="MS Mincho"/>
+                <w:b w:val="false"/>
+                <w:bCs w:val="false"/>
+                <w:sz w:val="15"/>
+                <w:szCs w:val="15"/>
+              </w:rPr>
+              <w:t xml:space="preserve">－</w:t>
+            </w:r>
+          </w:p>
+        </w:tc>
+        <w:tc>
+          <w:tcPr>
+            <w:tcW w:type="dxa" w:w="1300"/>
+            <w:tcBorders>
+              <w:top w:val="single" w:color="000000" w:sz="4"/>
+              <w:left w:val="single" w:color="000000" w:sz="4"/>
+              <w:bottom w:val="single" w:color="000000" w:sz="4"/>
+              <w:right w:val="single" w:color="000000" w:sz="4"/>
+            </w:tcBorders>
+            <w:shd w:fill="F2F2F2" w:color="auto" w:val="clear"/>
+            <w:tcMar>
+              <w:top w:type="dxa" w:w="35"/>
+              <w:left w:type="dxa" w:w="60"/>
+              <w:bottom w:type="dxa" w:w="35"/>
+              <w:right w:type="dxa" w:w="60"/>
+            </w:tcMar>
+            <w:vAlign w:val="center"/>
+          </w:tcPr>
           <w:p>
             <w:pPr>
               <w:spacing w:after="20" w:before="20" w:line="215"/>
@@ -2430,7 +4581,7 @@
                 <w:sz w:val="16"/>
                 <w:szCs w:val="16"/>
               </w:rPr>
-              <w:t xml:space="preserve">年額　￥996,250</w:t>
+              <w:t xml:space="preserve">200,000</w:t>
             </w:r>
           </w:p>
         </w:tc>
@@ -2473,47 +4624,85 @@
       <w:tr>
         <w:tc>
           <w:tcPr>
-            <w:tcW w:type="dxa" w:w="480"/>
-            <w:tcBorders>
-              <w:top w:val="single" w:color="000000" w:sz="4"/>
-              <w:left w:val="single" w:color="000000" w:sz="4"/>
-              <w:bottom w:val="single" w:color="000000" w:sz="4"/>
-              <w:right w:val="single" w:color="000000" w:sz="4"/>
-            </w:tcBorders>
-            <w:tcMar>
-              <w:top w:type="dxa" w:w="35"/>
-              <w:left w:type="dxa" w:w="60"/>
-              <w:bottom w:type="dxa" w:w="35"/>
-              <w:right w:type="dxa" w:w="60"/>
-            </w:tcMar>
-            <w:vAlign w:val="center"/>
-          </w:tcPr>
-          <w:p>
-            <w:pPr>
-              <w:spacing w:after="20" w:before="20" w:line="215"/>
-              <w:jc w:val="center"/>
-            </w:pPr>
-            <w:r>
-              <w:rPr>
-                <w:rFonts w:ascii="MS Mincho" w:cs="MS Mincho" w:eastAsia="MS Mincho" w:hAnsi="MS Mincho"/>
-                <w:b w:val="false"/>
-                <w:bCs w:val="false"/>
-                <w:sz w:val="17"/>
-                <w:szCs w:val="17"/>
-              </w:rPr>
-              <w:t xml:space="preserve">7</w:t>
-            </w:r>
-          </w:p>
-        </w:tc>
-        <w:tc>
-          <w:tcPr>
-            <w:tcW w:type="dxa" w:w="3560"/>
-            <w:tcBorders>
-              <w:top w:val="single" w:color="000000" w:sz="4"/>
-              <w:left w:val="single" w:color="000000" w:sz="4"/>
-              <w:bottom w:val="single" w:color="000000" w:sz="4"/>
-              <w:right w:val="single" w:color="000000" w:sz="4"/>
-            </w:tcBorders>
+            <w:tcW w:type="dxa" w:w="6480"/>
+            <w:gridSpan w:val="5"/>
+            <w:tcBorders>
+              <w:top w:val="single" w:color="000000" w:sz="4"/>
+              <w:left w:val="single" w:color="000000" w:sz="4"/>
+              <w:bottom w:val="single" w:color="000000" w:sz="4"/>
+              <w:right w:val="single" w:color="000000" w:sz="4"/>
+            </w:tcBorders>
+            <w:shd w:fill="F2F2F2" w:color="auto" w:val="clear"/>
+            <w:tcMar>
+              <w:top w:type="dxa" w:w="35"/>
+              <w:left w:type="dxa" w:w="60"/>
+              <w:bottom w:type="dxa" w:w="35"/>
+              <w:right w:type="dxa" w:w="60"/>
+            </w:tcMar>
+            <w:vAlign w:val="center"/>
+          </w:tcPr>
+          <w:p>
+            <w:pPr>
+              <w:spacing w:after="20" w:before="20" w:line="215"/>
+              <w:jc w:val="right"/>
+            </w:pPr>
+            <w:r>
+              <w:rPr>
+                <w:rFonts w:ascii="MS Mincho" w:cs="MS Mincho" w:eastAsia="MS Mincho" w:hAnsi="MS Mincho"/>
+                <w:b w:val="false"/>
+                <w:bCs w:val="false"/>
+                <w:sz w:val="17"/>
+                <w:szCs w:val="17"/>
+              </w:rPr>
+              <w:t xml:space="preserve">小　計（税抜）　　</w:t>
+            </w:r>
+          </w:p>
+        </w:tc>
+        <w:tc>
+          <w:tcPr>
+            <w:tcW w:type="dxa" w:w="1300"/>
+            <w:tcBorders>
+              <w:top w:val="single" w:color="000000" w:sz="4"/>
+              <w:left w:val="single" w:color="000000" w:sz="4"/>
+              <w:bottom w:val="single" w:color="000000" w:sz="4"/>
+              <w:right w:val="single" w:color="000000" w:sz="4"/>
+            </w:tcBorders>
+            <w:shd w:fill="F2F2F2" w:color="auto" w:val="clear"/>
+            <w:tcMar>
+              <w:top w:type="dxa" w:w="35"/>
+              <w:left w:type="dxa" w:w="60"/>
+              <w:bottom w:type="dxa" w:w="35"/>
+              <w:right w:type="dxa" w:w="60"/>
+            </w:tcMar>
+            <w:vAlign w:val="center"/>
+          </w:tcPr>
+          <w:p>
+            <w:pPr>
+              <w:spacing w:after="20" w:before="20" w:line="215"/>
+              <w:jc w:val="right"/>
+            </w:pPr>
+            <w:r>
+              <w:rPr>
+                <w:rFonts w:ascii="MS Mincho" w:cs="MS Mincho" w:eastAsia="MS Mincho" w:hAnsi="MS Mincho"/>
+                <w:b w:val="false"/>
+                <w:bCs w:val="false"/>
+                <w:sz w:val="17"/>
+                <w:szCs w:val="17"/>
+              </w:rPr>
+              <w:t xml:space="preserve">980,000</w:t>
+            </w:r>
+          </w:p>
+        </w:tc>
+        <w:tc>
+          <w:tcPr>
+            <w:tcW w:type="dxa" w:w="1859"/>
+            <w:tcBorders>
+              <w:top w:val="single" w:color="000000" w:sz="4"/>
+              <w:left w:val="single" w:color="000000" w:sz="4"/>
+              <w:bottom w:val="single" w:color="000000" w:sz="4"/>
+              <w:right w:val="single" w:color="000000" w:sz="4"/>
+            </w:tcBorders>
+            <w:shd w:fill="F2F2F2" w:color="auto" w:val="clear"/>
             <w:tcMar>
               <w:top w:type="dxa" w:w="35"/>
               <w:left w:type="dxa" w:w="60"/>
@@ -2535,177 +4724,7 @@
                 <w:sz w:val="17"/>
                 <w:szCs w:val="17"/>
               </w:rPr>
-              <w:t xml:space="preserve">決算報酬：法人 ＠120,000　個人＆NPO ＠50,000</w:t>
-            </w:r>
-          </w:p>
-        </w:tc>
-        <w:tc>
-          <w:tcPr>
-            <w:tcW w:type="dxa" w:w="540"/>
-            <w:tcBorders>
-              <w:top w:val="single" w:color="000000" w:sz="4"/>
-              <w:left w:val="single" w:color="000000" w:sz="4"/>
-              <w:bottom w:val="single" w:color="000000" w:sz="4"/>
-              <w:right w:val="single" w:color="000000" w:sz="4"/>
-            </w:tcBorders>
-            <w:tcMar>
-              <w:top w:type="dxa" w:w="35"/>
-              <w:left w:type="dxa" w:w="60"/>
-              <w:bottom w:type="dxa" w:w="35"/>
-              <w:right w:type="dxa" w:w="60"/>
-            </w:tcMar>
-            <w:vAlign w:val="center"/>
-          </w:tcPr>
-          <w:p>
-            <w:pPr>
-              <w:spacing w:after="20" w:before="20" w:line="215"/>
-              <w:jc w:val="center"/>
-            </w:pPr>
-            <w:r>
-              <w:rPr>
-                <w:rFonts w:ascii="MS Mincho" w:cs="MS Mincho" w:eastAsia="MS Mincho" w:hAnsi="MS Mincho"/>
-                <w:b w:val="false"/>
-                <w:bCs w:val="false"/>
-                <w:sz w:val="17"/>
-                <w:szCs w:val="17"/>
-              </w:rPr>
-              <w:t xml:space="preserve">☑</w:t>
-            </w:r>
-          </w:p>
-        </w:tc>
-        <w:tc>
-          <w:tcPr>
-            <w:tcW w:type="dxa" w:w="1000"/>
-            <w:tcBorders>
-              <w:top w:val="single" w:color="000000" w:sz="4"/>
-              <w:left w:val="single" w:color="000000" w:sz="4"/>
-              <w:bottom w:val="single" w:color="000000" w:sz="4"/>
-              <w:right w:val="single" w:color="000000" w:sz="4"/>
-            </w:tcBorders>
-            <w:tcMar>
-              <w:top w:type="dxa" w:w="35"/>
-              <w:left w:type="dxa" w:w="60"/>
-              <w:bottom w:type="dxa" w:w="35"/>
-              <w:right w:type="dxa" w:w="60"/>
-            </w:tcMar>
-            <w:vAlign w:val="center"/>
-          </w:tcPr>
-          <w:p>
-            <w:pPr>
-              <w:spacing w:after="20" w:before="20" w:line="215"/>
-              <w:jc w:val="center"/>
-            </w:pPr>
-            <w:r>
-              <w:rPr>
-                <w:rFonts w:ascii="MS Mincho" w:cs="MS Mincho" w:eastAsia="MS Mincho" w:hAnsi="MS Mincho"/>
-                <w:b w:val="false"/>
-                <w:bCs w:val="false"/>
-                <w:sz w:val="16"/>
-                <w:szCs w:val="16"/>
-              </w:rPr>
-              <w:t xml:space="preserve">1　事業年度</w:t>
-            </w:r>
-          </w:p>
-        </w:tc>
-        <w:tc>
-          <w:tcPr>
-            <w:tcW w:type="dxa" w:w="900"/>
-            <w:tcBorders>
-              <w:top w:val="single" w:color="000000" w:sz="4"/>
-              <w:left w:val="single" w:color="000000" w:sz="4"/>
-              <w:bottom w:val="single" w:color="000000" w:sz="4"/>
-              <w:right w:val="single" w:color="000000" w:sz="4"/>
-            </w:tcBorders>
-            <w:tcMar>
-              <w:top w:type="dxa" w:w="35"/>
-              <w:left w:type="dxa" w:w="60"/>
-              <w:bottom w:type="dxa" w:w="35"/>
-              <w:right w:type="dxa" w:w="60"/>
-            </w:tcMar>
-            <w:vAlign w:val="center"/>
-          </w:tcPr>
-          <w:p>
-            <w:pPr>
-              <w:spacing w:after="20" w:before="20" w:line="215"/>
-              <w:jc w:val="right"/>
-            </w:pPr>
-            <w:r>
-              <w:rPr>
-                <w:rFonts w:ascii="MS Mincho" w:cs="MS Mincho" w:eastAsia="MS Mincho" w:hAnsi="MS Mincho"/>
-                <w:b w:val="false"/>
-                <w:bCs w:val="false"/>
-                <w:sz w:val="16"/>
-                <w:szCs w:val="16"/>
-              </w:rPr>
-              <w:t xml:space="preserve">120,000</w:t>
-            </w:r>
-          </w:p>
-        </w:tc>
-        <w:tc>
-          <w:tcPr>
-            <w:tcW w:type="dxa" w:w="1300"/>
-            <w:tcBorders>
-              <w:top w:val="single" w:color="000000" w:sz="4"/>
-              <w:left w:val="single" w:color="000000" w:sz="4"/>
-              <w:bottom w:val="single" w:color="000000" w:sz="4"/>
-              <w:right w:val="single" w:color="000000" w:sz="4"/>
-            </w:tcBorders>
-            <w:tcMar>
-              <w:top w:type="dxa" w:w="35"/>
-              <w:left w:type="dxa" w:w="60"/>
-              <w:bottom w:type="dxa" w:w="35"/>
-              <w:right w:type="dxa" w:w="60"/>
-            </w:tcMar>
-            <w:vAlign w:val="center"/>
-          </w:tcPr>
-          <w:p>
-            <w:pPr>
-              <w:spacing w:after="20" w:before="20" w:line="215"/>
-              <w:jc w:val="right"/>
-            </w:pPr>
-            <w:r>
-              <w:rPr>
-                <w:rFonts w:ascii="MS Mincho" w:cs="MS Mincho" w:eastAsia="MS Mincho" w:hAnsi="MS Mincho"/>
-                <w:b w:val="false"/>
-                <w:bCs w:val="false"/>
-                <w:sz w:val="17"/>
-                <w:szCs w:val="17"/>
-              </w:rPr>
-              <w:t xml:space="preserve">120,000</w:t>
-            </w:r>
-          </w:p>
-        </w:tc>
-        <w:tc>
-          <w:tcPr>
-            <w:tcW w:type="dxa" w:w="1859"/>
-            <w:tcBorders>
-              <w:top w:val="single" w:color="000000" w:sz="4"/>
-              <w:left w:val="single" w:color="000000" w:sz="4"/>
-              <w:bottom w:val="single" w:color="000000" w:sz="4"/>
-              <w:right w:val="single" w:color="000000" w:sz="4"/>
-            </w:tcBorders>
-            <w:tcMar>
-              <w:top w:type="dxa" w:w="35"/>
-              <w:left w:type="dxa" w:w="60"/>
-              <w:bottom w:type="dxa" w:w="35"/>
-              <w:right w:type="dxa" w:w="60"/>
-            </w:tcMar>
-            <w:vAlign w:val="center"/>
-          </w:tcPr>
-          <w:p>
-            <w:pPr>
-              <w:spacing w:after="20" w:before="20" w:line="215"/>
-              <w:jc w:val="left"/>
-            </w:pPr>
-            <w:r>
-              <w:rPr>
-                <w:rFonts w:ascii="MS Mincho" w:cs="MS Mincho" w:eastAsia="MS Mincho" w:hAnsi="MS Mincho"/>
-                <w:b w:val="false"/>
-                <w:bCs w:val="false"/>
-                <w:sz w:val="16"/>
-                <w:szCs w:val="16"/>
-              </w:rPr>
-              <w:t xml:space="preserve">法人</w:t>
+              <w:t xml:space="preserve"/>
             </w:r>
           </w:p>
         </w:tc>
@@ -2713,47 +4732,85 @@
       <w:tr>
         <w:tc>
           <w:tcPr>
-            <w:tcW w:type="dxa" w:w="480"/>
-            <w:tcBorders>
-              <w:top w:val="single" w:color="000000" w:sz="4"/>
-              <w:left w:val="single" w:color="000000" w:sz="4"/>
-              <w:bottom w:val="single" w:color="000000" w:sz="4"/>
-              <w:right w:val="single" w:color="000000" w:sz="4"/>
-            </w:tcBorders>
-            <w:tcMar>
-              <w:top w:type="dxa" w:w="35"/>
-              <w:left w:type="dxa" w:w="60"/>
-              <w:bottom w:type="dxa" w:w="35"/>
-              <w:right w:type="dxa" w:w="60"/>
-            </w:tcMar>
-            <w:vAlign w:val="center"/>
-          </w:tcPr>
-          <w:p>
-            <w:pPr>
-              <w:spacing w:after="20" w:before="20" w:line="215"/>
-              <w:jc w:val="center"/>
-            </w:pPr>
-            <w:r>
-              <w:rPr>
-                <w:rFonts w:ascii="MS Mincho" w:cs="MS Mincho" w:eastAsia="MS Mincho" w:hAnsi="MS Mincho"/>
-                <w:b w:val="false"/>
-                <w:bCs w:val="false"/>
-                <w:sz w:val="17"/>
-                <w:szCs w:val="17"/>
-              </w:rPr>
-              <w:t xml:space="preserve">8</w:t>
-            </w:r>
-          </w:p>
-        </w:tc>
-        <w:tc>
-          <w:tcPr>
-            <w:tcW w:type="dxa" w:w="3560"/>
-            <w:tcBorders>
-              <w:top w:val="single" w:color="000000" w:sz="4"/>
-              <w:left w:val="single" w:color="000000" w:sz="4"/>
-              <w:bottom w:val="single" w:color="000000" w:sz="4"/>
-              <w:right w:val="single" w:color="000000" w:sz="4"/>
-            </w:tcBorders>
+            <w:tcW w:type="dxa" w:w="6480"/>
+            <w:gridSpan w:val="5"/>
+            <w:tcBorders>
+              <w:top w:val="single" w:color="000000" w:sz="4"/>
+              <w:left w:val="single" w:color="000000" w:sz="4"/>
+              <w:bottom w:val="single" w:color="000000" w:sz="4"/>
+              <w:right w:val="single" w:color="000000" w:sz="4"/>
+            </w:tcBorders>
+            <w:shd w:fill="F2F2F2" w:color="auto" w:val="clear"/>
+            <w:tcMar>
+              <w:top w:type="dxa" w:w="35"/>
+              <w:left w:type="dxa" w:w="60"/>
+              <w:bottom w:type="dxa" w:w="35"/>
+              <w:right w:type="dxa" w:w="60"/>
+            </w:tcMar>
+            <w:vAlign w:val="center"/>
+          </w:tcPr>
+          <w:p>
+            <w:pPr>
+              <w:spacing w:after="20" w:before="20" w:line="215"/>
+              <w:jc w:val="right"/>
+            </w:pPr>
+            <w:r>
+              <w:rPr>
+                <w:rFonts w:ascii="MS Mincho" w:cs="MS Mincho" w:eastAsia="MS Mincho" w:hAnsi="MS Mincho"/>
+                <w:b w:val="false"/>
+                <w:bCs w:val="false"/>
+                <w:sz w:val="17"/>
+                <w:szCs w:val="17"/>
+              </w:rPr>
+              <w:t xml:space="preserve">消費税（10％）　　</w:t>
+            </w:r>
+          </w:p>
+        </w:tc>
+        <w:tc>
+          <w:tcPr>
+            <w:tcW w:type="dxa" w:w="1300"/>
+            <w:tcBorders>
+              <w:top w:val="single" w:color="000000" w:sz="4"/>
+              <w:left w:val="single" w:color="000000" w:sz="4"/>
+              <w:bottom w:val="single" w:color="000000" w:sz="4"/>
+              <w:right w:val="single" w:color="000000" w:sz="4"/>
+            </w:tcBorders>
+            <w:shd w:fill="F2F2F2" w:color="auto" w:val="clear"/>
+            <w:tcMar>
+              <w:top w:type="dxa" w:w="35"/>
+              <w:left w:type="dxa" w:w="60"/>
+              <w:bottom w:type="dxa" w:w="35"/>
+              <w:right w:type="dxa" w:w="60"/>
+            </w:tcMar>
+            <w:vAlign w:val="center"/>
+          </w:tcPr>
+          <w:p>
+            <w:pPr>
+              <w:spacing w:after="20" w:before="20" w:line="215"/>
+              <w:jc w:val="right"/>
+            </w:pPr>
+            <w:r>
+              <w:rPr>
+                <w:rFonts w:ascii="MS Mincho" w:cs="MS Mincho" w:eastAsia="MS Mincho" w:hAnsi="MS Mincho"/>
+                <w:b w:val="false"/>
+                <w:bCs w:val="false"/>
+                <w:sz w:val="17"/>
+                <w:szCs w:val="17"/>
+              </w:rPr>
+              <w:t xml:space="preserve">98,000</w:t>
+            </w:r>
+          </w:p>
+        </w:tc>
+        <w:tc>
+          <w:tcPr>
+            <w:tcW w:type="dxa" w:w="1859"/>
+            <w:tcBorders>
+              <w:top w:val="single" w:color="000000" w:sz="4"/>
+              <w:left w:val="single" w:color="000000" w:sz="4"/>
+              <w:bottom w:val="single" w:color="000000" w:sz="4"/>
+              <w:right w:val="single" w:color="000000" w:sz="4"/>
+            </w:tcBorders>
+            <w:shd w:fill="F2F2F2" w:color="auto" w:val="clear"/>
             <w:tcMar>
               <w:top w:type="dxa" w:w="35"/>
               <w:left w:type="dxa" w:w="60"/>
@@ -2774,176 +4831,6 @@
                 <w:bCs w:val="false"/>
                 <w:sz w:val="17"/>
                 <w:szCs w:val="17"/>
-              </w:rPr>
-              <w:t xml:space="preserve">消費税申告：＠50,000</w:t>
-            </w:r>
-          </w:p>
-        </w:tc>
-        <w:tc>
-          <w:tcPr>
-            <w:tcW w:type="dxa" w:w="540"/>
-            <w:tcBorders>
-              <w:top w:val="single" w:color="000000" w:sz="4"/>
-              <w:left w:val="single" w:color="000000" w:sz="4"/>
-              <w:bottom w:val="single" w:color="000000" w:sz="4"/>
-              <w:right w:val="single" w:color="000000" w:sz="4"/>
-            </w:tcBorders>
-            <w:tcMar>
-              <w:top w:type="dxa" w:w="35"/>
-              <w:left w:type="dxa" w:w="60"/>
-              <w:bottom w:type="dxa" w:w="35"/>
-              <w:right w:type="dxa" w:w="60"/>
-            </w:tcMar>
-            <w:vAlign w:val="center"/>
-          </w:tcPr>
-          <w:p>
-            <w:pPr>
-              <w:spacing w:after="20" w:before="20" w:line="215"/>
-              <w:jc w:val="center"/>
-            </w:pPr>
-            <w:r>
-              <w:rPr>
-                <w:rFonts w:ascii="MS Mincho" w:cs="MS Mincho" w:eastAsia="MS Mincho" w:hAnsi="MS Mincho"/>
-                <w:b w:val="false"/>
-                <w:bCs w:val="false"/>
-                <w:sz w:val="17"/>
-                <w:szCs w:val="17"/>
-              </w:rPr>
-              <w:t xml:space="preserve">☑</w:t>
-            </w:r>
-          </w:p>
-        </w:tc>
-        <w:tc>
-          <w:tcPr>
-            <w:tcW w:type="dxa" w:w="1000"/>
-            <w:tcBorders>
-              <w:top w:val="single" w:color="000000" w:sz="4"/>
-              <w:left w:val="single" w:color="000000" w:sz="4"/>
-              <w:bottom w:val="single" w:color="000000" w:sz="4"/>
-              <w:right w:val="single" w:color="000000" w:sz="4"/>
-            </w:tcBorders>
-            <w:tcMar>
-              <w:top w:type="dxa" w:w="35"/>
-              <w:left w:type="dxa" w:w="60"/>
-              <w:bottom w:type="dxa" w:w="35"/>
-              <w:right w:type="dxa" w:w="60"/>
-            </w:tcMar>
-            <w:vAlign w:val="center"/>
-          </w:tcPr>
-          <w:p>
-            <w:pPr>
-              <w:spacing w:after="20" w:before="20" w:line="215"/>
-              <w:jc w:val="center"/>
-            </w:pPr>
-            <w:r>
-              <w:rPr>
-                <w:rFonts w:ascii="MS Mincho" w:cs="MS Mincho" w:eastAsia="MS Mincho" w:hAnsi="MS Mincho"/>
-                <w:b w:val="false"/>
-                <w:bCs w:val="false"/>
-                <w:sz w:val="16"/>
-                <w:szCs w:val="16"/>
-              </w:rPr>
-              <w:t xml:space="preserve">1　事業年度</w:t>
-            </w:r>
-          </w:p>
-        </w:tc>
-        <w:tc>
-          <w:tcPr>
-            <w:tcW w:type="dxa" w:w="900"/>
-            <w:tcBorders>
-              <w:top w:val="single" w:color="000000" w:sz="4"/>
-              <w:left w:val="single" w:color="000000" w:sz="4"/>
-              <w:bottom w:val="single" w:color="000000" w:sz="4"/>
-              <w:right w:val="single" w:color="000000" w:sz="4"/>
-            </w:tcBorders>
-            <w:tcMar>
-              <w:top w:type="dxa" w:w="35"/>
-              <w:left w:type="dxa" w:w="60"/>
-              <w:bottom w:type="dxa" w:w="35"/>
-              <w:right w:type="dxa" w:w="60"/>
-            </w:tcMar>
-            <w:vAlign w:val="center"/>
-          </w:tcPr>
-          <w:p>
-            <w:pPr>
-              <w:spacing w:after="20" w:before="20" w:line="215"/>
-              <w:jc w:val="right"/>
-            </w:pPr>
-            <w:r>
-              <w:rPr>
-                <w:rFonts w:ascii="MS Mincho" w:cs="MS Mincho" w:eastAsia="MS Mincho" w:hAnsi="MS Mincho"/>
-                <w:b w:val="false"/>
-                <w:bCs w:val="false"/>
-                <w:sz w:val="16"/>
-                <w:szCs w:val="16"/>
-              </w:rPr>
-              <w:t xml:space="preserve">50,000</w:t>
-            </w:r>
-          </w:p>
-        </w:tc>
-        <w:tc>
-          <w:tcPr>
-            <w:tcW w:type="dxa" w:w="1300"/>
-            <w:tcBorders>
-              <w:top w:val="single" w:color="000000" w:sz="4"/>
-              <w:left w:val="single" w:color="000000" w:sz="4"/>
-              <w:bottom w:val="single" w:color="000000" w:sz="4"/>
-              <w:right w:val="single" w:color="000000" w:sz="4"/>
-            </w:tcBorders>
-            <w:tcMar>
-              <w:top w:type="dxa" w:w="35"/>
-              <w:left w:type="dxa" w:w="60"/>
-              <w:bottom w:type="dxa" w:w="35"/>
-              <w:right w:type="dxa" w:w="60"/>
-            </w:tcMar>
-            <w:vAlign w:val="center"/>
-          </w:tcPr>
-          <w:p>
-            <w:pPr>
-              <w:spacing w:after="20" w:before="20" w:line="215"/>
-              <w:jc w:val="right"/>
-            </w:pPr>
-            <w:r>
-              <w:rPr>
-                <w:rFonts w:ascii="MS Mincho" w:cs="MS Mincho" w:eastAsia="MS Mincho" w:hAnsi="MS Mincho"/>
-                <w:b w:val="false"/>
-                <w:bCs w:val="false"/>
-                <w:sz w:val="17"/>
-                <w:szCs w:val="17"/>
-              </w:rPr>
-              <w:t xml:space="preserve">50,000</w:t>
-            </w:r>
-          </w:p>
-        </w:tc>
-        <w:tc>
-          <w:tcPr>
-            <w:tcW w:type="dxa" w:w="1859"/>
-            <w:tcBorders>
-              <w:top w:val="single" w:color="000000" w:sz="4"/>
-              <w:left w:val="single" w:color="000000" w:sz="4"/>
-              <w:bottom w:val="single" w:color="000000" w:sz="4"/>
-              <w:right w:val="single" w:color="000000" w:sz="4"/>
-            </w:tcBorders>
-            <w:tcMar>
-              <w:top w:type="dxa" w:w="35"/>
-              <w:left w:type="dxa" w:w="60"/>
-              <w:bottom w:type="dxa" w:w="35"/>
-              <w:right w:type="dxa" w:w="60"/>
-            </w:tcMar>
-            <w:vAlign w:val="center"/>
-          </w:tcPr>
-          <w:p>
-            <w:pPr>
-              <w:spacing w:after="20" w:before="20" w:line="215"/>
-              <w:jc w:val="left"/>
-            </w:pPr>
-            <w:r>
-              <w:rPr>
-                <w:rFonts w:ascii="MS Mincho" w:cs="MS Mincho" w:eastAsia="MS Mincho" w:hAnsi="MS Mincho"/>
-                <w:b w:val="false"/>
-                <w:bCs w:val="false"/>
-                <w:sz w:val="16"/>
-                <w:szCs w:val="16"/>
               </w:rPr>
               <w:t xml:space="preserve"/>
             </w:r>
@@ -2953,1693 +4840,6 @@
       <w:tr>
         <w:tc>
           <w:tcPr>
-            <w:tcW w:type="dxa" w:w="480"/>
-            <w:tcBorders>
-              <w:top w:val="single" w:color="000000" w:sz="4"/>
-              <w:left w:val="single" w:color="000000" w:sz="4"/>
-              <w:bottom w:val="single" w:color="000000" w:sz="4"/>
-              <w:right w:val="single" w:color="000000" w:sz="4"/>
-            </w:tcBorders>
-            <w:tcMar>
-              <w:top w:type="dxa" w:w="35"/>
-              <w:left w:type="dxa" w:w="60"/>
-              <w:bottom w:type="dxa" w:w="35"/>
-              <w:right w:type="dxa" w:w="60"/>
-            </w:tcMar>
-            <w:vAlign w:val="center"/>
-          </w:tcPr>
-          <w:p>
-            <w:pPr>
-              <w:spacing w:after="20" w:before="20" w:line="215"/>
-              <w:jc w:val="center"/>
-            </w:pPr>
-            <w:r>
-              <w:rPr>
-                <w:rFonts w:ascii="MS Mincho" w:cs="MS Mincho" w:eastAsia="MS Mincho" w:hAnsi="MS Mincho"/>
-                <w:b w:val="false"/>
-                <w:bCs w:val="false"/>
-                <w:sz w:val="17"/>
-                <w:szCs w:val="17"/>
-              </w:rPr>
-              <w:t xml:space="preserve">9</w:t>
-            </w:r>
-          </w:p>
-        </w:tc>
-        <w:tc>
-          <w:tcPr>
-            <w:tcW w:type="dxa" w:w="3560"/>
-            <w:tcBorders>
-              <w:top w:val="single" w:color="000000" w:sz="4"/>
-              <w:left w:val="single" w:color="000000" w:sz="4"/>
-              <w:bottom w:val="single" w:color="000000" w:sz="4"/>
-              <w:right w:val="single" w:color="000000" w:sz="4"/>
-            </w:tcBorders>
-            <w:tcMar>
-              <w:top w:type="dxa" w:w="35"/>
-              <w:left w:type="dxa" w:w="60"/>
-              <w:bottom w:type="dxa" w:w="35"/>
-              <w:right w:type="dxa" w:w="60"/>
-            </w:tcMar>
-            <w:vAlign w:val="center"/>
-          </w:tcPr>
-          <w:p>
-            <w:pPr>
-              <w:spacing w:after="20" w:before="20" w:line="215"/>
-              <w:jc w:val="left"/>
-            </w:pPr>
-            <w:r>
-              <w:rPr>
-                <w:rFonts w:ascii="MS Mincho" w:cs="MS Mincho" w:eastAsia="MS Mincho" w:hAnsi="MS Mincho"/>
-                <w:b w:val="false"/>
-                <w:bCs w:val="false"/>
-                <w:sz w:val="17"/>
-                <w:szCs w:val="17"/>
-              </w:rPr>
-              <w:t xml:space="preserve">申告書控印刷</w:t>
-            </w:r>
-          </w:p>
-        </w:tc>
-        <w:tc>
-          <w:tcPr>
-            <w:tcW w:type="dxa" w:w="540"/>
-            <w:tcBorders>
-              <w:top w:val="single" w:color="000000" w:sz="4"/>
-              <w:left w:val="single" w:color="000000" w:sz="4"/>
-              <w:bottom w:val="single" w:color="000000" w:sz="4"/>
-              <w:right w:val="single" w:color="000000" w:sz="4"/>
-            </w:tcBorders>
-            <w:tcMar>
-              <w:top w:type="dxa" w:w="35"/>
-              <w:left w:type="dxa" w:w="60"/>
-              <w:bottom w:type="dxa" w:w="35"/>
-              <w:right w:type="dxa" w:w="60"/>
-            </w:tcMar>
-            <w:vAlign w:val="center"/>
-          </w:tcPr>
-          <w:p>
-            <w:pPr>
-              <w:spacing w:after="20" w:before="20" w:line="215"/>
-              <w:jc w:val="center"/>
-            </w:pPr>
-            <w:r>
-              <w:rPr>
-                <w:rFonts w:ascii="MS Mincho" w:cs="MS Mincho" w:eastAsia="MS Mincho" w:hAnsi="MS Mincho"/>
-                <w:b w:val="false"/>
-                <w:bCs w:val="false"/>
-                <w:sz w:val="17"/>
-                <w:szCs w:val="17"/>
-              </w:rPr>
-              <w:t xml:space="preserve">☐</w:t>
-            </w:r>
-          </w:p>
-        </w:tc>
-        <w:tc>
-          <w:tcPr>
-            <w:tcW w:type="dxa" w:w="1000"/>
-            <w:tcBorders>
-              <w:top w:val="single" w:color="000000" w:sz="4"/>
-              <w:left w:val="single" w:color="000000" w:sz="4"/>
-              <w:bottom w:val="single" w:color="000000" w:sz="4"/>
-              <w:right w:val="single" w:color="000000" w:sz="4"/>
-            </w:tcBorders>
-            <w:tcMar>
-              <w:top w:type="dxa" w:w="35"/>
-              <w:left w:type="dxa" w:w="60"/>
-              <w:bottom w:type="dxa" w:w="35"/>
-              <w:right w:type="dxa" w:w="60"/>
-            </w:tcMar>
-            <w:vAlign w:val="center"/>
-          </w:tcPr>
-          <w:p>
-            <w:pPr>
-              <w:spacing w:after="20" w:before="20" w:line="215"/>
-              <w:jc w:val="center"/>
-            </w:pPr>
-            <w:r>
-              <w:rPr>
-                <w:rFonts w:ascii="MS Mincho" w:cs="MS Mincho" w:eastAsia="MS Mincho" w:hAnsi="MS Mincho"/>
-                <w:b w:val="false"/>
-                <w:bCs w:val="false"/>
-                <w:sz w:val="16"/>
-                <w:szCs w:val="16"/>
-              </w:rPr>
-              <w:t xml:space="preserve">―　部</w:t>
-            </w:r>
-          </w:p>
-        </w:tc>
-        <w:tc>
-          <w:tcPr>
-            <w:tcW w:type="dxa" w:w="900"/>
-            <w:tcBorders>
-              <w:top w:val="single" w:color="000000" w:sz="4"/>
-              <w:left w:val="single" w:color="000000" w:sz="4"/>
-              <w:bottom w:val="single" w:color="000000" w:sz="4"/>
-              <w:right w:val="single" w:color="000000" w:sz="4"/>
-            </w:tcBorders>
-            <w:tcMar>
-              <w:top w:type="dxa" w:w="35"/>
-              <w:left w:type="dxa" w:w="60"/>
-              <w:bottom w:type="dxa" w:w="35"/>
-              <w:right w:type="dxa" w:w="60"/>
-            </w:tcMar>
-            <w:vAlign w:val="center"/>
-          </w:tcPr>
-          <w:p>
-            <w:pPr>
-              <w:spacing w:after="20" w:before="20" w:line="215"/>
-              <w:jc w:val="right"/>
-            </w:pPr>
-            <w:r>
-              <w:rPr>
-                <w:rFonts w:ascii="MS Mincho" w:cs="MS Mincho" w:eastAsia="MS Mincho" w:hAnsi="MS Mincho"/>
-                <w:b w:val="false"/>
-                <w:bCs w:val="false"/>
-                <w:sz w:val="16"/>
-                <w:szCs w:val="16"/>
-              </w:rPr>
-              <w:t xml:space="preserve">30,000</w:t>
-            </w:r>
-          </w:p>
-        </w:tc>
-        <w:tc>
-          <w:tcPr>
-            <w:tcW w:type="dxa" w:w="1300"/>
-            <w:tcBorders>
-              <w:top w:val="single" w:color="000000" w:sz="4"/>
-              <w:left w:val="single" w:color="000000" w:sz="4"/>
-              <w:bottom w:val="single" w:color="000000" w:sz="4"/>
-              <w:right w:val="single" w:color="000000" w:sz="4"/>
-            </w:tcBorders>
-            <w:tcMar>
-              <w:top w:type="dxa" w:w="35"/>
-              <w:left w:type="dxa" w:w="60"/>
-              <w:bottom w:type="dxa" w:w="35"/>
-              <w:right w:type="dxa" w:w="60"/>
-            </w:tcMar>
-            <w:vAlign w:val="center"/>
-          </w:tcPr>
-          <w:p>
-            <w:pPr>
-              <w:spacing w:after="20" w:before="20" w:line="215"/>
-              <w:jc w:val="right"/>
-            </w:pPr>
-            <w:r>
-              <w:rPr>
-                <w:rFonts w:ascii="MS Mincho" w:cs="MS Mincho" w:eastAsia="MS Mincho" w:hAnsi="MS Mincho"/>
-                <w:b w:val="false"/>
-                <w:bCs w:val="false"/>
-                <w:sz w:val="17"/>
-                <w:szCs w:val="17"/>
-              </w:rPr>
-              <w:t xml:space="preserve">0</w:t>
-            </w:r>
-          </w:p>
-        </w:tc>
-        <w:tc>
-          <w:tcPr>
-            <w:tcW w:type="dxa" w:w="1859"/>
-            <w:tcBorders>
-              <w:top w:val="single" w:color="000000" w:sz="4"/>
-              <w:left w:val="single" w:color="000000" w:sz="4"/>
-              <w:bottom w:val="single" w:color="000000" w:sz="4"/>
-              <w:right w:val="single" w:color="000000" w:sz="4"/>
-            </w:tcBorders>
-            <w:tcMar>
-              <w:top w:type="dxa" w:w="35"/>
-              <w:left w:type="dxa" w:w="60"/>
-              <w:bottom w:type="dxa" w:w="35"/>
-              <w:right w:type="dxa" w:w="60"/>
-            </w:tcMar>
-            <w:vAlign w:val="center"/>
-          </w:tcPr>
-          <w:p>
-            <w:pPr>
-              <w:spacing w:after="20" w:before="20" w:line="215"/>
-              <w:jc w:val="left"/>
-            </w:pPr>
-            <w:r>
-              <w:rPr>
-                <w:rFonts w:ascii="MS Mincho" w:cs="MS Mincho" w:eastAsia="MS Mincho" w:hAnsi="MS Mincho"/>
-                <w:b w:val="false"/>
-                <w:bCs w:val="false"/>
-                <w:sz w:val="16"/>
-                <w:szCs w:val="16"/>
-              </w:rPr>
-              <w:t xml:space="preserve"/>
-            </w:r>
-          </w:p>
-        </w:tc>
-      </w:tr>
-      <w:tr>
-        <w:tc>
-          <w:tcPr>
-            <w:tcW w:type="dxa" w:w="480"/>
-            <w:tcBorders>
-              <w:top w:val="single" w:color="000000" w:sz="4"/>
-              <w:left w:val="single" w:color="000000" w:sz="4"/>
-              <w:bottom w:val="single" w:color="000000" w:sz="4"/>
-              <w:right w:val="single" w:color="000000" w:sz="4"/>
-            </w:tcBorders>
-            <w:tcMar>
-              <w:top w:type="dxa" w:w="35"/>
-              <w:left w:type="dxa" w:w="60"/>
-              <w:bottom w:type="dxa" w:w="35"/>
-              <w:right w:type="dxa" w:w="60"/>
-            </w:tcMar>
-            <w:vAlign w:val="center"/>
-          </w:tcPr>
-          <w:p>
-            <w:pPr>
-              <w:spacing w:after="20" w:before="20" w:line="215"/>
-              <w:jc w:val="center"/>
-            </w:pPr>
-            <w:r>
-              <w:rPr>
-                <w:rFonts w:ascii="MS Mincho" w:cs="MS Mincho" w:eastAsia="MS Mincho" w:hAnsi="MS Mincho"/>
-                <w:b w:val="false"/>
-                <w:bCs w:val="false"/>
-                <w:sz w:val="17"/>
-                <w:szCs w:val="17"/>
-              </w:rPr>
-              <w:t xml:space="preserve">10</w:t>
-            </w:r>
-          </w:p>
-        </w:tc>
-        <w:tc>
-          <w:tcPr>
-            <w:tcW w:type="dxa" w:w="3560"/>
-            <w:tcBorders>
-              <w:top w:val="single" w:color="000000" w:sz="4"/>
-              <w:left w:val="single" w:color="000000" w:sz="4"/>
-              <w:bottom w:val="single" w:color="000000" w:sz="4"/>
-              <w:right w:val="single" w:color="000000" w:sz="4"/>
-            </w:tcBorders>
-            <w:tcMar>
-              <w:top w:type="dxa" w:w="35"/>
-              <w:left w:type="dxa" w:w="60"/>
-              <w:bottom w:type="dxa" w:w="35"/>
-              <w:right w:type="dxa" w:w="60"/>
-            </w:tcMar>
-            <w:vAlign w:val="center"/>
-          </w:tcPr>
-          <w:p>
-            <w:pPr>
-              <w:spacing w:after="20" w:before="20" w:line="215"/>
-              <w:jc w:val="left"/>
-            </w:pPr>
-            <w:r>
-              <w:rPr>
-                <w:rFonts w:ascii="MS Mincho" w:cs="MS Mincho" w:eastAsia="MS Mincho" w:hAnsi="MS Mincho"/>
-                <w:b w:val="false"/>
-                <w:bCs w:val="false"/>
-                <w:sz w:val="17"/>
-                <w:szCs w:val="17"/>
-              </w:rPr>
-              <w:t xml:space="preserve">銀行用申告書印刷</w:t>
-            </w:r>
-          </w:p>
-        </w:tc>
-        <w:tc>
-          <w:tcPr>
-            <w:tcW w:type="dxa" w:w="540"/>
-            <w:tcBorders>
-              <w:top w:val="single" w:color="000000" w:sz="4"/>
-              <w:left w:val="single" w:color="000000" w:sz="4"/>
-              <w:bottom w:val="single" w:color="000000" w:sz="4"/>
-              <w:right w:val="single" w:color="000000" w:sz="4"/>
-            </w:tcBorders>
-            <w:tcMar>
-              <w:top w:type="dxa" w:w="35"/>
-              <w:left w:type="dxa" w:w="60"/>
-              <w:bottom w:type="dxa" w:w="35"/>
-              <w:right w:type="dxa" w:w="60"/>
-            </w:tcMar>
-            <w:vAlign w:val="center"/>
-          </w:tcPr>
-          <w:p>
-            <w:pPr>
-              <w:spacing w:after="20" w:before="20" w:line="215"/>
-              <w:jc w:val="center"/>
-            </w:pPr>
-            <w:r>
-              <w:rPr>
-                <w:rFonts w:ascii="MS Mincho" w:cs="MS Mincho" w:eastAsia="MS Mincho" w:hAnsi="MS Mincho"/>
-                <w:b w:val="false"/>
-                <w:bCs w:val="false"/>
-                <w:sz w:val="17"/>
-                <w:szCs w:val="17"/>
-              </w:rPr>
-              <w:t xml:space="preserve">☐</w:t>
-            </w:r>
-          </w:p>
-        </w:tc>
-        <w:tc>
-          <w:tcPr>
-            <w:tcW w:type="dxa" w:w="1000"/>
-            <w:tcBorders>
-              <w:top w:val="single" w:color="000000" w:sz="4"/>
-              <w:left w:val="single" w:color="000000" w:sz="4"/>
-              <w:bottom w:val="single" w:color="000000" w:sz="4"/>
-              <w:right w:val="single" w:color="000000" w:sz="4"/>
-            </w:tcBorders>
-            <w:tcMar>
-              <w:top w:type="dxa" w:w="35"/>
-              <w:left w:type="dxa" w:w="60"/>
-              <w:bottom w:type="dxa" w:w="35"/>
-              <w:right w:type="dxa" w:w="60"/>
-            </w:tcMar>
-            <w:vAlign w:val="center"/>
-          </w:tcPr>
-          <w:p>
-            <w:pPr>
-              <w:spacing w:after="20" w:before="20" w:line="215"/>
-              <w:jc w:val="center"/>
-            </w:pPr>
-            <w:r>
-              <w:rPr>
-                <w:rFonts w:ascii="MS Mincho" w:cs="MS Mincho" w:eastAsia="MS Mincho" w:hAnsi="MS Mincho"/>
-                <w:b w:val="false"/>
-                <w:bCs w:val="false"/>
-                <w:sz w:val="16"/>
-                <w:szCs w:val="16"/>
-              </w:rPr>
-              <w:t xml:space="preserve">―　部</w:t>
-            </w:r>
-          </w:p>
-        </w:tc>
-        <w:tc>
-          <w:tcPr>
-            <w:tcW w:type="dxa" w:w="900"/>
-            <w:tcBorders>
-              <w:top w:val="single" w:color="000000" w:sz="4"/>
-              <w:left w:val="single" w:color="000000" w:sz="4"/>
-              <w:bottom w:val="single" w:color="000000" w:sz="4"/>
-              <w:right w:val="single" w:color="000000" w:sz="4"/>
-            </w:tcBorders>
-            <w:tcMar>
-              <w:top w:type="dxa" w:w="35"/>
-              <w:left w:type="dxa" w:w="60"/>
-              <w:bottom w:type="dxa" w:w="35"/>
-              <w:right w:type="dxa" w:w="60"/>
-            </w:tcMar>
-            <w:vAlign w:val="center"/>
-          </w:tcPr>
-          <w:p>
-            <w:pPr>
-              <w:spacing w:after="20" w:before="20" w:line="215"/>
-              <w:jc w:val="right"/>
-            </w:pPr>
-            <w:r>
-              <w:rPr>
-                <w:rFonts w:ascii="MS Mincho" w:cs="MS Mincho" w:eastAsia="MS Mincho" w:hAnsi="MS Mincho"/>
-                <w:b w:val="false"/>
-                <w:bCs w:val="false"/>
-                <w:sz w:val="16"/>
-                <w:szCs w:val="16"/>
-              </w:rPr>
-              <w:t xml:space="preserve">5,000</w:t>
-            </w:r>
-          </w:p>
-        </w:tc>
-        <w:tc>
-          <w:tcPr>
-            <w:tcW w:type="dxa" w:w="1300"/>
-            <w:tcBorders>
-              <w:top w:val="single" w:color="000000" w:sz="4"/>
-              <w:left w:val="single" w:color="000000" w:sz="4"/>
-              <w:bottom w:val="single" w:color="000000" w:sz="4"/>
-              <w:right w:val="single" w:color="000000" w:sz="4"/>
-            </w:tcBorders>
-            <w:tcMar>
-              <w:top w:type="dxa" w:w="35"/>
-              <w:left w:type="dxa" w:w="60"/>
-              <w:bottom w:type="dxa" w:w="35"/>
-              <w:right w:type="dxa" w:w="60"/>
-            </w:tcMar>
-            <w:vAlign w:val="center"/>
-          </w:tcPr>
-          <w:p>
-            <w:pPr>
-              <w:spacing w:after="20" w:before="20" w:line="215"/>
-              <w:jc w:val="right"/>
-            </w:pPr>
-            <w:r>
-              <w:rPr>
-                <w:rFonts w:ascii="MS Mincho" w:cs="MS Mincho" w:eastAsia="MS Mincho" w:hAnsi="MS Mincho"/>
-                <w:b w:val="false"/>
-                <w:bCs w:val="false"/>
-                <w:sz w:val="17"/>
-                <w:szCs w:val="17"/>
-              </w:rPr>
-              <w:t xml:space="preserve">0</w:t>
-            </w:r>
-          </w:p>
-        </w:tc>
-        <w:tc>
-          <w:tcPr>
-            <w:tcW w:type="dxa" w:w="1859"/>
-            <w:tcBorders>
-              <w:top w:val="single" w:color="000000" w:sz="4"/>
-              <w:left w:val="single" w:color="000000" w:sz="4"/>
-              <w:bottom w:val="single" w:color="000000" w:sz="4"/>
-              <w:right w:val="single" w:color="000000" w:sz="4"/>
-            </w:tcBorders>
-            <w:tcMar>
-              <w:top w:type="dxa" w:w="35"/>
-              <w:left w:type="dxa" w:w="60"/>
-              <w:bottom w:type="dxa" w:w="35"/>
-              <w:right w:type="dxa" w:w="60"/>
-            </w:tcMar>
-            <w:vAlign w:val="center"/>
-          </w:tcPr>
-          <w:p>
-            <w:pPr>
-              <w:spacing w:after="20" w:before="20" w:line="215"/>
-              <w:jc w:val="left"/>
-            </w:pPr>
-            <w:r>
-              <w:rPr>
-                <w:rFonts w:ascii="MS Mincho" w:cs="MS Mincho" w:eastAsia="MS Mincho" w:hAnsi="MS Mincho"/>
-                <w:b w:val="false"/>
-                <w:bCs w:val="false"/>
-                <w:sz w:val="16"/>
-                <w:szCs w:val="16"/>
-              </w:rPr>
-              <w:t xml:space="preserve"/>
-            </w:r>
-          </w:p>
-        </w:tc>
-      </w:tr>
-      <w:tr>
-        <w:tc>
-          <w:tcPr>
-            <w:tcW w:type="dxa" w:w="480"/>
-            <w:tcBorders>
-              <w:top w:val="single" w:color="000000" w:sz="4"/>
-              <w:left w:val="single" w:color="000000" w:sz="4"/>
-              <w:bottom w:val="single" w:color="000000" w:sz="4"/>
-              <w:right w:val="single" w:color="000000" w:sz="4"/>
-            </w:tcBorders>
-            <w:tcMar>
-              <w:top w:type="dxa" w:w="35"/>
-              <w:left w:type="dxa" w:w="60"/>
-              <w:bottom w:type="dxa" w:w="35"/>
-              <w:right w:type="dxa" w:w="60"/>
-            </w:tcMar>
-            <w:vAlign w:val="center"/>
-          </w:tcPr>
-          <w:p>
-            <w:pPr>
-              <w:spacing w:after="20" w:before="20" w:line="215"/>
-              <w:jc w:val="center"/>
-            </w:pPr>
-            <w:r>
-              <w:rPr>
-                <w:rFonts w:ascii="MS Mincho" w:cs="MS Mincho" w:eastAsia="MS Mincho" w:hAnsi="MS Mincho"/>
-                <w:b w:val="false"/>
-                <w:bCs w:val="false"/>
-                <w:sz w:val="17"/>
-                <w:szCs w:val="17"/>
-              </w:rPr>
-              <w:t xml:space="preserve">11</w:t>
-            </w:r>
-          </w:p>
-        </w:tc>
-        <w:tc>
-          <w:tcPr>
-            <w:tcW w:type="dxa" w:w="3560"/>
-            <w:tcBorders>
-              <w:top w:val="single" w:color="000000" w:sz="4"/>
-              <w:left w:val="single" w:color="000000" w:sz="4"/>
-              <w:bottom w:val="single" w:color="000000" w:sz="4"/>
-              <w:right w:val="single" w:color="000000" w:sz="4"/>
-            </w:tcBorders>
-            <w:tcMar>
-              <w:top w:type="dxa" w:w="35"/>
-              <w:left w:type="dxa" w:w="60"/>
-              <w:bottom w:type="dxa" w:w="35"/>
-              <w:right w:type="dxa" w:w="60"/>
-            </w:tcMar>
-            <w:vAlign w:val="center"/>
-          </w:tcPr>
-          <w:p>
-            <w:pPr>
-              <w:spacing w:after="20" w:before="20" w:line="215"/>
-              <w:jc w:val="left"/>
-            </w:pPr>
-            <w:r>
-              <w:rPr>
-                <w:rFonts w:ascii="MS Mincho" w:cs="MS Mincho" w:eastAsia="MS Mincho" w:hAnsi="MS Mincho"/>
-                <w:b w:val="false"/>
-                <w:bCs w:val="false"/>
-                <w:sz w:val="17"/>
-                <w:szCs w:val="17"/>
-              </w:rPr>
-              <w:t xml:space="preserve">総勘定元帳印刷</w:t>
-            </w:r>
-          </w:p>
-        </w:tc>
-        <w:tc>
-          <w:tcPr>
-            <w:tcW w:type="dxa" w:w="540"/>
-            <w:tcBorders>
-              <w:top w:val="single" w:color="000000" w:sz="4"/>
-              <w:left w:val="single" w:color="000000" w:sz="4"/>
-              <w:bottom w:val="single" w:color="000000" w:sz="4"/>
-              <w:right w:val="single" w:color="000000" w:sz="4"/>
-            </w:tcBorders>
-            <w:tcMar>
-              <w:top w:type="dxa" w:w="35"/>
-              <w:left w:type="dxa" w:w="60"/>
-              <w:bottom w:type="dxa" w:w="35"/>
-              <w:right w:type="dxa" w:w="60"/>
-            </w:tcMar>
-            <w:vAlign w:val="center"/>
-          </w:tcPr>
-          <w:p>
-            <w:pPr>
-              <w:spacing w:after="20" w:before="20" w:line="215"/>
-              <w:jc w:val="center"/>
-            </w:pPr>
-            <w:r>
-              <w:rPr>
-                <w:rFonts w:ascii="MS Mincho" w:cs="MS Mincho" w:eastAsia="MS Mincho" w:hAnsi="MS Mincho"/>
-                <w:b w:val="false"/>
-                <w:bCs w:val="false"/>
-                <w:sz w:val="17"/>
-                <w:szCs w:val="17"/>
-              </w:rPr>
-              <w:t xml:space="preserve">☐</w:t>
-            </w:r>
-          </w:p>
-        </w:tc>
-        <w:tc>
-          <w:tcPr>
-            <w:tcW w:type="dxa" w:w="1000"/>
-            <w:tcBorders>
-              <w:top w:val="single" w:color="000000" w:sz="4"/>
-              <w:left w:val="single" w:color="000000" w:sz="4"/>
-              <w:bottom w:val="single" w:color="000000" w:sz="4"/>
-              <w:right w:val="single" w:color="000000" w:sz="4"/>
-            </w:tcBorders>
-            <w:tcMar>
-              <w:top w:type="dxa" w:w="35"/>
-              <w:left w:type="dxa" w:w="60"/>
-              <w:bottom w:type="dxa" w:w="35"/>
-              <w:right w:type="dxa" w:w="60"/>
-            </w:tcMar>
-            <w:vAlign w:val="center"/>
-          </w:tcPr>
-          <w:p>
-            <w:pPr>
-              <w:spacing w:after="20" w:before="20" w:line="215"/>
-              <w:jc w:val="center"/>
-            </w:pPr>
-            <w:r>
-              <w:rPr>
-                <w:rFonts w:ascii="MS Mincho" w:cs="MS Mincho" w:eastAsia="MS Mincho" w:hAnsi="MS Mincho"/>
-                <w:b w:val="false"/>
-                <w:bCs w:val="false"/>
-                <w:sz w:val="16"/>
-                <w:szCs w:val="16"/>
-              </w:rPr>
-              <w:t xml:space="preserve">―　部</w:t>
-            </w:r>
-          </w:p>
-        </w:tc>
-        <w:tc>
-          <w:tcPr>
-            <w:tcW w:type="dxa" w:w="900"/>
-            <w:tcBorders>
-              <w:top w:val="single" w:color="000000" w:sz="4"/>
-              <w:left w:val="single" w:color="000000" w:sz="4"/>
-              <w:bottom w:val="single" w:color="000000" w:sz="4"/>
-              <w:right w:val="single" w:color="000000" w:sz="4"/>
-            </w:tcBorders>
-            <w:tcMar>
-              <w:top w:type="dxa" w:w="35"/>
-              <w:left w:type="dxa" w:w="60"/>
-              <w:bottom w:type="dxa" w:w="35"/>
-              <w:right w:type="dxa" w:w="60"/>
-            </w:tcMar>
-            <w:vAlign w:val="center"/>
-          </w:tcPr>
-          <w:p>
-            <w:pPr>
-              <w:spacing w:after="20" w:before="20" w:line="215"/>
-              <w:jc w:val="right"/>
-            </w:pPr>
-            <w:r>
-              <w:rPr>
-                <w:rFonts w:ascii="MS Mincho" w:cs="MS Mincho" w:eastAsia="MS Mincho" w:hAnsi="MS Mincho"/>
-                <w:b w:val="false"/>
-                <w:bCs w:val="false"/>
-                <w:sz w:val="16"/>
-                <w:szCs w:val="16"/>
-              </w:rPr>
-              <w:t xml:space="preserve">30,000</w:t>
-            </w:r>
-          </w:p>
-        </w:tc>
-        <w:tc>
-          <w:tcPr>
-            <w:tcW w:type="dxa" w:w="1300"/>
-            <w:tcBorders>
-              <w:top w:val="single" w:color="000000" w:sz="4"/>
-              <w:left w:val="single" w:color="000000" w:sz="4"/>
-              <w:bottom w:val="single" w:color="000000" w:sz="4"/>
-              <w:right w:val="single" w:color="000000" w:sz="4"/>
-            </w:tcBorders>
-            <w:tcMar>
-              <w:top w:type="dxa" w:w="35"/>
-              <w:left w:type="dxa" w:w="60"/>
-              <w:bottom w:type="dxa" w:w="35"/>
-              <w:right w:type="dxa" w:w="60"/>
-            </w:tcMar>
-            <w:vAlign w:val="center"/>
-          </w:tcPr>
-          <w:p>
-            <w:pPr>
-              <w:spacing w:after="20" w:before="20" w:line="215"/>
-              <w:jc w:val="right"/>
-            </w:pPr>
-            <w:r>
-              <w:rPr>
-                <w:rFonts w:ascii="MS Mincho" w:cs="MS Mincho" w:eastAsia="MS Mincho" w:hAnsi="MS Mincho"/>
-                <w:b w:val="false"/>
-                <w:bCs w:val="false"/>
-                <w:sz w:val="17"/>
-                <w:szCs w:val="17"/>
-              </w:rPr>
-              <w:t xml:space="preserve">0</w:t>
-            </w:r>
-          </w:p>
-        </w:tc>
-        <w:tc>
-          <w:tcPr>
-            <w:tcW w:type="dxa" w:w="1859"/>
-            <w:tcBorders>
-              <w:top w:val="single" w:color="000000" w:sz="4"/>
-              <w:left w:val="single" w:color="000000" w:sz="4"/>
-              <w:bottom w:val="single" w:color="000000" w:sz="4"/>
-              <w:right w:val="single" w:color="000000" w:sz="4"/>
-            </w:tcBorders>
-            <w:tcMar>
-              <w:top w:type="dxa" w:w="35"/>
-              <w:left w:type="dxa" w:w="60"/>
-              <w:bottom w:type="dxa" w:w="35"/>
-              <w:right w:type="dxa" w:w="60"/>
-            </w:tcMar>
-            <w:vAlign w:val="center"/>
-          </w:tcPr>
-          <w:p>
-            <w:pPr>
-              <w:spacing w:after="20" w:before="20" w:line="215"/>
-              <w:jc w:val="left"/>
-            </w:pPr>
-            <w:r>
-              <w:rPr>
-                <w:rFonts w:ascii="MS Mincho" w:cs="MS Mincho" w:eastAsia="MS Mincho" w:hAnsi="MS Mincho"/>
-                <w:b w:val="false"/>
-                <w:bCs w:val="false"/>
-                <w:sz w:val="16"/>
-                <w:szCs w:val="16"/>
-              </w:rPr>
-              <w:t xml:space="preserve"/>
-            </w:r>
-          </w:p>
-        </w:tc>
-      </w:tr>
-      <w:tr>
-        <w:tc>
-          <w:tcPr>
-            <w:tcW w:type="dxa" w:w="480"/>
-            <w:tcBorders>
-              <w:top w:val="single" w:color="000000" w:sz="4"/>
-              <w:left w:val="single" w:color="000000" w:sz="4"/>
-              <w:bottom w:val="single" w:color="000000" w:sz="4"/>
-              <w:right w:val="single" w:color="000000" w:sz="4"/>
-            </w:tcBorders>
-            <w:tcMar>
-              <w:top w:type="dxa" w:w="35"/>
-              <w:left w:type="dxa" w:w="60"/>
-              <w:bottom w:type="dxa" w:w="35"/>
-              <w:right w:type="dxa" w:w="60"/>
-            </w:tcMar>
-            <w:vAlign w:val="center"/>
-          </w:tcPr>
-          <w:p>
-            <w:pPr>
-              <w:spacing w:after="20" w:before="20" w:line="215"/>
-              <w:jc w:val="center"/>
-            </w:pPr>
-            <w:r>
-              <w:rPr>
-                <w:rFonts w:ascii="MS Mincho" w:cs="MS Mincho" w:eastAsia="MS Mincho" w:hAnsi="MS Mincho"/>
-                <w:b w:val="false"/>
-                <w:bCs w:val="false"/>
-                <w:sz w:val="17"/>
-                <w:szCs w:val="17"/>
-              </w:rPr>
-              <w:t xml:space="preserve">12</w:t>
-            </w:r>
-          </w:p>
-        </w:tc>
-        <w:tc>
-          <w:tcPr>
-            <w:tcW w:type="dxa" w:w="3560"/>
-            <w:tcBorders>
-              <w:top w:val="single" w:color="000000" w:sz="4"/>
-              <w:left w:val="single" w:color="000000" w:sz="4"/>
-              <w:bottom w:val="single" w:color="000000" w:sz="4"/>
-              <w:right w:val="single" w:color="000000" w:sz="4"/>
-            </w:tcBorders>
-            <w:tcMar>
-              <w:top w:type="dxa" w:w="35"/>
-              <w:left w:type="dxa" w:w="60"/>
-              <w:bottom w:type="dxa" w:w="35"/>
-              <w:right w:type="dxa" w:w="60"/>
-            </w:tcMar>
-            <w:vAlign w:val="center"/>
-          </w:tcPr>
-          <w:p>
-            <w:pPr>
-              <w:spacing w:after="20" w:before="20" w:line="215"/>
-              <w:jc w:val="left"/>
-            </w:pPr>
-            <w:r>
-              <w:rPr>
-                <w:rFonts w:ascii="MS Mincho" w:cs="MS Mincho" w:eastAsia="MS Mincho" w:hAnsi="MS Mincho"/>
-                <w:b w:val="false"/>
-                <w:bCs w:val="false"/>
-                <w:sz w:val="17"/>
-                <w:szCs w:val="17"/>
-              </w:rPr>
-              <w:t xml:space="preserve">NXPRO使用　決算手数料：年間△50,000（ミロクのクラウドアプリを使用している場合）</w:t>
-            </w:r>
-          </w:p>
-        </w:tc>
-        <w:tc>
-          <w:tcPr>
-            <w:tcW w:type="dxa" w:w="540"/>
-            <w:tcBorders>
-              <w:top w:val="single" w:color="000000" w:sz="4"/>
-              <w:left w:val="single" w:color="000000" w:sz="4"/>
-              <w:bottom w:val="single" w:color="000000" w:sz="4"/>
-              <w:right w:val="single" w:color="000000" w:sz="4"/>
-            </w:tcBorders>
-            <w:tcMar>
-              <w:top w:type="dxa" w:w="35"/>
-              <w:left w:type="dxa" w:w="60"/>
-              <w:bottom w:type="dxa" w:w="35"/>
-              <w:right w:type="dxa" w:w="60"/>
-            </w:tcMar>
-            <w:vAlign w:val="center"/>
-          </w:tcPr>
-          <w:p>
-            <w:pPr>
-              <w:spacing w:after="20" w:before="20" w:line="215"/>
-              <w:jc w:val="center"/>
-            </w:pPr>
-            <w:r>
-              <w:rPr>
-                <w:rFonts w:ascii="MS Mincho" w:cs="MS Mincho" w:eastAsia="MS Mincho" w:hAnsi="MS Mincho"/>
-                <w:b w:val="false"/>
-                <w:bCs w:val="false"/>
-                <w:sz w:val="17"/>
-                <w:szCs w:val="17"/>
-              </w:rPr>
-              <w:t xml:space="preserve">☐</w:t>
-            </w:r>
-          </w:p>
-        </w:tc>
-        <w:tc>
-          <w:tcPr>
-            <w:tcW w:type="dxa" w:w="1000"/>
-            <w:tcBorders>
-              <w:top w:val="single" w:color="000000" w:sz="4"/>
-              <w:left w:val="single" w:color="000000" w:sz="4"/>
-              <w:bottom w:val="single" w:color="000000" w:sz="4"/>
-              <w:right w:val="single" w:color="000000" w:sz="4"/>
-            </w:tcBorders>
-            <w:tcMar>
-              <w:top w:type="dxa" w:w="35"/>
-              <w:left w:type="dxa" w:w="60"/>
-              <w:bottom w:type="dxa" w:w="35"/>
-              <w:right w:type="dxa" w:w="60"/>
-            </w:tcMar>
-            <w:vAlign w:val="center"/>
-          </w:tcPr>
-          <w:p>
-            <w:pPr>
-              <w:spacing w:after="20" w:before="20" w:line="215"/>
-              <w:jc w:val="center"/>
-            </w:pPr>
-            <w:r>
-              <w:rPr>
-                <w:rFonts w:ascii="MS Mincho" w:cs="MS Mincho" w:eastAsia="MS Mincho" w:hAnsi="MS Mincho"/>
-                <w:b w:val="false"/>
-                <w:bCs w:val="false"/>
-                <w:sz w:val="16"/>
-                <w:szCs w:val="16"/>
-              </w:rPr>
-              <w:t xml:space="preserve">―　事業年度</w:t>
-            </w:r>
-          </w:p>
-        </w:tc>
-        <w:tc>
-          <w:tcPr>
-            <w:tcW w:type="dxa" w:w="900"/>
-            <w:tcBorders>
-              <w:top w:val="single" w:color="000000" w:sz="4"/>
-              <w:left w:val="single" w:color="000000" w:sz="4"/>
-              <w:bottom w:val="single" w:color="000000" w:sz="4"/>
-              <w:right w:val="single" w:color="000000" w:sz="4"/>
-            </w:tcBorders>
-            <w:tcMar>
-              <w:top w:type="dxa" w:w="35"/>
-              <w:left w:type="dxa" w:w="60"/>
-              <w:bottom w:type="dxa" w:w="35"/>
-              <w:right w:type="dxa" w:w="60"/>
-            </w:tcMar>
-            <w:vAlign w:val="center"/>
-          </w:tcPr>
-          <w:p>
-            <w:pPr>
-              <w:spacing w:after="20" w:before="20" w:line="215"/>
-              <w:jc w:val="right"/>
-            </w:pPr>
-            <w:r>
-              <w:rPr>
-                <w:rFonts w:ascii="MS Mincho" w:cs="MS Mincho" w:eastAsia="MS Mincho" w:hAnsi="MS Mincho"/>
-                <w:b w:val="false"/>
-                <w:bCs w:val="false"/>
-                <w:sz w:val="16"/>
-                <w:szCs w:val="16"/>
-              </w:rPr>
-              <w:t xml:space="preserve">△50,000</w:t>
-            </w:r>
-          </w:p>
-        </w:tc>
-        <w:tc>
-          <w:tcPr>
-            <w:tcW w:type="dxa" w:w="1300"/>
-            <w:tcBorders>
-              <w:top w:val="single" w:color="000000" w:sz="4"/>
-              <w:left w:val="single" w:color="000000" w:sz="4"/>
-              <w:bottom w:val="single" w:color="000000" w:sz="4"/>
-              <w:right w:val="single" w:color="000000" w:sz="4"/>
-            </w:tcBorders>
-            <w:tcMar>
-              <w:top w:type="dxa" w:w="35"/>
-              <w:left w:type="dxa" w:w="60"/>
-              <w:bottom w:type="dxa" w:w="35"/>
-              <w:right w:type="dxa" w:w="60"/>
-            </w:tcMar>
-            <w:vAlign w:val="center"/>
-          </w:tcPr>
-          <w:p>
-            <w:pPr>
-              <w:spacing w:after="20" w:before="20" w:line="215"/>
-              <w:jc w:val="right"/>
-            </w:pPr>
-            <w:r>
-              <w:rPr>
-                <w:rFonts w:ascii="MS Mincho" w:cs="MS Mincho" w:eastAsia="MS Mincho" w:hAnsi="MS Mincho"/>
-                <w:b w:val="false"/>
-                <w:bCs w:val="false"/>
-                <w:sz w:val="17"/>
-                <w:szCs w:val="17"/>
-              </w:rPr>
-              <w:t xml:space="preserve">0</w:t>
-            </w:r>
-          </w:p>
-        </w:tc>
-        <w:tc>
-          <w:tcPr>
-            <w:tcW w:type="dxa" w:w="1859"/>
-            <w:tcBorders>
-              <w:top w:val="single" w:color="000000" w:sz="4"/>
-              <w:left w:val="single" w:color="000000" w:sz="4"/>
-              <w:bottom w:val="single" w:color="000000" w:sz="4"/>
-              <w:right w:val="single" w:color="000000" w:sz="4"/>
-            </w:tcBorders>
-            <w:tcMar>
-              <w:top w:type="dxa" w:w="35"/>
-              <w:left w:type="dxa" w:w="60"/>
-              <w:bottom w:type="dxa" w:w="35"/>
-              <w:right w:type="dxa" w:w="60"/>
-            </w:tcMar>
-            <w:vAlign w:val="center"/>
-          </w:tcPr>
-          <w:p>
-            <w:pPr>
-              <w:spacing w:after="20" w:before="20" w:line="215"/>
-              <w:jc w:val="left"/>
-            </w:pPr>
-            <w:r>
-              <w:rPr>
-                <w:rFonts w:ascii="MS Mincho" w:cs="MS Mincho" w:eastAsia="MS Mincho" w:hAnsi="MS Mincho"/>
-                <w:b w:val="false"/>
-                <w:bCs w:val="false"/>
-                <w:sz w:val="16"/>
-                <w:szCs w:val="16"/>
-              </w:rPr>
-              <w:t xml:space="preserve"/>
-            </w:r>
-          </w:p>
-        </w:tc>
-      </w:tr>
-      <w:tr>
-        <w:tc>
-          <w:tcPr>
-            <w:tcW w:type="dxa" w:w="480"/>
-            <w:tcBorders>
-              <w:top w:val="single" w:color="000000" w:sz="4"/>
-              <w:left w:val="single" w:color="000000" w:sz="4"/>
-              <w:bottom w:val="single" w:color="000000" w:sz="4"/>
-              <w:right w:val="single" w:color="000000" w:sz="4"/>
-            </w:tcBorders>
-            <w:tcMar>
-              <w:top w:type="dxa" w:w="35"/>
-              <w:left w:type="dxa" w:w="60"/>
-              <w:bottom w:type="dxa" w:w="35"/>
-              <w:right w:type="dxa" w:w="60"/>
-            </w:tcMar>
-            <w:vAlign w:val="center"/>
-          </w:tcPr>
-          <w:p>
-            <w:pPr>
-              <w:spacing w:after="20" w:before="20" w:line="215"/>
-              <w:jc w:val="center"/>
-            </w:pPr>
-            <w:r>
-              <w:rPr>
-                <w:rFonts w:ascii="MS Mincho" w:cs="MS Mincho" w:eastAsia="MS Mincho" w:hAnsi="MS Mincho"/>
-                <w:b w:val="false"/>
-                <w:bCs w:val="false"/>
-                <w:sz w:val="17"/>
-                <w:szCs w:val="17"/>
-              </w:rPr>
-              <w:t xml:space="preserve">13</w:t>
-            </w:r>
-          </w:p>
-        </w:tc>
-        <w:tc>
-          <w:tcPr>
-            <w:tcW w:type="dxa" w:w="3560"/>
-            <w:tcBorders>
-              <w:top w:val="single" w:color="000000" w:sz="4"/>
-              <w:left w:val="single" w:color="000000" w:sz="4"/>
-              <w:bottom w:val="single" w:color="000000" w:sz="4"/>
-              <w:right w:val="single" w:color="000000" w:sz="4"/>
-            </w:tcBorders>
-            <w:tcMar>
-              <w:top w:type="dxa" w:w="35"/>
-              <w:left w:type="dxa" w:w="60"/>
-              <w:bottom w:type="dxa" w:w="35"/>
-              <w:right w:type="dxa" w:w="60"/>
-            </w:tcMar>
-            <w:vAlign w:val="center"/>
-          </w:tcPr>
-          <w:p>
-            <w:pPr>
-              <w:spacing w:after="20" w:before="20" w:line="215"/>
-              <w:jc w:val="left"/>
-            </w:pPr>
-            <w:r>
-              <w:rPr>
-                <w:rFonts w:ascii="MS Mincho" w:cs="MS Mincho" w:eastAsia="MS Mincho" w:hAnsi="MS Mincho"/>
-                <w:b w:val="false"/>
-                <w:bCs w:val="false"/>
-                <w:sz w:val="17"/>
-                <w:szCs w:val="17"/>
-              </w:rPr>
-              <w:t xml:space="preserve">出精値引き</w:t>
-            </w:r>
-          </w:p>
-        </w:tc>
-        <w:tc>
-          <w:tcPr>
-            <w:tcW w:type="dxa" w:w="540"/>
-            <w:tcBorders>
-              <w:top w:val="single" w:color="000000" w:sz="4"/>
-              <w:left w:val="single" w:color="000000" w:sz="4"/>
-              <w:bottom w:val="single" w:color="000000" w:sz="4"/>
-              <w:right w:val="single" w:color="000000" w:sz="4"/>
-            </w:tcBorders>
-            <w:tcMar>
-              <w:top w:type="dxa" w:w="35"/>
-              <w:left w:type="dxa" w:w="60"/>
-              <w:bottom w:type="dxa" w:w="35"/>
-              <w:right w:type="dxa" w:w="60"/>
-            </w:tcMar>
-            <w:vAlign w:val="center"/>
-          </w:tcPr>
-          <w:p>
-            <w:pPr>
-              <w:spacing w:after="20" w:before="20" w:line="215"/>
-              <w:jc w:val="center"/>
-            </w:pPr>
-            <w:r>
-              <w:rPr>
-                <w:rFonts w:ascii="MS Mincho" w:cs="MS Mincho" w:eastAsia="MS Mincho" w:hAnsi="MS Mincho"/>
-                <w:b w:val="false"/>
-                <w:bCs w:val="false"/>
-                <w:sz w:val="17"/>
-                <w:szCs w:val="17"/>
-              </w:rPr>
-              <w:t xml:space="preserve">☐</w:t>
-            </w:r>
-          </w:p>
-        </w:tc>
-        <w:tc>
-          <w:tcPr>
-            <w:tcW w:type="dxa" w:w="1000"/>
-            <w:tcBorders>
-              <w:top w:val="single" w:color="000000" w:sz="4"/>
-              <w:left w:val="single" w:color="000000" w:sz="4"/>
-              <w:bottom w:val="single" w:color="000000" w:sz="4"/>
-              <w:right w:val="single" w:color="000000" w:sz="4"/>
-            </w:tcBorders>
-            <w:tcMar>
-              <w:top w:type="dxa" w:w="35"/>
-              <w:left w:type="dxa" w:w="60"/>
-              <w:bottom w:type="dxa" w:w="35"/>
-              <w:right w:type="dxa" w:w="60"/>
-            </w:tcMar>
-            <w:vAlign w:val="center"/>
-          </w:tcPr>
-          <w:p>
-            <w:pPr>
-              <w:spacing w:after="20" w:before="20" w:line="215"/>
-              <w:jc w:val="center"/>
-            </w:pPr>
-            <w:r>
-              <w:rPr>
-                <w:rFonts w:ascii="MS Mincho" w:cs="MS Mincho" w:eastAsia="MS Mincho" w:hAnsi="MS Mincho"/>
-                <w:b w:val="false"/>
-                <w:bCs w:val="false"/>
-                <w:sz w:val="16"/>
-                <w:szCs w:val="16"/>
-              </w:rPr>
-              <w:t xml:space="preserve">―　事業年度</w:t>
-            </w:r>
-          </w:p>
-        </w:tc>
-        <w:tc>
-          <w:tcPr>
-            <w:tcW w:type="dxa" w:w="900"/>
-            <w:tcBorders>
-              <w:top w:val="single" w:color="000000" w:sz="4"/>
-              <w:left w:val="single" w:color="000000" w:sz="4"/>
-              <w:bottom w:val="single" w:color="000000" w:sz="4"/>
-              <w:right w:val="single" w:color="000000" w:sz="4"/>
-            </w:tcBorders>
-            <w:tcMar>
-              <w:top w:type="dxa" w:w="35"/>
-              <w:left w:type="dxa" w:w="60"/>
-              <w:bottom w:type="dxa" w:w="35"/>
-              <w:right w:type="dxa" w:w="60"/>
-            </w:tcMar>
-            <w:vAlign w:val="center"/>
-          </w:tcPr>
-          <w:p>
-            <w:pPr>
-              <w:spacing w:after="20" w:before="20" w:line="215"/>
-              <w:jc w:val="right"/>
-            </w:pPr>
-            <w:r>
-              <w:rPr>
-                <w:rFonts w:ascii="MS Mincho" w:cs="MS Mincho" w:eastAsia="MS Mincho" w:hAnsi="MS Mincho"/>
-                <w:b w:val="false"/>
-                <w:bCs w:val="false"/>
-                <w:sz w:val="16"/>
-                <w:szCs w:val="16"/>
-              </w:rPr>
-              <w:t xml:space="preserve">△</w:t>
-            </w:r>
-          </w:p>
-        </w:tc>
-        <w:tc>
-          <w:tcPr>
-            <w:tcW w:type="dxa" w:w="1300"/>
-            <w:tcBorders>
-              <w:top w:val="single" w:color="000000" w:sz="4"/>
-              <w:left w:val="single" w:color="000000" w:sz="4"/>
-              <w:bottom w:val="single" w:color="000000" w:sz="4"/>
-              <w:right w:val="single" w:color="000000" w:sz="4"/>
-            </w:tcBorders>
-            <w:tcMar>
-              <w:top w:type="dxa" w:w="35"/>
-              <w:left w:type="dxa" w:w="60"/>
-              <w:bottom w:type="dxa" w:w="35"/>
-              <w:right w:type="dxa" w:w="60"/>
-            </w:tcMar>
-            <w:vAlign w:val="center"/>
-          </w:tcPr>
-          <w:p>
-            <w:pPr>
-              <w:spacing w:after="20" w:before="20" w:line="215"/>
-              <w:jc w:val="right"/>
-            </w:pPr>
-            <w:r>
-              <w:rPr>
-                <w:rFonts w:ascii="MS Mincho" w:cs="MS Mincho" w:eastAsia="MS Mincho" w:hAnsi="MS Mincho"/>
-                <w:b w:val="false"/>
-                <w:bCs w:val="false"/>
-                <w:sz w:val="17"/>
-                <w:szCs w:val="17"/>
-              </w:rPr>
-              <w:t xml:space="preserve">0</w:t>
-            </w:r>
-          </w:p>
-        </w:tc>
-        <w:tc>
-          <w:tcPr>
-            <w:tcW w:type="dxa" w:w="1859"/>
-            <w:tcBorders>
-              <w:top w:val="single" w:color="000000" w:sz="4"/>
-              <w:left w:val="single" w:color="000000" w:sz="4"/>
-              <w:bottom w:val="single" w:color="000000" w:sz="4"/>
-              <w:right w:val="single" w:color="000000" w:sz="4"/>
-            </w:tcBorders>
-            <w:tcMar>
-              <w:top w:type="dxa" w:w="35"/>
-              <w:left w:type="dxa" w:w="60"/>
-              <w:bottom w:type="dxa" w:w="35"/>
-              <w:right w:type="dxa" w:w="60"/>
-            </w:tcMar>
-            <w:vAlign w:val="center"/>
-          </w:tcPr>
-          <w:p>
-            <w:pPr>
-              <w:spacing w:after="20" w:before="20" w:line="215"/>
-              <w:jc w:val="left"/>
-            </w:pPr>
-            <w:r>
-              <w:rPr>
-                <w:rFonts w:ascii="MS Mincho" w:cs="MS Mincho" w:eastAsia="MS Mincho" w:hAnsi="MS Mincho"/>
-                <w:b w:val="false"/>
-                <w:bCs w:val="false"/>
-                <w:sz w:val="16"/>
-                <w:szCs w:val="16"/>
-              </w:rPr>
-              <w:t xml:space="preserve">下記お値引き欄にて調整</w:t>
-            </w:r>
-          </w:p>
-        </w:tc>
-      </w:tr>
-      <w:tr>
-        <w:tc>
-          <w:tcPr>
-            <w:tcW w:type="dxa" w:w="480"/>
-            <w:tcBorders>
-              <w:top w:val="single" w:color="000000" w:sz="4"/>
-              <w:left w:val="single" w:color="000000" w:sz="4"/>
-              <w:bottom w:val="single" w:color="000000" w:sz="4"/>
-              <w:right w:val="single" w:color="000000" w:sz="4"/>
-            </w:tcBorders>
-            <w:tcMar>
-              <w:top w:type="dxa" w:w="35"/>
-              <w:left w:type="dxa" w:w="60"/>
-              <w:bottom w:type="dxa" w:w="35"/>
-              <w:right w:type="dxa" w:w="60"/>
-            </w:tcMar>
-            <w:vAlign w:val="center"/>
-          </w:tcPr>
-          <w:p>
-            <w:pPr>
-              <w:spacing w:after="20" w:before="20" w:line="215"/>
-              <w:jc w:val="center"/>
-            </w:pPr>
-            <w:r>
-              <w:rPr>
-                <w:rFonts w:ascii="MS Mincho" w:cs="MS Mincho" w:eastAsia="MS Mincho" w:hAnsi="MS Mincho"/>
-                <w:b w:val="false"/>
-                <w:bCs w:val="false"/>
-                <w:sz w:val="17"/>
-                <w:szCs w:val="17"/>
-              </w:rPr>
-              <w:t xml:space="preserve">14</w:t>
-            </w:r>
-          </w:p>
-        </w:tc>
-        <w:tc>
-          <w:tcPr>
-            <w:tcW w:type="dxa" w:w="3560"/>
-            <w:tcBorders>
-              <w:top w:val="single" w:color="000000" w:sz="4"/>
-              <w:left w:val="single" w:color="000000" w:sz="4"/>
-              <w:bottom w:val="single" w:color="000000" w:sz="4"/>
-              <w:right w:val="single" w:color="000000" w:sz="4"/>
-            </w:tcBorders>
-            <w:tcMar>
-              <w:top w:type="dxa" w:w="35"/>
-              <w:left w:type="dxa" w:w="60"/>
-              <w:bottom w:type="dxa" w:w="35"/>
-              <w:right w:type="dxa" w:w="60"/>
-            </w:tcMar>
-            <w:vAlign w:val="center"/>
-          </w:tcPr>
-          <w:p>
-            <w:pPr>
-              <w:spacing w:after="20" w:before="20" w:line="215"/>
-              <w:jc w:val="left"/>
-            </w:pPr>
-            <w:r>
-              <w:rPr>
-                <w:rFonts w:ascii="MS Mincho" w:cs="MS Mincho" w:eastAsia="MS Mincho" w:hAnsi="MS Mincho"/>
-                <w:b w:val="false"/>
-                <w:bCs w:val="false"/>
-                <w:sz w:val="17"/>
-                <w:szCs w:val="17"/>
-              </w:rPr>
-              <w:t xml:space="preserve">税理士法第33条の2第1項に規定する書面添付</w:t>
-            </w:r>
-          </w:p>
-        </w:tc>
-        <w:tc>
-          <w:tcPr>
-            <w:tcW w:type="dxa" w:w="540"/>
-            <w:tcBorders>
-              <w:top w:val="single" w:color="000000" w:sz="4"/>
-              <w:left w:val="single" w:color="000000" w:sz="4"/>
-              <w:bottom w:val="single" w:color="000000" w:sz="4"/>
-              <w:right w:val="single" w:color="000000" w:sz="4"/>
-            </w:tcBorders>
-            <w:tcMar>
-              <w:top w:type="dxa" w:w="35"/>
-              <w:left w:type="dxa" w:w="60"/>
-              <w:bottom w:type="dxa" w:w="35"/>
-              <w:right w:type="dxa" w:w="60"/>
-            </w:tcMar>
-            <w:vAlign w:val="center"/>
-          </w:tcPr>
-          <w:p>
-            <w:pPr>
-              <w:spacing w:after="20" w:before="20" w:line="215"/>
-              <w:jc w:val="center"/>
-            </w:pPr>
-            <w:r>
-              <w:rPr>
-                <w:rFonts w:ascii="MS Mincho" w:cs="MS Mincho" w:eastAsia="MS Mincho" w:hAnsi="MS Mincho"/>
-                <w:b w:val="false"/>
-                <w:bCs w:val="false"/>
-                <w:sz w:val="17"/>
-                <w:szCs w:val="17"/>
-              </w:rPr>
-              <w:t xml:space="preserve">☑</w:t>
-            </w:r>
-          </w:p>
-        </w:tc>
-        <w:tc>
-          <w:tcPr>
-            <w:tcW w:type="dxa" w:w="1000"/>
-            <w:tcBorders>
-              <w:top w:val="single" w:color="000000" w:sz="4"/>
-              <w:left w:val="single" w:color="000000" w:sz="4"/>
-              <w:bottom w:val="single" w:color="000000" w:sz="4"/>
-              <w:right w:val="single" w:color="000000" w:sz="4"/>
-            </w:tcBorders>
-            <w:tcMar>
-              <w:top w:type="dxa" w:w="35"/>
-              <w:left w:type="dxa" w:w="60"/>
-              <w:bottom w:type="dxa" w:w="35"/>
-              <w:right w:type="dxa" w:w="60"/>
-            </w:tcMar>
-            <w:vAlign w:val="center"/>
-          </w:tcPr>
-          <w:p>
-            <w:pPr>
-              <w:spacing w:after="20" w:before="20" w:line="215"/>
-              <w:jc w:val="center"/>
-            </w:pPr>
-            <w:r>
-              <w:rPr>
-                <w:rFonts w:ascii="MS Mincho" w:cs="MS Mincho" w:eastAsia="MS Mincho" w:hAnsi="MS Mincho"/>
-                <w:b w:val="false"/>
-                <w:bCs w:val="false"/>
-                <w:sz w:val="16"/>
-                <w:szCs w:val="16"/>
-              </w:rPr>
-              <w:t xml:space="preserve">1　事業年度</w:t>
-            </w:r>
-          </w:p>
-        </w:tc>
-        <w:tc>
-          <w:tcPr>
-            <w:tcW w:type="dxa" w:w="900"/>
-            <w:tcBorders>
-              <w:top w:val="single" w:color="000000" w:sz="4"/>
-              <w:left w:val="single" w:color="000000" w:sz="4"/>
-              <w:bottom w:val="single" w:color="000000" w:sz="4"/>
-              <w:right w:val="single" w:color="000000" w:sz="4"/>
-            </w:tcBorders>
-            <w:tcMar>
-              <w:top w:type="dxa" w:w="35"/>
-              <w:left w:type="dxa" w:w="60"/>
-              <w:bottom w:type="dxa" w:w="35"/>
-              <w:right w:type="dxa" w:w="60"/>
-            </w:tcMar>
-            <w:vAlign w:val="center"/>
-          </w:tcPr>
-          <w:p>
-            <w:pPr>
-              <w:spacing w:after="20" w:before="20" w:line="215"/>
-              <w:jc w:val="right"/>
-            </w:pPr>
-            <w:r>
-              <w:rPr>
-                <w:rFonts w:ascii="MS Mincho" w:cs="MS Mincho" w:eastAsia="MS Mincho" w:hAnsi="MS Mincho"/>
-                <w:b w:val="false"/>
-                <w:bCs w:val="false"/>
-                <w:sz w:val="16"/>
-                <w:szCs w:val="16"/>
-              </w:rPr>
-              <w:t xml:space="preserve">30,000</w:t>
-            </w:r>
-          </w:p>
-        </w:tc>
-        <w:tc>
-          <w:tcPr>
-            <w:tcW w:type="dxa" w:w="1300"/>
-            <w:tcBorders>
-              <w:top w:val="single" w:color="000000" w:sz="4"/>
-              <w:left w:val="single" w:color="000000" w:sz="4"/>
-              <w:bottom w:val="single" w:color="000000" w:sz="4"/>
-              <w:right w:val="single" w:color="000000" w:sz="4"/>
-            </w:tcBorders>
-            <w:tcMar>
-              <w:top w:type="dxa" w:w="35"/>
-              <w:left w:type="dxa" w:w="60"/>
-              <w:bottom w:type="dxa" w:w="35"/>
-              <w:right w:type="dxa" w:w="60"/>
-            </w:tcMar>
-            <w:vAlign w:val="center"/>
-          </w:tcPr>
-          <w:p>
-            <w:pPr>
-              <w:spacing w:after="20" w:before="20" w:line="215"/>
-              <w:jc w:val="right"/>
-            </w:pPr>
-            <w:r>
-              <w:rPr>
-                <w:rFonts w:ascii="MS Mincho" w:cs="MS Mincho" w:eastAsia="MS Mincho" w:hAnsi="MS Mincho"/>
-                <w:b w:val="false"/>
-                <w:bCs w:val="false"/>
-                <w:sz w:val="17"/>
-                <w:szCs w:val="17"/>
-              </w:rPr>
-              <w:t xml:space="preserve">30,000</w:t>
-            </w:r>
-          </w:p>
-        </w:tc>
-        <w:tc>
-          <w:tcPr>
-            <w:tcW w:type="dxa" w:w="1859"/>
-            <w:tcBorders>
-              <w:top w:val="single" w:color="000000" w:sz="4"/>
-              <w:left w:val="single" w:color="000000" w:sz="4"/>
-              <w:bottom w:val="single" w:color="000000" w:sz="4"/>
-              <w:right w:val="single" w:color="000000" w:sz="4"/>
-            </w:tcBorders>
-            <w:tcMar>
-              <w:top w:type="dxa" w:w="35"/>
-              <w:left w:type="dxa" w:w="60"/>
-              <w:bottom w:type="dxa" w:w="35"/>
-              <w:right w:type="dxa" w:w="60"/>
-            </w:tcMar>
-            <w:vAlign w:val="center"/>
-          </w:tcPr>
-          <w:p>
-            <w:pPr>
-              <w:spacing w:after="20" w:before="20" w:line="215"/>
-              <w:jc w:val="left"/>
-            </w:pPr>
-            <w:r>
-              <w:rPr>
-                <w:rFonts w:ascii="MS Mincho" w:cs="MS Mincho" w:eastAsia="MS Mincho" w:hAnsi="MS Mincho"/>
-                <w:b w:val="false"/>
-                <w:bCs w:val="false"/>
-                <w:sz w:val="16"/>
-                <w:szCs w:val="16"/>
-              </w:rPr>
-              <w:t xml:space="preserve"/>
-            </w:r>
-          </w:p>
-        </w:tc>
-      </w:tr>
-      <w:tr>
-        <w:tc>
-          <w:tcPr>
-            <w:tcW w:type="dxa" w:w="480"/>
-            <w:tcBorders>
-              <w:top w:val="single" w:color="000000" w:sz="4"/>
-              <w:left w:val="single" w:color="000000" w:sz="4"/>
-              <w:bottom w:val="single" w:color="000000" w:sz="4"/>
-              <w:right w:val="single" w:color="000000" w:sz="4"/>
-            </w:tcBorders>
-            <w:shd w:fill="F2F2F2" w:color="auto" w:val="clear"/>
-            <w:tcMar>
-              <w:top w:type="dxa" w:w="35"/>
-              <w:left w:type="dxa" w:w="60"/>
-              <w:bottom w:type="dxa" w:w="35"/>
-              <w:right w:type="dxa" w:w="60"/>
-            </w:tcMar>
-            <w:vAlign w:val="center"/>
-          </w:tcPr>
-          <w:p>
-            <w:pPr>
-              <w:spacing w:after="20" w:before="20" w:line="215"/>
-              <w:jc w:val="left"/>
-            </w:pPr>
-            <w:r>
-              <w:rPr>
-                <w:rFonts w:ascii="MS Mincho" w:cs="MS Mincho" w:eastAsia="MS Mincho" w:hAnsi="MS Mincho"/>
-                <w:b w:val="false"/>
-                <w:bCs w:val="false"/>
-                <w:sz w:val="17"/>
-                <w:szCs w:val="17"/>
-              </w:rPr>
-              <w:t xml:space="preserve"/>
-            </w:r>
-          </w:p>
-        </w:tc>
-        <w:tc>
-          <w:tcPr>
-            <w:tcW w:type="dxa" w:w="3560"/>
-            <w:tcBorders>
-              <w:top w:val="single" w:color="000000" w:sz="4"/>
-              <w:left w:val="single" w:color="000000" w:sz="4"/>
-              <w:bottom w:val="single" w:color="000000" w:sz="4"/>
-              <w:right w:val="single" w:color="000000" w:sz="4"/>
-            </w:tcBorders>
-            <w:shd w:fill="F2F2F2" w:color="auto" w:val="clear"/>
-            <w:tcMar>
-              <w:top w:type="dxa" w:w="35"/>
-              <w:left w:type="dxa" w:w="60"/>
-              <w:bottom w:type="dxa" w:w="35"/>
-              <w:right w:type="dxa" w:w="60"/>
-            </w:tcMar>
-            <w:vAlign w:val="center"/>
-          </w:tcPr>
-          <w:p>
-            <w:pPr>
-              <w:spacing w:after="20" w:before="20" w:line="215"/>
-              <w:jc w:val="left"/>
-            </w:pPr>
-            <w:r>
-              <w:rPr>
-                <w:rFonts w:ascii="MS Mincho" w:cs="MS Mincho" w:eastAsia="MS Mincho" w:hAnsi="MS Mincho"/>
-                <w:b/>
-                <w:bCs/>
-                <w:sz w:val="17"/>
-                <w:szCs w:val="17"/>
-              </w:rPr>
-              <w:t xml:space="preserve">決算・申告代行業務　小計</w:t>
-            </w:r>
-          </w:p>
-        </w:tc>
-        <w:tc>
-          <w:tcPr>
-            <w:tcW w:type="dxa" w:w="540"/>
-            <w:tcBorders>
-              <w:top w:val="single" w:color="000000" w:sz="4"/>
-              <w:left w:val="single" w:color="000000" w:sz="4"/>
-              <w:bottom w:val="single" w:color="000000" w:sz="4"/>
-              <w:right w:val="single" w:color="000000" w:sz="4"/>
-            </w:tcBorders>
-            <w:shd w:fill="F2F2F2" w:color="auto" w:val="clear"/>
-            <w:tcMar>
-              <w:top w:type="dxa" w:w="35"/>
-              <w:left w:type="dxa" w:w="60"/>
-              <w:bottom w:type="dxa" w:w="35"/>
-              <w:right w:type="dxa" w:w="60"/>
-            </w:tcMar>
-            <w:vAlign w:val="center"/>
-          </w:tcPr>
-          <w:p>
-            <w:pPr>
-              <w:spacing w:after="20" w:before="20" w:line="215"/>
-              <w:jc w:val="left"/>
-            </w:pPr>
-            <w:r>
-              <w:rPr>
-                <w:rFonts w:ascii="MS Mincho" w:cs="MS Mincho" w:eastAsia="MS Mincho" w:hAnsi="MS Mincho"/>
-                <w:b w:val="false"/>
-                <w:bCs w:val="false"/>
-                <w:sz w:val="17"/>
-                <w:szCs w:val="17"/>
-              </w:rPr>
-              <w:t xml:space="preserve"/>
-            </w:r>
-          </w:p>
-        </w:tc>
-        <w:tc>
-          <w:tcPr>
-            <w:tcW w:type="dxa" w:w="1000"/>
-            <w:tcBorders>
-              <w:top w:val="single" w:color="000000" w:sz="4"/>
-              <w:left w:val="single" w:color="000000" w:sz="4"/>
-              <w:bottom w:val="single" w:color="000000" w:sz="4"/>
-              <w:right w:val="single" w:color="000000" w:sz="4"/>
-            </w:tcBorders>
-            <w:shd w:fill="F2F2F2" w:color="auto" w:val="clear"/>
-            <w:tcMar>
-              <w:top w:type="dxa" w:w="35"/>
-              <w:left w:type="dxa" w:w="60"/>
-              <w:bottom w:type="dxa" w:w="35"/>
-              <w:right w:type="dxa" w:w="60"/>
-            </w:tcMar>
-            <w:vAlign w:val="center"/>
-          </w:tcPr>
-          <w:p>
-            <w:pPr>
-              <w:spacing w:after="20" w:before="20" w:line="215"/>
-              <w:jc w:val="center"/>
-            </w:pPr>
-            <w:r>
-              <w:rPr>
-                <w:rFonts w:ascii="MS Mincho" w:cs="MS Mincho" w:eastAsia="MS Mincho" w:hAnsi="MS Mincho"/>
-                <w:b w:val="false"/>
-                <w:bCs w:val="false"/>
-                <w:sz w:val="15"/>
-                <w:szCs w:val="15"/>
-              </w:rPr>
-              <w:t xml:space="preserve">年額のみ</w:t>
-            </w:r>
-          </w:p>
-        </w:tc>
-        <w:tc>
-          <w:tcPr>
-            <w:tcW w:type="dxa" w:w="900"/>
-            <w:tcBorders>
-              <w:top w:val="single" w:color="000000" w:sz="4"/>
-              <w:left w:val="single" w:color="000000" w:sz="4"/>
-              <w:bottom w:val="single" w:color="000000" w:sz="4"/>
-              <w:right w:val="single" w:color="000000" w:sz="4"/>
-            </w:tcBorders>
-            <w:shd w:fill="F2F2F2" w:color="auto" w:val="clear"/>
-            <w:tcMar>
-              <w:top w:type="dxa" w:w="35"/>
-              <w:left w:type="dxa" w:w="60"/>
-              <w:bottom w:type="dxa" w:w="35"/>
-              <w:right w:type="dxa" w:w="60"/>
-            </w:tcMar>
-            <w:vAlign w:val="center"/>
-          </w:tcPr>
-          <w:p>
-            <w:pPr>
-              <w:spacing w:after="20" w:before="20" w:line="215"/>
-              <w:jc w:val="center"/>
-            </w:pPr>
-            <w:r>
-              <w:rPr>
-                <w:rFonts w:ascii="MS Mincho" w:cs="MS Mincho" w:eastAsia="MS Mincho" w:hAnsi="MS Mincho"/>
-                <w:b w:val="false"/>
-                <w:bCs w:val="false"/>
-                <w:sz w:val="15"/>
-                <w:szCs w:val="15"/>
-              </w:rPr>
-              <w:t xml:space="preserve">－</w:t>
-            </w:r>
-          </w:p>
-        </w:tc>
-        <w:tc>
-          <w:tcPr>
-            <w:tcW w:type="dxa" w:w="1300"/>
-            <w:tcBorders>
-              <w:top w:val="single" w:color="000000" w:sz="4"/>
-              <w:left w:val="single" w:color="000000" w:sz="4"/>
-              <w:bottom w:val="single" w:color="000000" w:sz="4"/>
-              <w:right w:val="single" w:color="000000" w:sz="4"/>
-            </w:tcBorders>
-            <w:shd w:fill="F2F2F2" w:color="auto" w:val="clear"/>
-            <w:tcMar>
-              <w:top w:type="dxa" w:w="35"/>
-              <w:left w:type="dxa" w:w="60"/>
-              <w:bottom w:type="dxa" w:w="35"/>
-              <w:right w:type="dxa" w:w="60"/>
-            </w:tcMar>
-            <w:vAlign w:val="center"/>
-          </w:tcPr>
-          <w:p>
-            <w:pPr>
-              <w:spacing w:after="20" w:before="20" w:line="215"/>
-              <w:jc w:val="right"/>
-            </w:pPr>
-            <w:r>
-              <w:rPr>
-                <w:rFonts w:ascii="MS Mincho" w:cs="MS Mincho" w:eastAsia="MS Mincho" w:hAnsi="MS Mincho"/>
-                <w:b/>
-                <w:bCs/>
-                <w:sz w:val="16"/>
-                <w:szCs w:val="16"/>
-              </w:rPr>
-              <w:t xml:space="preserve">年額　￥200,000</w:t>
-            </w:r>
-          </w:p>
-        </w:tc>
-        <w:tc>
-          <w:tcPr>
-            <w:tcW w:type="dxa" w:w="1859"/>
-            <w:tcBorders>
-              <w:top w:val="single" w:color="000000" w:sz="4"/>
-              <w:left w:val="single" w:color="000000" w:sz="4"/>
-              <w:bottom w:val="single" w:color="000000" w:sz="4"/>
-              <w:right w:val="single" w:color="000000" w:sz="4"/>
-            </w:tcBorders>
-            <w:shd w:fill="F2F2F2" w:color="auto" w:val="clear"/>
-            <w:tcMar>
-              <w:top w:type="dxa" w:w="35"/>
-              <w:left w:type="dxa" w:w="60"/>
-              <w:bottom w:type="dxa" w:w="35"/>
-              <w:right w:type="dxa" w:w="60"/>
-            </w:tcMar>
-            <w:vAlign w:val="center"/>
-          </w:tcPr>
-          <w:p>
-            <w:pPr>
-              <w:spacing w:after="20" w:before="20" w:line="215"/>
-              <w:jc w:val="left"/>
-            </w:pPr>
-            <w:r>
-              <w:rPr>
-                <w:rFonts w:ascii="MS Mincho" w:cs="MS Mincho" w:eastAsia="MS Mincho" w:hAnsi="MS Mincho"/>
-                <w:b w:val="false"/>
-                <w:bCs w:val="false"/>
-                <w:sz w:val="17"/>
-                <w:szCs w:val="17"/>
-              </w:rPr>
-              <w:t xml:space="preserve"/>
-            </w:r>
-          </w:p>
-        </w:tc>
-      </w:tr>
-      <w:tr>
-        <w:tc>
-          <w:tcPr>
             <w:tcW w:type="dxa" w:w="6480"/>
             <w:gridSpan w:val="5"/>
             <w:tcBorders>
@@ -4670,7 +4870,7 @@
                 <w:sz w:val="17"/>
                 <w:szCs w:val="17"/>
               </w:rPr>
-              <w:t xml:space="preserve">小　計（税抜）　　</w:t>
+              <w:t xml:space="preserve">お値引き（税込）　※3　　</w:t>
             </w:r>
           </w:p>
         </w:tc>
@@ -4705,223 +4905,7 @@
                 <w:sz w:val="17"/>
                 <w:szCs w:val="17"/>
               </w:rPr>
-              <w:t xml:space="preserve">1,196,250</w:t>
-            </w:r>
-          </w:p>
-        </w:tc>
-        <w:tc>
-          <w:tcPr>
-            <w:tcW w:type="dxa" w:w="1859"/>
-            <w:tcBorders>
-              <w:top w:val="single" w:color="000000" w:sz="4"/>
-              <w:left w:val="single" w:color="000000" w:sz="4"/>
-              <w:bottom w:val="single" w:color="000000" w:sz="4"/>
-              <w:right w:val="single" w:color="000000" w:sz="4"/>
-            </w:tcBorders>
-            <w:shd w:fill="F2F2F2" w:color="auto" w:val="clear"/>
-            <w:tcMar>
-              <w:top w:type="dxa" w:w="35"/>
-              <w:left w:type="dxa" w:w="60"/>
-              <w:bottom w:type="dxa" w:w="35"/>
-              <w:right w:type="dxa" w:w="60"/>
-            </w:tcMar>
-            <w:vAlign w:val="center"/>
-          </w:tcPr>
-          <w:p>
-            <w:pPr>
-              <w:spacing w:after="20" w:before="20" w:line="215"/>
-              <w:jc w:val="left"/>
-            </w:pPr>
-            <w:r>
-              <w:rPr>
-                <w:rFonts w:ascii="MS Mincho" w:cs="MS Mincho" w:eastAsia="MS Mincho" w:hAnsi="MS Mincho"/>
-                <w:b w:val="false"/>
-                <w:bCs w:val="false"/>
-                <w:sz w:val="17"/>
-                <w:szCs w:val="17"/>
-              </w:rPr>
-              <w:t xml:space="preserve"/>
-            </w:r>
-          </w:p>
-        </w:tc>
-      </w:tr>
-      <w:tr>
-        <w:tc>
-          <w:tcPr>
-            <w:tcW w:type="dxa" w:w="6480"/>
-            <w:gridSpan w:val="5"/>
-            <w:tcBorders>
-              <w:top w:val="single" w:color="000000" w:sz="4"/>
-              <w:left w:val="single" w:color="000000" w:sz="4"/>
-              <w:bottom w:val="single" w:color="000000" w:sz="4"/>
-              <w:right w:val="single" w:color="000000" w:sz="4"/>
-            </w:tcBorders>
-            <w:shd w:fill="F2F2F2" w:color="auto" w:val="clear"/>
-            <w:tcMar>
-              <w:top w:type="dxa" w:w="35"/>
-              <w:left w:type="dxa" w:w="60"/>
-              <w:bottom w:type="dxa" w:w="35"/>
-              <w:right w:type="dxa" w:w="60"/>
-            </w:tcMar>
-            <w:vAlign w:val="center"/>
-          </w:tcPr>
-          <w:p>
-            <w:pPr>
-              <w:spacing w:after="20" w:before="20" w:line="215"/>
-              <w:jc w:val="right"/>
-            </w:pPr>
-            <w:r>
-              <w:rPr>
-                <w:rFonts w:ascii="MS Mincho" w:cs="MS Mincho" w:eastAsia="MS Mincho" w:hAnsi="MS Mincho"/>
-                <w:b w:val="false"/>
-                <w:bCs w:val="false"/>
-                <w:sz w:val="17"/>
-                <w:szCs w:val="17"/>
-              </w:rPr>
-              <w:t xml:space="preserve">消費税（10％）　　</w:t>
-            </w:r>
-          </w:p>
-        </w:tc>
-        <w:tc>
-          <w:tcPr>
-            <w:tcW w:type="dxa" w:w="1300"/>
-            <w:tcBorders>
-              <w:top w:val="single" w:color="000000" w:sz="4"/>
-              <w:left w:val="single" w:color="000000" w:sz="4"/>
-              <w:bottom w:val="single" w:color="000000" w:sz="4"/>
-              <w:right w:val="single" w:color="000000" w:sz="4"/>
-            </w:tcBorders>
-            <w:shd w:fill="F2F2F2" w:color="auto" w:val="clear"/>
-            <w:tcMar>
-              <w:top w:type="dxa" w:w="35"/>
-              <w:left w:type="dxa" w:w="60"/>
-              <w:bottom w:type="dxa" w:w="35"/>
-              <w:right w:type="dxa" w:w="60"/>
-            </w:tcMar>
-            <w:vAlign w:val="center"/>
-          </w:tcPr>
-          <w:p>
-            <w:pPr>
-              <w:spacing w:after="20" w:before="20" w:line="215"/>
-              <w:jc w:val="right"/>
-            </w:pPr>
-            <w:r>
-              <w:rPr>
-                <w:rFonts w:ascii="MS Mincho" w:cs="MS Mincho" w:eastAsia="MS Mincho" w:hAnsi="MS Mincho"/>
-                <w:b w:val="false"/>
-                <w:bCs w:val="false"/>
-                <w:sz w:val="17"/>
-                <w:szCs w:val="17"/>
-              </w:rPr>
-              <w:t xml:space="preserve">119,625</w:t>
-            </w:r>
-          </w:p>
-        </w:tc>
-        <w:tc>
-          <w:tcPr>
-            <w:tcW w:type="dxa" w:w="1859"/>
-            <w:tcBorders>
-              <w:top w:val="single" w:color="000000" w:sz="4"/>
-              <w:left w:val="single" w:color="000000" w:sz="4"/>
-              <w:bottom w:val="single" w:color="000000" w:sz="4"/>
-              <w:right w:val="single" w:color="000000" w:sz="4"/>
-            </w:tcBorders>
-            <w:shd w:fill="F2F2F2" w:color="auto" w:val="clear"/>
-            <w:tcMar>
-              <w:top w:type="dxa" w:w="35"/>
-              <w:left w:type="dxa" w:w="60"/>
-              <w:bottom w:type="dxa" w:w="35"/>
-              <w:right w:type="dxa" w:w="60"/>
-            </w:tcMar>
-            <w:vAlign w:val="center"/>
-          </w:tcPr>
-          <w:p>
-            <w:pPr>
-              <w:spacing w:after="20" w:before="20" w:line="215"/>
-              <w:jc w:val="left"/>
-            </w:pPr>
-            <w:r>
-              <w:rPr>
-                <w:rFonts w:ascii="MS Mincho" w:cs="MS Mincho" w:eastAsia="MS Mincho" w:hAnsi="MS Mincho"/>
-                <w:b w:val="false"/>
-                <w:bCs w:val="false"/>
-                <w:sz w:val="17"/>
-                <w:szCs w:val="17"/>
-              </w:rPr>
-              <w:t xml:space="preserve"/>
-            </w:r>
-          </w:p>
-        </w:tc>
-      </w:tr>
-      <w:tr>
-        <w:tc>
-          <w:tcPr>
-            <w:tcW w:type="dxa" w:w="6480"/>
-            <w:gridSpan w:val="5"/>
-            <w:tcBorders>
-              <w:top w:val="single" w:color="000000" w:sz="4"/>
-              <w:left w:val="single" w:color="000000" w:sz="4"/>
-              <w:bottom w:val="single" w:color="000000" w:sz="4"/>
-              <w:right w:val="single" w:color="000000" w:sz="4"/>
-            </w:tcBorders>
-            <w:shd w:fill="F2F2F2" w:color="auto" w:val="clear"/>
-            <w:tcMar>
-              <w:top w:type="dxa" w:w="35"/>
-              <w:left w:type="dxa" w:w="60"/>
-              <w:bottom w:type="dxa" w:w="35"/>
-              <w:right w:type="dxa" w:w="60"/>
-            </w:tcMar>
-            <w:vAlign w:val="center"/>
-          </w:tcPr>
-          <w:p>
-            <w:pPr>
-              <w:spacing w:after="20" w:before="20" w:line="215"/>
-              <w:jc w:val="right"/>
-            </w:pPr>
-            <w:r>
-              <w:rPr>
-                <w:rFonts w:ascii="MS Mincho" w:cs="MS Mincho" w:eastAsia="MS Mincho" w:hAnsi="MS Mincho"/>
-                <w:b w:val="false"/>
-                <w:bCs w:val="false"/>
-                <w:sz w:val="17"/>
-                <w:szCs w:val="17"/>
-              </w:rPr>
-              <w:t xml:space="preserve">お値引き（税込）　※3　　</w:t>
-            </w:r>
-          </w:p>
-        </w:tc>
-        <w:tc>
-          <w:tcPr>
-            <w:tcW w:type="dxa" w:w="1300"/>
-            <w:tcBorders>
-              <w:top w:val="single" w:color="000000" w:sz="4"/>
-              <w:left w:val="single" w:color="000000" w:sz="4"/>
-              <w:bottom w:val="single" w:color="000000" w:sz="4"/>
-              <w:right w:val="single" w:color="000000" w:sz="4"/>
-            </w:tcBorders>
-            <w:shd w:fill="F2F2F2" w:color="auto" w:val="clear"/>
-            <w:tcMar>
-              <w:top w:type="dxa" w:w="35"/>
-              <w:left w:type="dxa" w:w="60"/>
-              <w:bottom w:type="dxa" w:w="35"/>
-              <w:right w:type="dxa" w:w="60"/>
-            </w:tcMar>
-            <w:vAlign w:val="center"/>
-          </w:tcPr>
-          <w:p>
-            <w:pPr>
-              <w:spacing w:after="20" w:before="20" w:line="215"/>
-              <w:jc w:val="right"/>
-            </w:pPr>
-            <w:r>
-              <w:rPr>
-                <w:rFonts w:ascii="MS Mincho" w:cs="MS Mincho" w:eastAsia="MS Mincho" w:hAnsi="MS Mincho"/>
-                <w:b w:val="false"/>
-                <w:bCs w:val="false"/>
-                <w:sz w:val="17"/>
-                <w:szCs w:val="17"/>
-              </w:rPr>
-              <w:t xml:space="preserve">△682,275</w:t>
+              <w:t xml:space="preserve">△444,400</w:t>
             </w:r>
           </w:p>
         </w:tc>
@@ -5130,7 +5114,7 @@
           <w:sz w:val="16"/>
           <w:szCs w:val="16"/>
         </w:rPr>
-        <w:t xml:space="preserve">※3　お値引きは、従前の顧問契約書（令和6年1月改定。税務顧問報酬 月額 金52,800円（税込））に基づく年額報酬 金633,600円（税込）に本別紙の合計額を据え置くための調整である。お値引き額は税抜 金620,250円（消費税額 金62,025円）に相当する。適用期間は別紙4第11条による。</w:t>
+        <w:t xml:space="preserve">※3　お値引きは、従前の顧問契約書（令和6年1月改定。税務顧問報酬 月額 金52,800円（税込））に基づく年額報酬 金633,600円（税込）に本別紙の合計額を据え置くための調整である。お値引き額は税抜 金404,000円（消費税額 金40,400円）に相当する。適用期間は別紙4第11条による。</w:t>
       </w:r>
     </w:p>
     <w:p>
@@ -9074,7 +9058,7 @@
                 <w:sz w:val="17"/>
                 <w:szCs w:val="17"/>
               </w:rPr>
-              <w:t xml:space="preserve">☑</w:t>
+              <w:t xml:space="preserve">☐</w:t>
             </w:r>
           </w:p>
         </w:tc>
@@ -9108,7 +9092,7 @@
                 <w:sz w:val="16"/>
                 <w:szCs w:val="16"/>
               </w:rPr>
-              <w:t xml:space="preserve">13　人</w:t>
+              <w:t xml:space="preserve">―　人</w:t>
             </w:r>
           </w:p>
         </w:tc>
@@ -9176,7 +9160,7 @@
                 <w:sz w:val="17"/>
                 <w:szCs w:val="17"/>
               </w:rPr>
-              <w:t xml:space="preserve">62,400</w:t>
+              <w:t xml:space="preserve">0</w:t>
             </w:r>
           </w:p>
         </w:tc>
@@ -9314,7 +9298,7 @@
                 <w:sz w:val="17"/>
                 <w:szCs w:val="17"/>
               </w:rPr>
-              <w:t xml:space="preserve">☑</w:t>
+              <w:t xml:space="preserve">☐</w:t>
             </w:r>
           </w:p>
         </w:tc>
@@ -9348,7 +9332,7 @@
                 <w:sz w:val="16"/>
                 <w:szCs w:val="16"/>
               </w:rPr>
-              <w:t xml:space="preserve">13　人</w:t>
+              <w:t xml:space="preserve">―　人</w:t>
             </w:r>
           </w:p>
         </w:tc>
@@ -9416,7 +9400,7 @@
                 <w:sz w:val="17"/>
                 <w:szCs w:val="17"/>
               </w:rPr>
-              <w:t xml:space="preserve">31,200</w:t>
+              <w:t xml:space="preserve">0</w:t>
             </w:r>
           </w:p>
         </w:tc>
@@ -9554,7 +9538,7 @@
                 <w:sz w:val="17"/>
                 <w:szCs w:val="17"/>
               </w:rPr>
-              <w:t xml:space="preserve">☑</w:t>
+              <w:t xml:space="preserve">☐</w:t>
             </w:r>
           </w:p>
         </w:tc>
@@ -9588,7 +9572,7 @@
                 <w:sz w:val="16"/>
                 <w:szCs w:val="16"/>
               </w:rPr>
-              <w:t xml:space="preserve">12　ヶ月</w:t>
+              <w:t xml:space="preserve">―　ヶ月</w:t>
             </w:r>
           </w:p>
         </w:tc>
@@ -9656,7 +9640,7 @@
                 <w:sz w:val="17"/>
                 <w:szCs w:val="17"/>
               </w:rPr>
-              <w:t xml:space="preserve">12,000</w:t>
+              <w:t xml:space="preserve">0</w:t>
             </w:r>
           </w:p>
         </w:tc>
@@ -9794,7 +9778,7 @@
                 <w:sz w:val="17"/>
                 <w:szCs w:val="17"/>
               </w:rPr>
-              <w:t xml:space="preserve">☑</w:t>
+              <w:t xml:space="preserve">☐</w:t>
             </w:r>
           </w:p>
         </w:tc>
@@ -9828,7 +9812,7 @@
                 <w:sz w:val="16"/>
                 <w:szCs w:val="16"/>
               </w:rPr>
-              <w:t xml:space="preserve">12　ヶ月</w:t>
+              <w:t xml:space="preserve">―　ヶ月</w:t>
             </w:r>
           </w:p>
         </w:tc>
@@ -9896,7 +9880,7 @@
                 <w:sz w:val="17"/>
                 <w:szCs w:val="17"/>
               </w:rPr>
-              <w:t xml:space="preserve">48,000</w:t>
+              <w:t xml:space="preserve">0</w:t>
             </w:r>
           </w:p>
         </w:tc>
@@ -10034,7 +10018,7 @@
                 <w:sz w:val="17"/>
                 <w:szCs w:val="17"/>
               </w:rPr>
-              <w:t xml:space="preserve">☑</w:t>
+              <w:t xml:space="preserve">☐</w:t>
             </w:r>
           </w:p>
         </w:tc>
@@ -10068,7 +10052,7 @@
                 <w:sz w:val="16"/>
                 <w:szCs w:val="16"/>
               </w:rPr>
-              <w:t xml:space="preserve">1　回</w:t>
+              <w:t xml:space="preserve">―　回</w:t>
             </w:r>
           </w:p>
         </w:tc>
@@ -10136,7 +10120,7 @@
                 <w:sz w:val="17"/>
                 <w:szCs w:val="17"/>
               </w:rPr>
-              <w:t xml:space="preserve">45,000</w:t>
+              <w:t xml:space="preserve">0</w:t>
             </w:r>
           </w:p>
         </w:tc>
@@ -10170,7 +10154,7 @@
                 <w:sz w:val="16"/>
                 <w:szCs w:val="16"/>
               </w:rPr>
-              <w:t xml:space="preserve"/>
+              <w:t xml:space="preserve">※2</w:t>
             </w:r>
           </w:p>
         </w:tc>
@@ -10347,7 +10331,7 @@
                 <w:sz w:val="15"/>
                 <w:szCs w:val="15"/>
               </w:rPr>
-              <w:t xml:space="preserve"/>
+              <w:t xml:space="preserve">14,400</w:t>
             </w:r>
           </w:p>
         </w:tc>
@@ -10382,23 +10366,7 @@
                 <w:sz w:val="16"/>
                 <w:szCs w:val="16"/>
               </w:rPr>
-              <w:t xml:space="preserve">月額　￥27,200</w:t>
-            </w:r>
-          </w:p>
-          <w:p>
-            <w:pPr>
-              <w:spacing w:after="20" w:before="20" w:line="215"/>
-              <w:jc w:val="right"/>
-            </w:pPr>
-            <w:r>
-              <w:rPr>
-                <w:rFonts w:ascii="MS Mincho" w:cs="MS Mincho" w:eastAsia="MS Mincho" w:hAnsi="MS Mincho"/>
-                <w:b/>
-                <w:bCs/>
-                <w:sz w:val="16"/>
-                <w:szCs w:val="16"/>
-              </w:rPr>
-              <w:t xml:space="preserve">年額　￥371,400</w:t>
+              <w:t xml:space="preserve">172,800</w:t>
             </w:r>
           </w:p>
         </w:tc>
@@ -10506,7 +10474,7 @@
                 <w:sz w:val="17"/>
                 <w:szCs w:val="17"/>
               </w:rPr>
-              <w:t xml:space="preserve">371,400</w:t>
+              <w:t xml:space="preserve">172,800</w:t>
             </w:r>
           </w:p>
         </w:tc>
@@ -10614,7 +10582,7 @@
                 <w:sz w:val="17"/>
                 <w:szCs w:val="17"/>
               </w:rPr>
-              <w:t xml:space="preserve">37,140</w:t>
+              <w:t xml:space="preserve">17,280</w:t>
             </w:r>
           </w:p>
         </w:tc>
@@ -10722,7 +10690,7 @@
                 <w:sz w:val="17"/>
                 <w:szCs w:val="17"/>
               </w:rPr>
-              <w:t xml:space="preserve">△268,620</w:t>
+              <w:t xml:space="preserve">△50,160</w:t>
             </w:r>
           </w:p>
         </w:tc>
@@ -10915,7 +10883,7 @@
           <w:sz w:val="16"/>
           <w:szCs w:val="16"/>
         </w:rPr>
-        <w:t xml:space="preserve">※2　労働・社会保険の手続代行の範囲は、別紙4第10条に定めるところによる。甲が別途社会保険労務士に委託している業務は含まない。</w:t>
+        <w:t xml:space="preserve">※2　労働保険・社会保険の手続代行（項目6及び項目7）は、本契約に含まない。甲が別途委託する社会保険労務士が行う。別紙4第10条を参照。</w:t>
       </w:r>
     </w:p>
     <w:p>
@@ -10931,7 +10899,7 @@
           <w:sz w:val="16"/>
           <w:szCs w:val="16"/>
         </w:rPr>
-        <w:t xml:space="preserve">※3　お値引きは、従前の顧問契約書（令和6年1月改定。給与計算代行 月額 金11,660円（税込））に基づく年額報酬 金139,920円（税込）に本別紙の合計額を据え置くための調整である。お値引き額は税抜 金244,200円（消費税額 金24,420円）に相当する。適用期間は別紙4第11条による。</w:t>
+        <w:t xml:space="preserve">※3　お値引きは、従前の顧問契約書（令和6年1月改定。給与計算代行 月額 金11,660円（税込））に基づく年額報酬 金139,920円（税込）に本別紙の合計額を据え置くための調整である。お値引き額は税抜 金45,600円（消費税額 金4,560円）に相当する。適用期間は別紙4第11条による。</w:t>
       </w:r>
     </w:p>
     <w:p>
@@ -11659,7 +11627,7 @@
           <w:sz w:val="18"/>
           <w:szCs w:val="18"/>
         </w:rPr>
-        <w:t xml:space="preserve">第10条（労働・社会保険の手続代行の範囲）</w:t>
+        <w:t xml:space="preserve">第10条（労働・社会保険の手続代行）</w:t>
       </w:r>
     </w:p>
     <w:p>
@@ -11675,7 +11643,7 @@
           <w:sz w:val="16"/>
           <w:szCs w:val="16"/>
         </w:rPr>
-        <w:t xml:space="preserve">1　本契約第6項に定める「必要な労働・社会保険の手続代行」とは、次に掲げる手続をいう。</w:t>
+        <w:t xml:space="preserve">1　労働保険及び社会保険の手続代行は、本契約に含まない。別紙3の項目6及び項目7のとおり、当該業務は乙の受任範囲外とし、甲が別途委託する社会保険労務士が行う。</w:t>
       </w:r>
     </w:p>
     <w:p>
@@ -11691,7 +11659,7 @@
           <w:sz w:val="16"/>
           <w:szCs w:val="16"/>
         </w:rPr>
-        <w:t xml:space="preserve">　　（　　　　　　　　　　　　　　　　　　　　　　　　　　　　　　　　　　　　）</w:t>
+        <w:t xml:space="preserve">2　本契約第6項に「必要な労働・社会保険の手続代行を含む」旨の記載がある場合は、前項により読み替えるものとする。</w:t>
       </w:r>
     </w:p>
     <w:p>
@@ -11707,39 +11675,7 @@
           <w:sz w:val="16"/>
           <w:szCs w:val="16"/>
         </w:rPr>
-        <w:t xml:space="preserve">2　甲が別途社会保険労務士に委託している次の業務は、前項に含まない。</w:t>
-      </w:r>
-    </w:p>
-    <w:p>
-      <w:pPr>
-        <w:spacing w:after="10" w:before="10" w:line="215"/>
-        <w:ind w:left="240" w:hanging="240"/>
-      </w:pPr>
-      <w:r>
-        <w:rPr>
-          <w:rFonts w:ascii="MS Mincho" w:cs="MS Mincho" w:eastAsia="MS Mincho" w:hAnsi="MS Mincho"/>
-          <w:b w:val="false"/>
-          <w:bCs w:val="false"/>
-          <w:sz w:val="16"/>
-          <w:szCs w:val="16"/>
-        </w:rPr>
-        <w:t xml:space="preserve">　　（　　　　　　　　　　　　　　　　　　　　　　　　　　　　　　　　　　　　）</w:t>
-      </w:r>
-    </w:p>
-    <w:p>
-      <w:pPr>
-        <w:spacing w:after="10" w:before="10" w:line="215"/>
-        <w:ind w:left="240" w:hanging="240"/>
-      </w:pPr>
-      <w:r>
-        <w:rPr>
-          <w:rFonts w:ascii="MS Mincho" w:cs="MS Mincho" w:eastAsia="MS Mincho" w:hAnsi="MS Mincho"/>
-          <w:b w:val="false"/>
-          <w:bCs w:val="false"/>
-          <w:sz w:val="16"/>
-          <w:szCs w:val="16"/>
-        </w:rPr>
-        <w:t xml:space="preserve">3　前2項の記載は、甲乙協議のうえ確定する。</w:t>
+        <w:t xml:space="preserve">3　甲が将来これらの業務を乙に委任することを希望する場合は、別紙3の項目6及び項目7の単価により、その都度、事前に甲乙が合意のうえ実施する。</w:t>
       </w:r>
     </w:p>
     <w:p>

--- a/fukuda-contract-appendix/別紙1-4_ブリスオーディオ_R8.5-R9.4.docx
+++ b/fukuda-contract-appendix/別紙1-4_ブリスオーディオ_R8.5-R9.4.docx
@@ -9538,7 +9538,7 @@
                 <w:sz w:val="17"/>
                 <w:szCs w:val="17"/>
               </w:rPr>
-              <w:t xml:space="preserve">☐</w:t>
+              <w:t xml:space="preserve">☑</w:t>
             </w:r>
           </w:p>
         </w:tc>
@@ -9572,7 +9572,7 @@
                 <w:sz w:val="16"/>
                 <w:szCs w:val="16"/>
               </w:rPr>
-              <w:t xml:space="preserve">―　ヶ月</w:t>
+              <w:t xml:space="preserve">12　ヶ月</w:t>
             </w:r>
           </w:p>
         </w:tc>
@@ -9640,7 +9640,7 @@
                 <w:sz w:val="17"/>
                 <w:szCs w:val="17"/>
               </w:rPr>
-              <w:t xml:space="preserve">0</w:t>
+              <w:t xml:space="preserve">12,000</w:t>
             </w:r>
           </w:p>
         </w:tc>
@@ -10331,7 +10331,7 @@
                 <w:sz w:val="15"/>
                 <w:szCs w:val="15"/>
               </w:rPr>
-              <w:t xml:space="preserve">14,400</w:t>
+              <w:t xml:space="preserve">15,400</w:t>
             </w:r>
           </w:p>
         </w:tc>
@@ -10366,7 +10366,7 @@
                 <w:sz w:val="16"/>
                 <w:szCs w:val="16"/>
               </w:rPr>
-              <w:t xml:space="preserve">172,800</w:t>
+              <w:t xml:space="preserve">184,800</w:t>
             </w:r>
           </w:p>
         </w:tc>
@@ -10474,7 +10474,7 @@
                 <w:sz w:val="17"/>
                 <w:szCs w:val="17"/>
               </w:rPr>
-              <w:t xml:space="preserve">172,800</w:t>
+              <w:t xml:space="preserve">184,800</w:t>
             </w:r>
           </w:p>
         </w:tc>
@@ -10582,7 +10582,7 @@
                 <w:sz w:val="17"/>
                 <w:szCs w:val="17"/>
               </w:rPr>
-              <w:t xml:space="preserve">17,280</w:t>
+              <w:t xml:space="preserve">18,480</w:t>
             </w:r>
           </w:p>
         </w:tc>
@@ -10690,7 +10690,7 @@
                 <w:sz w:val="17"/>
                 <w:szCs w:val="17"/>
               </w:rPr>
-              <w:t xml:space="preserve">△50,160</w:t>
+              <w:t xml:space="preserve">△63,360</w:t>
             </w:r>
           </w:p>
         </w:tc>
@@ -10899,7 +10899,7 @@
           <w:sz w:val="16"/>
           <w:szCs w:val="16"/>
         </w:rPr>
-        <w:t xml:space="preserve">※3　お値引きは、従前の顧問契約書（令和6年1月改定。給与計算代行 月額 金11,660円（税込））に基づく年額報酬 金139,920円（税込）に本別紙の合計額を据え置くための調整である。お値引き額は税抜 金45,600円（消費税額 金4,560円）に相当する。適用期間は別紙4第11条による。</w:t>
+        <w:t xml:space="preserve">※3　お値引きは、従前の顧問契約書（令和6年1月改定。給与計算代行 月額 金11,660円（税込））に基づく年額報酬 金139,920円（税込）に本別紙の合計額を据え置くための調整である。お値引き額は税抜 金57,600円（消費税額 金5,760円）に相当する。適用期間は別紙4第11条による。</w:t>
       </w:r>
     </w:p>
     <w:p>

--- a/fukuda-contract-appendix/別紙1-4_ブリスオーディオ_R8.5-R9.4.docx
+++ b/fukuda-contract-appendix/別紙1-4_ブリスオーディオ_R8.5-R9.4.docx
@@ -1162,7 +1162,7 @@
                 <w:sz w:val="16"/>
                 <w:szCs w:val="16"/>
               </w:rPr>
-              <w:t xml:space="preserve"/>
+              <w:t xml:space="preserve">決算時に別途請求</w:t>
             </w:r>
           </w:p>
         </w:tc>
@@ -11267,7 +11267,7 @@
           <w:sz w:val="16"/>
           <w:szCs w:val="16"/>
         </w:rPr>
-        <w:t xml:space="preserve">2　本契約第2項に定める1事業年度あたり4,800仕訳を超える部分の単価は、1仕訳あたり￥50（税抜）とする。</w:t>
+        <w:t xml:space="preserve">2　本契約第2項に定める1事業年度あたり4,800仕訳を超える部分の単価は、1仕訳あたり￥50（税抜）とする。当該報酬は、当該事業年度の仕訳数が確定した後、決算時に一括して請求する。このため、別紙1には金額を記載しない。</w:t>
       </w:r>
     </w:p>
     <w:p>

--- a/fukuda-contract-appendix/別紙1-4_ブリスオーディオ_R8.5-R9.4.docx
+++ b/fukuda-contract-appendix/別紙1-4_ブリスオーディオ_R8.5-R9.4.docx
@@ -7870,6 +7870,148 @@
           </w:p>
         </w:tc>
       </w:tr>
+      <w:tr>
+        <w:tc>
+          <w:tcPr>
+            <w:tcW w:type="dxa" w:w="9639"/>
+            <w:gridSpan w:val="3"/>
+            <w:tcBorders>
+              <w:top w:val="single" w:color="000000" w:sz="4"/>
+              <w:left w:val="single" w:color="000000" w:sz="4"/>
+              <w:bottom w:val="single" w:color="000000" w:sz="4"/>
+              <w:right w:val="single" w:color="000000" w:sz="4"/>
+            </w:tcBorders>
+            <w:shd w:fill="F2F2F2" w:color="auto" w:val="clear"/>
+            <w:tcMar>
+              <w:top w:type="dxa" w:w="35"/>
+              <w:left w:type="dxa" w:w="60"/>
+              <w:bottom w:type="dxa" w:w="35"/>
+              <w:right w:type="dxa" w:w="60"/>
+            </w:tcMar>
+            <w:vAlign w:val="center"/>
+          </w:tcPr>
+          <w:p>
+            <w:pPr>
+              <w:spacing w:after="20" w:before="20" w:line="215"/>
+              <w:jc w:val="left"/>
+            </w:pPr>
+            <w:r>
+              <w:rPr>
+                <w:rFonts w:ascii="MS Mincho" w:cs="MS Mincho" w:eastAsia="MS Mincho" w:hAnsi="MS Mincho"/>
+                <w:b/>
+                <w:bCs/>
+                <w:sz w:val="17"/>
+                <w:szCs w:val="17"/>
+              </w:rPr>
+              <w:t xml:space="preserve">９　記帳代行（仕訳数の超過分）</w:t>
+            </w:r>
+          </w:p>
+        </w:tc>
+      </w:tr>
+      <w:tr>
+        <w:tc>
+          <w:tcPr>
+            <w:tcW w:type="dxa" w:w="4600"/>
+            <w:tcBorders>
+              <w:top w:val="single" w:color="000000" w:sz="4"/>
+              <w:left w:val="single" w:color="000000" w:sz="4"/>
+              <w:bottom w:val="single" w:color="000000" w:sz="4"/>
+              <w:right w:val="single" w:color="000000" w:sz="4"/>
+            </w:tcBorders>
+            <w:tcMar>
+              <w:top w:type="dxa" w:w="35"/>
+              <w:left w:type="dxa" w:w="60"/>
+              <w:bottom w:type="dxa" w:w="35"/>
+              <w:right w:type="dxa" w:w="60"/>
+            </w:tcMar>
+            <w:vAlign w:val="center"/>
+          </w:tcPr>
+          <w:p>
+            <w:pPr>
+              <w:spacing w:after="20" w:before="20" w:line="215"/>
+              <w:jc w:val="left"/>
+            </w:pPr>
+            <w:r>
+              <w:rPr>
+                <w:rFonts w:ascii="MS Mincho" w:cs="MS Mincho" w:eastAsia="MS Mincho" w:hAnsi="MS Mincho"/>
+                <w:b w:val="false"/>
+                <w:bCs w:val="false"/>
+                <w:sz w:val="17"/>
+                <w:szCs w:val="17"/>
+              </w:rPr>
+              <w:t xml:space="preserve">別紙1に記載の年仕訳数が1,201件を超過した場合の超過分　※6</w:t>
+            </w:r>
+          </w:p>
+        </w:tc>
+        <w:tc>
+          <w:tcPr>
+            <w:tcW w:type="dxa" w:w="2400"/>
+            <w:tcBorders>
+              <w:top w:val="single" w:color="000000" w:sz="4"/>
+              <w:left w:val="single" w:color="000000" w:sz="4"/>
+              <w:bottom w:val="single" w:color="000000" w:sz="4"/>
+              <w:right w:val="single" w:color="000000" w:sz="4"/>
+            </w:tcBorders>
+            <w:tcMar>
+              <w:top w:type="dxa" w:w="35"/>
+              <w:left w:type="dxa" w:w="60"/>
+              <w:bottom w:type="dxa" w:w="35"/>
+              <w:right w:type="dxa" w:w="60"/>
+            </w:tcMar>
+            <w:vAlign w:val="center"/>
+          </w:tcPr>
+          <w:p>
+            <w:pPr>
+              <w:spacing w:after="20" w:before="20" w:line="215"/>
+              <w:jc w:val="center"/>
+            </w:pPr>
+            <w:r>
+              <w:rPr>
+                <w:rFonts w:ascii="MS Mincho" w:cs="MS Mincho" w:eastAsia="MS Mincho" w:hAnsi="MS Mincho"/>
+                <w:b w:val="false"/>
+                <w:bCs w:val="false"/>
+                <w:sz w:val="16"/>
+                <w:szCs w:val="16"/>
+              </w:rPr>
+              <w:t xml:space="preserve">1仕訳あたり</w:t>
+            </w:r>
+          </w:p>
+        </w:tc>
+        <w:tc>
+          <w:tcPr>
+            <w:tcW w:type="dxa" w:w="2639"/>
+            <w:tcBorders>
+              <w:top w:val="single" w:color="000000" w:sz="4"/>
+              <w:left w:val="single" w:color="000000" w:sz="4"/>
+              <w:bottom w:val="single" w:color="000000" w:sz="4"/>
+              <w:right w:val="single" w:color="000000" w:sz="4"/>
+            </w:tcBorders>
+            <w:tcMar>
+              <w:top w:type="dxa" w:w="35"/>
+              <w:left w:type="dxa" w:w="60"/>
+              <w:bottom w:type="dxa" w:w="35"/>
+              <w:right w:type="dxa" w:w="60"/>
+            </w:tcMar>
+            <w:vAlign w:val="center"/>
+          </w:tcPr>
+          <w:p>
+            <w:pPr>
+              <w:spacing w:after="20" w:before="20" w:line="215"/>
+              <w:jc w:val="right"/>
+            </w:pPr>
+            <w:r>
+              <w:rPr>
+                <w:rFonts w:ascii="MS Mincho" w:cs="MS Mincho" w:eastAsia="MS Mincho" w:hAnsi="MS Mincho"/>
+                <w:b w:val="false"/>
+                <w:bCs w:val="false"/>
+                <w:sz w:val="17"/>
+                <w:szCs w:val="17"/>
+              </w:rPr>
+              <w:t xml:space="preserve">￥50</w:t>
+            </w:r>
+          </w:p>
+        </w:tc>
+      </w:tr>
     </w:tbl>
     <w:p>
       <w:pPr>
@@ -7979,7 +8121,7 @@
           <w:sz w:val="16"/>
           <w:szCs w:val="16"/>
         </w:rPr>
-        <w:t xml:space="preserve">※6　本別紙に掲げのない業務を甲が委任する場合は、その都度、事前に甲乙が業務内容及び報酬額を合意のうえ実施する。</w:t>
+        <w:t xml:space="preserve">※6　記帳代行の仕訳数超過分の報酬は、当該事業年度の仕訳数が確定した後、決算時に一括して請求する。このため、別紙1には金額を記載しない。</w:t>
       </w:r>
     </w:p>
     <w:p>
@@ -7995,7 +8137,7 @@
           <w:sz w:val="16"/>
           <w:szCs w:val="16"/>
         </w:rPr>
-        <w:t xml:space="preserve">※7　本別紙は本契約の一部を構成する。本別紙の変更は、甲乙双方の書面又は電磁的方法による合意によらなければ、その効力を生じない。</w:t>
+        <w:t xml:space="preserve">※7　本別紙に掲げのない業務を甲が委任する場合は、その都度、事前に甲乙が業務内容及び報酬額を合意のうえ実施する。</w:t>
       </w:r>
     </w:p>
     <w:p>
@@ -8011,7 +8153,7 @@
           <w:sz w:val="16"/>
           <w:szCs w:val="16"/>
         </w:rPr>
-        <w:t xml:space="preserve">※8　契約期間の中途において消費税率が改正された場合、消費税額は改正後の税率による。</w:t>
+        <w:t xml:space="preserve">※8　本別紙は本契約の一部を構成する。本別紙の変更は、甲乙双方の書面又は電磁的方法による合意によらなければ、その効力を生じない。</w:t>
       </w:r>
     </w:p>
     <w:p>
@@ -8027,7 +8169,23 @@
           <w:sz w:val="16"/>
           <w:szCs w:val="16"/>
         </w:rPr>
-        <w:t xml:space="preserve">※9　本別紙に係る但し書き及び特約は、別紙4のとおりとする。</w:t>
+        <w:t xml:space="preserve">※9　契約期間の中途において消費税率が改正された場合、消費税額は改正後の税率による。</w:t>
+      </w:r>
+    </w:p>
+    <w:p>
+      <w:pPr>
+        <w:spacing w:after="20" w:before="20" w:line="215"/>
+        <w:jc w:val="left"/>
+      </w:pPr>
+      <w:r>
+        <w:rPr>
+          <w:rFonts w:ascii="MS Mincho" w:cs="MS Mincho" w:eastAsia="MS Mincho" w:hAnsi="MS Mincho"/>
+          <w:b w:val="false"/>
+          <w:bCs w:val="false"/>
+          <w:sz w:val="16"/>
+          <w:szCs w:val="16"/>
+        </w:rPr>
+        <w:t xml:space="preserve">※10　本別紙に係る但し書き及び特約は、別紙4のとおりとする。</w:t>
       </w:r>
     </w:p>
     <w:p>

--- a/fukuda-contract-appendix/別紙1-4_ブリスオーディオ_R8.5-R9.4.docx
+++ b/fukuda-contract-appendix/別紙1-4_ブリスオーディオ_R8.5-R9.4.docx
@@ -992,7 +992,7 @@
                 <w:sz w:val="17"/>
                 <w:szCs w:val="17"/>
               </w:rPr>
-              <w:t xml:space="preserve">なお、年仕訳数1,201件～＠50にて別途請求</w:t>
+              <w:t xml:space="preserve">なお、1事業年度4,800仕訳を超える部分は＠50にて別途請求（本契約第2項）</w:t>
             </w:r>
           </w:p>
         </w:tc>
@@ -1162,7 +1162,7 @@
                 <w:sz w:val="16"/>
                 <w:szCs w:val="16"/>
               </w:rPr>
-              <w:t xml:space="preserve">決算時に別途請求</w:t>
+              <w:t xml:space="preserve">R8.4月期実績 5,525件／決算時に精算</w:t>
             </w:r>
           </w:p>
         </w:tc>
@@ -7939,7 +7939,7 @@
                 <w:sz w:val="17"/>
                 <w:szCs w:val="17"/>
               </w:rPr>
-              <w:t xml:space="preserve">別紙1に記載の年仕訳数が1,201件を超過した場合の超過分　※6</w:t>
+              <w:t xml:space="preserve">1事業年度あたり4,800仕訳を超過した場合の超過分（本契約第2項）　※6</w:t>
             </w:r>
           </w:p>
         </w:tc>
